--- a/Loose Info.docx
+++ b/Loose Info.docx
@@ -18,17 +18,12 @@
       </w:hyperlink>
     </w:p>
     <w:p>
-      <w:proofErr w:type="spellStart"/>
       <w:r>
-        <w:t>LowPoly</w:t>
-      </w:r>
-      <w:proofErr w:type="spellEnd"/>
-      <w:r>
-        <w:t xml:space="preserve"> Humanoid Model</w:t>
+        <w:t>LowPoly Humanoid Model</w:t>
       </w:r>
     </w:p>
     <w:p>
-      <w:hyperlink r:id="rId5" w:history="1">
+      <w:hyperlink r:id="rId5" w:anchor="download" w:history="1">
         <w:r>
           <w:rPr>
             <w:rStyle w:val="Hyperlink"/>
@@ -38,6 +33,88 @@
       </w:hyperlink>
       <w:r>
         <w:t xml:space="preserve"> </w:t>
+      </w:r>
+    </w:p>
+    <w:p>
+      <w:r>
+        <w:rPr>
+          <w:noProof/>
+        </w:rPr>
+        <w:drawing>
+          <wp:inline distT="0" distB="0" distL="0" distR="0" wp14:anchorId="71B7529A" wp14:editId="360B459C">
+            <wp:extent cx="5731510" cy="3104515"/>
+            <wp:effectExtent l="0" t="0" r="2540" b="635"/>
+            <wp:docPr id="1852868628" name="Picture 1" descr="A computer screen shot of a green and blue object&#10;&#10;AI-generated content may be incorrect."/>
+            <wp:cNvGraphicFramePr>
+              <a:graphicFrameLocks xmlns:a="http://schemas.openxmlformats.org/drawingml/2006/main" noChangeAspect="1"/>
+            </wp:cNvGraphicFramePr>
+            <a:graphic xmlns:a="http://schemas.openxmlformats.org/drawingml/2006/main">
+              <a:graphicData uri="http://schemas.openxmlformats.org/drawingml/2006/picture">
+                <pic:pic xmlns:pic="http://schemas.openxmlformats.org/drawingml/2006/picture">
+                  <pic:nvPicPr>
+                    <pic:cNvPr id="1852868628" name="Picture 1" descr="A computer screen shot of a green and blue object&#10;&#10;AI-generated content may be incorrect."/>
+                    <pic:cNvPicPr/>
+                  </pic:nvPicPr>
+                  <pic:blipFill>
+                    <a:blip r:embed="rId6"/>
+                    <a:stretch>
+                      <a:fillRect/>
+                    </a:stretch>
+                  </pic:blipFill>
+                  <pic:spPr>
+                    <a:xfrm>
+                      <a:off x="0" y="0"/>
+                      <a:ext cx="5731510" cy="3104515"/>
+                    </a:xfrm>
+                    <a:prstGeom prst="rect">
+                      <a:avLst/>
+                    </a:prstGeom>
+                  </pic:spPr>
+                </pic:pic>
+              </a:graphicData>
+            </a:graphic>
+          </wp:inline>
+        </w:drawing>
+      </w:r>
+      <w:r>
+        <w:rPr>
+          <w:noProof/>
+        </w:rPr>
+        <w:drawing>
+          <wp:inline distT="0" distB="0" distL="0" distR="0" wp14:anchorId="362CC802" wp14:editId="77641B26">
+            <wp:extent cx="5731510" cy="3157855"/>
+            <wp:effectExtent l="0" t="0" r="2540" b="4445"/>
+            <wp:docPr id="1789299765" name="Picture 1" descr="A computer screen shot of a green bicycle&#10;&#10;AI-generated content may be incorrect."/>
+            <wp:cNvGraphicFramePr>
+              <a:graphicFrameLocks xmlns:a="http://schemas.openxmlformats.org/drawingml/2006/main" noChangeAspect="1"/>
+            </wp:cNvGraphicFramePr>
+            <a:graphic xmlns:a="http://schemas.openxmlformats.org/drawingml/2006/main">
+              <a:graphicData uri="http://schemas.openxmlformats.org/drawingml/2006/picture">
+                <pic:pic xmlns:pic="http://schemas.openxmlformats.org/drawingml/2006/picture">
+                  <pic:nvPicPr>
+                    <pic:cNvPr id="1789299765" name="Picture 1" descr="A computer screen shot of a green bicycle&#10;&#10;AI-generated content may be incorrect."/>
+                    <pic:cNvPicPr/>
+                  </pic:nvPicPr>
+                  <pic:blipFill>
+                    <a:blip r:embed="rId7"/>
+                    <a:stretch>
+                      <a:fillRect/>
+                    </a:stretch>
+                  </pic:blipFill>
+                  <pic:spPr>
+                    <a:xfrm>
+                      <a:off x="0" y="0"/>
+                      <a:ext cx="5731510" cy="3157855"/>
+                    </a:xfrm>
+                    <a:prstGeom prst="rect">
+                      <a:avLst/>
+                    </a:prstGeom>
+                  </pic:spPr>
+                </pic:pic>
+              </a:graphicData>
+            </a:graphic>
+          </wp:inline>
+        </w:drawing>
       </w:r>
     </w:p>
     <w:sectPr>

--- a/Loose Info.docx
+++ b/Loose Info.docx
@@ -36,6 +36,11 @@
       </w:r>
     </w:p>
     <w:p>
+      <w:pPr>
+        <w:rPr>
+          <w:noProof/>
+        </w:rPr>
+      </w:pPr>
       <w:r>
         <w:rPr>
           <w:noProof/>
@@ -115,6 +120,28 @@
             </a:graphic>
           </wp:inline>
         </w:drawing>
+      </w:r>
+    </w:p>
+    <w:p>
+      <w:pPr>
+        <w:rPr>
+          <w:noProof/>
+        </w:rPr>
+      </w:pPr>
+      <w:hyperlink r:id="rId8" w:history="1">
+        <w:r>
+          <w:rPr>
+            <w:rStyle w:val="Hyperlink"/>
+            <w:noProof/>
+          </w:rPr>
+          <w:t>https://openpsychometrics.org/tests/IPIP-BFFM/</w:t>
+        </w:r>
+      </w:hyperlink>
+      <w:r>
+        <w:rPr>
+          <w:noProof/>
+        </w:rPr>
+        <w:t xml:space="preserve"> Personality Test Link</w:t>
       </w:r>
     </w:p>
     <w:sectPr>

--- a/Loose Info.docx
+++ b/Loose Info.docx
@@ -18,8 +18,13 @@
       </w:hyperlink>
     </w:p>
     <w:p>
+      <w:proofErr w:type="spellStart"/>
       <w:r>
-        <w:t>LowPoly Humanoid Model</w:t>
+        <w:t>LowPoly</w:t>
+      </w:r>
+      <w:proofErr w:type="spellEnd"/>
+      <w:r>
+        <w:t xml:space="preserve"> Humanoid Model</w:t>
       </w:r>
     </w:p>
     <w:p>
@@ -142,6 +147,50 @@
           <w:noProof/>
         </w:rPr>
         <w:t xml:space="preserve"> Personality Test Link</w:t>
+      </w:r>
+    </w:p>
+    <w:p>
+      <w:pPr>
+        <w:rPr>
+          <w:noProof/>
+        </w:rPr>
+      </w:pPr>
+      <w:hyperlink r:id="rId9" w:history="1">
+        <w:r>
+          <w:rPr>
+            <w:rStyle w:val="Hyperlink"/>
+            <w:noProof/>
+          </w:rPr>
+          <w:t>https://peerj.com/articles/cs-92.pdf</w:t>
+        </w:r>
+      </w:hyperlink>
+      <w:r>
+        <w:rPr>
+          <w:noProof/>
+        </w:rPr>
+        <w:t xml:space="preserve"> Competition and cooperation in vr exergaming</w:t>
+      </w:r>
+    </w:p>
+    <w:p>
+      <w:pPr>
+        <w:rPr>
+          <w:noProof/>
+        </w:rPr>
+      </w:pPr>
+      <w:hyperlink r:id="rId10" w:history="1">
+        <w:r>
+          <w:rPr>
+            <w:rStyle w:val="Hyperlink"/>
+            <w:noProof/>
+          </w:rPr>
+          <w:t>https://www.nhs.uk/live-well/exercise/physical-activity-guidelines-for-adults-aged-19-to-64/</w:t>
+        </w:r>
+      </w:hyperlink>
+      <w:r>
+        <w:rPr>
+          <w:noProof/>
+        </w:rPr>
+        <w:t xml:space="preserve"> </w:t>
       </w:r>
     </w:p>
     <w:sectPr>

--- a/Loose Info.docx
+++ b/Loose Info.docx
@@ -192,6 +192,77 @@
         </w:rPr>
         <w:t xml:space="preserve"> </w:t>
       </w:r>
+    </w:p>
+    <w:p>
+      <w:pPr>
+        <w:rPr>
+          <w:b/>
+          <w:bCs/>
+          <w:noProof/>
+        </w:rPr>
+      </w:pPr>
+      <w:hyperlink r:id="rId11" w:history="1">
+        <w:r>
+          <w:rPr>
+            <w:rStyle w:val="Hyperlink"/>
+            <w:noProof/>
+          </w:rPr>
+          <w:t>https://pmc.ncbi.nlm.nih.gov/articles/PMC4180490/</w:t>
+        </w:r>
+      </w:hyperlink>
+      <w:r>
+        <w:rPr>
+          <w:noProof/>
+        </w:rPr>
+        <w:t xml:space="preserve"> </w:t>
+      </w:r>
+      <w:r>
+        <w:rPr>
+          <w:b/>
+          <w:bCs/>
+          <w:noProof/>
+        </w:rPr>
+        <w:t>The Role of Exergaming in Improving Physical Activity: A Review</w:t>
+      </w:r>
+    </w:p>
+    <w:p>
+      <w:pPr>
+        <w:rPr>
+          <w:b/>
+          <w:bCs/>
+          <w:noProof/>
+        </w:rPr>
+      </w:pPr>
+      <w:hyperlink r:id="rId12" w:history="1">
+        <w:r>
+          <w:rPr>
+            <w:rStyle w:val="Hyperlink"/>
+            <w:noProof/>
+          </w:rPr>
+          <w:t>https://pubmed.ncbi.nlm.nih.gov/30403927/</w:t>
+        </w:r>
+      </w:hyperlink>
+      <w:r>
+        <w:rPr>
+          <w:noProof/>
+        </w:rPr>
+        <w:t xml:space="preserve"> </w:t>
+      </w:r>
+      <w:r>
+        <w:rPr>
+          <w:b/>
+          <w:bCs/>
+          <w:noProof/>
+        </w:rPr>
+        <w:t>Virtual-reality exergaming improves performance during high-intensity interval training</w:t>
+      </w:r>
+    </w:p>
+    <w:p>
+      <w:pPr>
+        <w:rPr>
+          <w:noProof/>
+        </w:rPr>
+      </w:pPr>
     </w:p>
     <w:sectPr>
       <w:pgSz w:w="11906" w:h="16838"/>
@@ -806,7 +877,6 @@
   <w:style w:type="character" w:default="1" w:styleId="DefaultParagraphFont">
     <w:name w:val="Default Paragraph Font"/>
     <w:uiPriority w:val="1"/>
-    <w:semiHidden/>
     <w:unhideWhenUsed/>
   </w:style>
   <w:style w:type="table" w:default="1" w:styleId="TableNormal">

--- a/Loose Info.docx
+++ b/Loose Info.docx
@@ -372,8 +372,13 @@
         </w:numPr>
         <w:spacing w:line="360" w:lineRule="auto"/>
       </w:pPr>
-      <w:r>
-        <w:t>Awake() – Implements a singleton pattern for the class, ensuring only one instance exits and persists at runtime.</w:t>
+      <w:proofErr w:type="gramStart"/>
+      <w:r>
+        <w:t>Awake(</w:t>
+      </w:r>
+      <w:proofErr w:type="gramEnd"/>
+      <w:r>
+        <w:t>) – Implements a singleton pattern for the class, ensuring only one instance exits and persists at runtime.</w:t>
       </w:r>
     </w:p>
     <w:p>
@@ -495,7 +500,25 @@
           <w:sz w:val="24"/>
           <w:szCs w:val="24"/>
         </w:rPr>
-        <w:t xml:space="preserve"> - Awake() - </w:t>
+        <w:t xml:space="preserve"> - </w:t>
+      </w:r>
+      <w:proofErr w:type="gramStart"/>
+      <w:r>
+        <w:rPr>
+          <w:rFonts w:ascii="Times New Roman" w:hAnsi="Times New Roman" w:cs="Times New Roman"/>
+          <w:sz w:val="24"/>
+          <w:szCs w:val="24"/>
+        </w:rPr>
+        <w:t>Awake(</w:t>
+      </w:r>
+      <w:proofErr w:type="gramEnd"/>
+      <w:r>
+        <w:rPr>
+          <w:rFonts w:ascii="Times New Roman" w:hAnsi="Times New Roman" w:cs="Times New Roman"/>
+          <w:sz w:val="24"/>
+          <w:szCs w:val="24"/>
+        </w:rPr>
+        <w:t xml:space="preserve">) - </w:t>
       </w:r>
       <w:proofErr w:type="spellStart"/>
       <w:r>
@@ -517,8 +540,13 @@
         </w:numPr>
         <w:spacing w:line="360" w:lineRule="auto"/>
       </w:pPr>
-      <w:r>
-        <w:t>Start() – Initialises variables, sets up file directories, and starts listening coroutines for participant input and power output.</w:t>
+      <w:proofErr w:type="gramStart"/>
+      <w:r>
+        <w:t>Start(</w:t>
+      </w:r>
+      <w:proofErr w:type="gramEnd"/>
+      <w:r>
+        <w:t>) – Initialises variables, sets up file directories, and starts listening coroutines for participant input and power output.</w:t>
       </w:r>
     </w:p>
     <w:p>
@@ -640,7 +668,25 @@
           <w:sz w:val="24"/>
           <w:szCs w:val="24"/>
         </w:rPr>
-        <w:t xml:space="preserve"> - Start() - </w:t>
+        <w:t xml:space="preserve"> - </w:t>
+      </w:r>
+      <w:proofErr w:type="gramStart"/>
+      <w:r>
+        <w:rPr>
+          <w:rFonts w:ascii="Times New Roman" w:hAnsi="Times New Roman" w:cs="Times New Roman"/>
+          <w:sz w:val="24"/>
+          <w:szCs w:val="24"/>
+        </w:rPr>
+        <w:t>Start(</w:t>
+      </w:r>
+      <w:proofErr w:type="gramEnd"/>
+      <w:r>
+        <w:rPr>
+          <w:rFonts w:ascii="Times New Roman" w:hAnsi="Times New Roman" w:cs="Times New Roman"/>
+          <w:sz w:val="24"/>
+          <w:szCs w:val="24"/>
+        </w:rPr>
+        <w:t xml:space="preserve">) - </w:t>
       </w:r>
       <w:proofErr w:type="spellStart"/>
       <w:r>
@@ -662,9 +708,13 @@
         </w:numPr>
         <w:spacing w:line="360" w:lineRule="auto"/>
       </w:pPr>
-      <w:r>
-        <w:lastRenderedPageBreak/>
-        <w:t>Update() – Core update loop that manages data logging coroutines, updates date/time information, updates the HUD display, and monitors the current scenario mode.</w:t>
+      <w:proofErr w:type="gramStart"/>
+      <w:r>
+        <w:t>Update(</w:t>
+      </w:r>
+      <w:proofErr w:type="gramEnd"/>
+      <w:r>
+        <w:t>) – Core update loop that manages data logging coroutines, updates date/time information, updates the HUD display, and monitors the current scenario mode.</w:t>
       </w:r>
     </w:p>
     <w:p>
@@ -683,6 +733,7 @@
         <w:rPr>
           <w:noProof/>
         </w:rPr>
+        <w:lastRenderedPageBreak/>
         <w:drawing>
           <wp:inline distT="0" distB="0" distL="0" distR="0" wp14:anchorId="44685217" wp14:editId="71221A17">
             <wp:extent cx="4433777" cy="2299414"/>
@@ -786,7 +837,25 @@
           <w:sz w:val="24"/>
           <w:szCs w:val="24"/>
         </w:rPr>
-        <w:t xml:space="preserve"> - Update() - </w:t>
+        <w:t xml:space="preserve"> - </w:t>
+      </w:r>
+      <w:proofErr w:type="gramStart"/>
+      <w:r>
+        <w:rPr>
+          <w:rFonts w:ascii="Times New Roman" w:hAnsi="Times New Roman" w:cs="Times New Roman"/>
+          <w:sz w:val="24"/>
+          <w:szCs w:val="24"/>
+        </w:rPr>
+        <w:t>Update(</w:t>
+      </w:r>
+      <w:proofErr w:type="gramEnd"/>
+      <w:r>
+        <w:rPr>
+          <w:rFonts w:ascii="Times New Roman" w:hAnsi="Times New Roman" w:cs="Times New Roman"/>
+          <w:sz w:val="24"/>
+          <w:szCs w:val="24"/>
+        </w:rPr>
+        <w:t xml:space="preserve">) - </w:t>
       </w:r>
       <w:proofErr w:type="spellStart"/>
       <w:r>
@@ -809,12 +878,17 @@
         <w:spacing w:line="360" w:lineRule="auto"/>
       </w:pPr>
       <w:proofErr w:type="spellStart"/>
+      <w:proofErr w:type="gramStart"/>
       <w:r>
         <w:t>ListenForParticipantIDInput</w:t>
       </w:r>
       <w:proofErr w:type="spellEnd"/>
       <w:r>
-        <w:t>() – A coroutine that waits for the user to input a participant ID from the input field.</w:t>
+        <w:t>(</w:t>
+      </w:r>
+      <w:proofErr w:type="gramEnd"/>
+      <w:r>
+        <w:t>) – A coroutine that waits for the user to input a participant ID from the input field.</w:t>
       </w:r>
     </w:p>
     <w:p>
@@ -939,6 +1013,7 @@
         <w:t xml:space="preserve"> - </w:t>
       </w:r>
       <w:proofErr w:type="spellStart"/>
+      <w:proofErr w:type="gramStart"/>
       <w:r>
         <w:rPr>
           <w:rFonts w:ascii="Times New Roman" w:hAnsi="Times New Roman" w:cs="Times New Roman"/>
@@ -954,7 +1029,16 @@
           <w:sz w:val="24"/>
           <w:szCs w:val="24"/>
         </w:rPr>
-        <w:t xml:space="preserve">() - </w:t>
+        <w:t>(</w:t>
+      </w:r>
+      <w:proofErr w:type="gramEnd"/>
+      <w:r>
+        <w:rPr>
+          <w:rFonts w:ascii="Times New Roman" w:hAnsi="Times New Roman" w:cs="Times New Roman"/>
+          <w:sz w:val="24"/>
+          <w:szCs w:val="24"/>
+        </w:rPr>
+        <w:t xml:space="preserve">) - </w:t>
       </w:r>
       <w:proofErr w:type="spellStart"/>
       <w:r>
@@ -977,12 +1061,17 @@
         <w:spacing w:line="360" w:lineRule="auto"/>
       </w:pPr>
       <w:proofErr w:type="spellStart"/>
+      <w:proofErr w:type="gramStart"/>
       <w:r>
         <w:t>UpdateParticipantID</w:t>
       </w:r>
       <w:proofErr w:type="spellEnd"/>
       <w:r>
-        <w:t>() – Parses and validates the participant ID from the input field.</w:t>
+        <w:t>(</w:t>
+      </w:r>
+      <w:proofErr w:type="gramEnd"/>
+      <w:r>
+        <w:t>) – Parses and validates the participant ID from the input field.</w:t>
       </w:r>
     </w:p>
     <w:p>
@@ -1107,6 +1196,7 @@
         <w:t xml:space="preserve"> - </w:t>
       </w:r>
       <w:proofErr w:type="spellStart"/>
+      <w:proofErr w:type="gramStart"/>
       <w:r>
         <w:rPr>
           <w:rFonts w:ascii="Times New Roman" w:hAnsi="Times New Roman" w:cs="Times New Roman"/>
@@ -1122,7 +1212,16 @@
           <w:sz w:val="24"/>
           <w:szCs w:val="24"/>
         </w:rPr>
-        <w:t xml:space="preserve">() - </w:t>
+        <w:t>(</w:t>
+      </w:r>
+      <w:proofErr w:type="gramEnd"/>
+      <w:r>
+        <w:rPr>
+          <w:rFonts w:ascii="Times New Roman" w:hAnsi="Times New Roman" w:cs="Times New Roman"/>
+          <w:sz w:val="24"/>
+          <w:szCs w:val="24"/>
+        </w:rPr>
+        <w:t xml:space="preserve">) - </w:t>
       </w:r>
       <w:proofErr w:type="spellStart"/>
       <w:r>
@@ -1145,19 +1244,33 @@
         <w:spacing w:line="360" w:lineRule="auto"/>
       </w:pPr>
       <w:proofErr w:type="spellStart"/>
-      <w:r>
-        <w:lastRenderedPageBreak/>
+      <w:proofErr w:type="gramStart"/>
+      <w:r>
         <w:t>LogData</w:t>
       </w:r>
       <w:proofErr w:type="spellEnd"/>
       <w:r>
-        <w:t>() – Coroutine that records cycling metrics (</w:t>
-      </w:r>
-      <w:proofErr w:type="spellStart"/>
-      <w:r>
-        <w:t>power,cadence,speed,heart</w:t>
-      </w:r>
-      <w:proofErr w:type="spellEnd"/>
+        <w:t>(</w:t>
+      </w:r>
+      <w:proofErr w:type="gramEnd"/>
+      <w:r>
+        <w:t>) – Coroutine that records cycling metrics (</w:t>
+      </w:r>
+      <w:proofErr w:type="spellStart"/>
+      <w:proofErr w:type="gramStart"/>
+      <w:r>
+        <w:t>power,cadence</w:t>
+      </w:r>
+      <w:proofErr w:type="gramEnd"/>
+      <w:r>
+        <w:t>,</w:t>
+      </w:r>
+      <w:proofErr w:type="gramStart"/>
+      <w:r>
+        <w:t>speed,heart</w:t>
+      </w:r>
+      <w:proofErr w:type="spellEnd"/>
+      <w:proofErr w:type="gramEnd"/>
       <w:r>
         <w:t xml:space="preserve"> rate) to a CSV file at one-second intervals.</w:t>
       </w:r>
@@ -1178,6 +1291,7 @@
         <w:rPr>
           <w:noProof/>
         </w:rPr>
+        <w:lastRenderedPageBreak/>
         <w:drawing>
           <wp:inline distT="0" distB="0" distL="0" distR="0" wp14:anchorId="259170E9" wp14:editId="57A569D8">
             <wp:extent cx="5731510" cy="2113280"/>
@@ -1284,6 +1398,7 @@
         <w:t xml:space="preserve"> - </w:t>
       </w:r>
       <w:proofErr w:type="spellStart"/>
+      <w:proofErr w:type="gramStart"/>
       <w:r>
         <w:rPr>
           <w:rFonts w:ascii="Times New Roman" w:hAnsi="Times New Roman" w:cs="Times New Roman"/>
@@ -1299,7 +1414,16 @@
           <w:sz w:val="24"/>
           <w:szCs w:val="24"/>
         </w:rPr>
-        <w:t xml:space="preserve">() - </w:t>
+        <w:t>(</w:t>
+      </w:r>
+      <w:proofErr w:type="gramEnd"/>
+      <w:r>
+        <w:rPr>
+          <w:rFonts w:ascii="Times New Roman" w:hAnsi="Times New Roman" w:cs="Times New Roman"/>
+          <w:sz w:val="24"/>
+          <w:szCs w:val="24"/>
+        </w:rPr>
+        <w:t xml:space="preserve">) - </w:t>
       </w:r>
       <w:proofErr w:type="spellStart"/>
       <w:r>
@@ -1322,12 +1446,17 @@
         <w:spacing w:line="360" w:lineRule="auto"/>
       </w:pPr>
       <w:proofErr w:type="spellStart"/>
+      <w:proofErr w:type="gramStart"/>
       <w:r>
         <w:t>ListenForPowerOutputStart</w:t>
       </w:r>
       <w:proofErr w:type="spellEnd"/>
       <w:r>
-        <w:t>() – Monitors for initial power output to automatically begin a session, creating necessary log files when detected.</w:t>
+        <w:t>(</w:t>
+      </w:r>
+      <w:proofErr w:type="gramEnd"/>
+      <w:r>
+        <w:t>) – Monitors for initial power output to automatically begin a session, creating necessary log files when detected.</w:t>
       </w:r>
     </w:p>
     <w:p>
@@ -1452,6 +1581,7 @@
         <w:t xml:space="preserve"> - </w:t>
       </w:r>
       <w:proofErr w:type="spellStart"/>
+      <w:proofErr w:type="gramStart"/>
       <w:r>
         <w:rPr>
           <w:rFonts w:ascii="Times New Roman" w:hAnsi="Times New Roman" w:cs="Times New Roman"/>
@@ -1467,7 +1597,16 @@
           <w:sz w:val="24"/>
           <w:szCs w:val="24"/>
         </w:rPr>
-        <w:t xml:space="preserve">() - </w:t>
+        <w:t>(</w:t>
+      </w:r>
+      <w:proofErr w:type="gramEnd"/>
+      <w:r>
+        <w:rPr>
+          <w:rFonts w:ascii="Times New Roman" w:hAnsi="Times New Roman" w:cs="Times New Roman"/>
+          <w:sz w:val="24"/>
+          <w:szCs w:val="24"/>
+        </w:rPr>
+        <w:t xml:space="preserve">) - </w:t>
       </w:r>
       <w:proofErr w:type="spellStart"/>
       <w:r>
@@ -1490,12 +1629,17 @@
         <w:spacing w:line="360" w:lineRule="auto"/>
       </w:pPr>
       <w:proofErr w:type="spellStart"/>
+      <w:proofErr w:type="gramStart"/>
       <w:r>
         <w:t>ListenForPowerOutputEnd</w:t>
       </w:r>
       <w:proofErr w:type="spellEnd"/>
       <w:r>
-        <w:t>() – Monitors for periods of inactivity (no power output) to automatically end data logging sessions.</w:t>
+        <w:t>(</w:t>
+      </w:r>
+      <w:proofErr w:type="gramEnd"/>
+      <w:r>
+        <w:t>) – Monitors for periods of inactivity (no power output) to automatically end data logging sessions.</w:t>
       </w:r>
     </w:p>
     <w:p>
@@ -1621,6 +1765,7 @@
         <w:t xml:space="preserve"> - </w:t>
       </w:r>
       <w:proofErr w:type="spellStart"/>
+      <w:proofErr w:type="gramStart"/>
       <w:r>
         <w:rPr>
           <w:rFonts w:ascii="Times New Roman" w:hAnsi="Times New Roman" w:cs="Times New Roman"/>
@@ -1636,7 +1781,16 @@
           <w:sz w:val="24"/>
           <w:szCs w:val="24"/>
         </w:rPr>
-        <w:t xml:space="preserve">() - </w:t>
+        <w:t>(</w:t>
+      </w:r>
+      <w:proofErr w:type="gramEnd"/>
+      <w:r>
+        <w:rPr>
+          <w:rFonts w:ascii="Times New Roman" w:hAnsi="Times New Roman" w:cs="Times New Roman"/>
+          <w:sz w:val="24"/>
+          <w:szCs w:val="24"/>
+        </w:rPr>
+        <w:t xml:space="preserve">) - </w:t>
       </w:r>
       <w:proofErr w:type="spellStart"/>
       <w:r>
@@ -1659,12 +1813,17 @@
         <w:spacing w:line="360" w:lineRule="auto"/>
       </w:pPr>
       <w:proofErr w:type="spellStart"/>
+      <w:proofErr w:type="gramStart"/>
       <w:r>
         <w:t>ProcessDataFromPython</w:t>
       </w:r>
       <w:proofErr w:type="spellEnd"/>
       <w:r>
-        <w:t>() – Parses incoming data from python scripts, extracting power and cadence values and calculating derived metrics.</w:t>
+        <w:t>(</w:t>
+      </w:r>
+      <w:proofErr w:type="gramEnd"/>
+      <w:r>
+        <w:t>) – Parses incoming data from python scripts, extracting power and cadence values and calculating derived metrics.</w:t>
       </w:r>
     </w:p>
     <w:p>
@@ -1789,6 +1948,7 @@
         <w:t xml:space="preserve"> - </w:t>
       </w:r>
       <w:proofErr w:type="spellStart"/>
+      <w:proofErr w:type="gramStart"/>
       <w:r>
         <w:rPr>
           <w:rFonts w:ascii="Times New Roman" w:hAnsi="Times New Roman" w:cs="Times New Roman"/>
@@ -1804,7 +1964,16 @@
           <w:sz w:val="24"/>
           <w:szCs w:val="24"/>
         </w:rPr>
-        <w:t xml:space="preserve">() - </w:t>
+        <w:t>(</w:t>
+      </w:r>
+      <w:proofErr w:type="gramEnd"/>
+      <w:r>
+        <w:rPr>
+          <w:rFonts w:ascii="Times New Roman" w:hAnsi="Times New Roman" w:cs="Times New Roman"/>
+          <w:sz w:val="24"/>
+          <w:szCs w:val="24"/>
+        </w:rPr>
+        <w:t xml:space="preserve">) - </w:t>
       </w:r>
       <w:proofErr w:type="spellStart"/>
       <w:r>
@@ -1827,12 +1996,17 @@
         <w:spacing w:line="360" w:lineRule="auto"/>
       </w:pPr>
       <w:proofErr w:type="spellStart"/>
+      <w:proofErr w:type="gramStart"/>
       <w:r>
         <w:t>ProcessHRData</w:t>
       </w:r>
       <w:proofErr w:type="spellEnd"/>
       <w:r>
-        <w:t xml:space="preserve">() – Updates the current heart rate value from external heart rate monitor input. </w:t>
+        <w:t>(</w:t>
+      </w:r>
+      <w:proofErr w:type="gramEnd"/>
+      <w:r>
+        <w:t xml:space="preserve">) – Updates the current heart rate value from external heart rate monitor input. </w:t>
       </w:r>
     </w:p>
     <w:p>
@@ -1957,6 +2131,7 @@
         <w:t xml:space="preserve"> - </w:t>
       </w:r>
       <w:proofErr w:type="spellStart"/>
+      <w:proofErr w:type="gramStart"/>
       <w:r>
         <w:rPr>
           <w:rFonts w:ascii="Times New Roman" w:hAnsi="Times New Roman" w:cs="Times New Roman"/>
@@ -1972,7 +2147,16 @@
           <w:sz w:val="24"/>
           <w:szCs w:val="24"/>
         </w:rPr>
-        <w:t xml:space="preserve">() - </w:t>
+        <w:t>(</w:t>
+      </w:r>
+      <w:proofErr w:type="gramEnd"/>
+      <w:r>
+        <w:rPr>
+          <w:rFonts w:ascii="Times New Roman" w:hAnsi="Times New Roman" w:cs="Times New Roman"/>
+          <w:sz w:val="24"/>
+          <w:szCs w:val="24"/>
+        </w:rPr>
+        <w:t xml:space="preserve">) - </w:t>
       </w:r>
       <w:proofErr w:type="spellStart"/>
       <w:r>
@@ -1995,13 +2179,17 @@
         <w:spacing w:line="360" w:lineRule="auto"/>
       </w:pPr>
       <w:proofErr w:type="spellStart"/>
-      <w:r>
-        <w:lastRenderedPageBreak/>
+      <w:proofErr w:type="gramStart"/>
+      <w:r>
         <w:t>ExtractNumbers</w:t>
       </w:r>
       <w:proofErr w:type="spellEnd"/>
       <w:r>
-        <w:t>() – Utility method that uses regex to parse numeric values from string inputs.</w:t>
+        <w:t>(</w:t>
+      </w:r>
+      <w:proofErr w:type="gramEnd"/>
+      <w:r>
+        <w:t>) – Utility method that uses regex to parse numeric values from string inputs.</w:t>
       </w:r>
     </w:p>
     <w:p>
@@ -2020,6 +2208,7 @@
         <w:rPr>
           <w:noProof/>
         </w:rPr>
+        <w:lastRenderedPageBreak/>
         <w:drawing>
           <wp:inline distT="0" distB="0" distL="0" distR="0" wp14:anchorId="559789D4" wp14:editId="318F6368">
             <wp:extent cx="4242391" cy="2610150"/>
@@ -2126,6 +2315,7 @@
         <w:t xml:space="preserve"> - </w:t>
       </w:r>
       <w:proofErr w:type="spellStart"/>
+      <w:proofErr w:type="gramStart"/>
       <w:r>
         <w:rPr>
           <w:rFonts w:ascii="Times New Roman" w:hAnsi="Times New Roman" w:cs="Times New Roman"/>
@@ -2141,7 +2331,16 @@
           <w:sz w:val="24"/>
           <w:szCs w:val="24"/>
         </w:rPr>
-        <w:t xml:space="preserve">() - </w:t>
+        <w:t>(</w:t>
+      </w:r>
+      <w:proofErr w:type="gramEnd"/>
+      <w:r>
+        <w:rPr>
+          <w:rFonts w:ascii="Times New Roman" w:hAnsi="Times New Roman" w:cs="Times New Roman"/>
+          <w:sz w:val="24"/>
+          <w:szCs w:val="24"/>
+        </w:rPr>
+        <w:t xml:space="preserve">) - </w:t>
       </w:r>
       <w:proofErr w:type="spellStart"/>
       <w:r>
@@ -2164,12 +2363,17 @@
         <w:spacing w:line="360" w:lineRule="auto"/>
       </w:pPr>
       <w:proofErr w:type="spellStart"/>
+      <w:proofErr w:type="gramStart"/>
       <w:r>
         <w:t>CalculateSpeed</w:t>
       </w:r>
       <w:proofErr w:type="spellEnd"/>
       <w:r>
-        <w:t>() – Physics-based calculation that converts power output to speed based on drag, resistance, and mass parameters.</w:t>
+        <w:t>(</w:t>
+      </w:r>
+      <w:proofErr w:type="gramEnd"/>
+      <w:r>
+        <w:t>) – Physics-based calculation that converts power output to speed based on drag, resistance, and mass parameters.</w:t>
       </w:r>
     </w:p>
     <w:p>
@@ -2294,6 +2498,7 @@
         <w:t xml:space="preserve"> - </w:t>
       </w:r>
       <w:proofErr w:type="spellStart"/>
+      <w:proofErr w:type="gramStart"/>
       <w:r>
         <w:rPr>
           <w:rFonts w:ascii="Times New Roman" w:hAnsi="Times New Roman" w:cs="Times New Roman"/>
@@ -2309,7 +2514,16 @@
           <w:sz w:val="24"/>
           <w:szCs w:val="24"/>
         </w:rPr>
-        <w:t xml:space="preserve">() - </w:t>
+        <w:t>(</w:t>
+      </w:r>
+      <w:proofErr w:type="gramEnd"/>
+      <w:r>
+        <w:rPr>
+          <w:rFonts w:ascii="Times New Roman" w:hAnsi="Times New Roman" w:cs="Times New Roman"/>
+          <w:sz w:val="24"/>
+          <w:szCs w:val="24"/>
+        </w:rPr>
+        <w:t xml:space="preserve">) - </w:t>
       </w:r>
       <w:proofErr w:type="spellStart"/>
       <w:r>
@@ -2332,12 +2546,17 @@
         <w:spacing w:line="360" w:lineRule="auto"/>
       </w:pPr>
       <w:proofErr w:type="spellStart"/>
+      <w:proofErr w:type="gramStart"/>
       <w:r>
         <w:t>GenerateGraphs</w:t>
       </w:r>
       <w:proofErr w:type="spellEnd"/>
       <w:r>
-        <w:t>() – Creates performance visualisations for baseline, cooperative, and competitive scenarios using Python data visualisation scripts.</w:t>
+        <w:t>(</w:t>
+      </w:r>
+      <w:proofErr w:type="gramEnd"/>
+      <w:r>
+        <w:t>) – Creates performance visualisations for baseline, cooperative, and competitive scenarios using Python data visualisation scripts.</w:t>
       </w:r>
     </w:p>
     <w:p>
@@ -2463,6 +2682,7 @@
         <w:t xml:space="preserve"> - </w:t>
       </w:r>
       <w:proofErr w:type="spellStart"/>
+      <w:proofErr w:type="gramStart"/>
       <w:r>
         <w:rPr>
           <w:rFonts w:ascii="Times New Roman" w:hAnsi="Times New Roman" w:cs="Times New Roman"/>
@@ -2478,7 +2698,16 @@
           <w:sz w:val="24"/>
           <w:szCs w:val="24"/>
         </w:rPr>
-        <w:t xml:space="preserve">() - </w:t>
+        <w:t>(</w:t>
+      </w:r>
+      <w:proofErr w:type="gramEnd"/>
+      <w:r>
+        <w:rPr>
+          <w:rFonts w:ascii="Times New Roman" w:hAnsi="Times New Roman" w:cs="Times New Roman"/>
+          <w:sz w:val="24"/>
+          <w:szCs w:val="24"/>
+        </w:rPr>
+        <w:t xml:space="preserve">) - </w:t>
       </w:r>
       <w:proofErr w:type="spellStart"/>
       <w:r>
@@ -2501,12 +2730,17 @@
         <w:spacing w:line="360" w:lineRule="auto"/>
       </w:pPr>
       <w:proofErr w:type="spellStart"/>
+      <w:proofErr w:type="gramStart"/>
       <w:r>
         <w:t>CalculateFileFooter</w:t>
       </w:r>
       <w:proofErr w:type="spellEnd"/>
       <w:r>
-        <w:t>() – Processes the recorded session data to generate summary statistics including averages and performance metrics.</w:t>
+        <w:t>(</w:t>
+      </w:r>
+      <w:proofErr w:type="gramEnd"/>
+      <w:r>
+        <w:t>) – Processes the recorded session data to generate summary statistics including averages and performance metrics.</w:t>
       </w:r>
     </w:p>
     <w:p>
@@ -2519,12 +2753,17 @@
         <w:spacing w:line="360" w:lineRule="auto"/>
       </w:pPr>
       <w:proofErr w:type="spellStart"/>
+      <w:proofErr w:type="gramStart"/>
       <w:r>
         <w:t>GenerateWorkoutProfiles</w:t>
       </w:r>
       <w:proofErr w:type="spellEnd"/>
       <w:r>
-        <w:t>() – Creates AI performance profiles by aggregating historical data from a participant’s previous sessions.</w:t>
+        <w:t>(</w:t>
+      </w:r>
+      <w:proofErr w:type="gramEnd"/>
+      <w:r>
+        <w:t>) – Creates AI performance profiles by aggregating historical data from a participant’s previous sessions.</w:t>
       </w:r>
     </w:p>
     <w:p>
@@ -2650,6 +2889,7 @@
         <w:t xml:space="preserve"> - </w:t>
       </w:r>
       <w:proofErr w:type="spellStart"/>
+      <w:proofErr w:type="gramStart"/>
       <w:r>
         <w:rPr>
           <w:rFonts w:ascii="Times New Roman" w:hAnsi="Times New Roman" w:cs="Times New Roman"/>
@@ -2665,7 +2905,16 @@
           <w:sz w:val="24"/>
           <w:szCs w:val="24"/>
         </w:rPr>
-        <w:t xml:space="preserve">() - </w:t>
+        <w:t>(</w:t>
+      </w:r>
+      <w:proofErr w:type="gramEnd"/>
+      <w:r>
+        <w:rPr>
+          <w:rFonts w:ascii="Times New Roman" w:hAnsi="Times New Roman" w:cs="Times New Roman"/>
+          <w:sz w:val="24"/>
+          <w:szCs w:val="24"/>
+        </w:rPr>
+        <w:t xml:space="preserve">) - </w:t>
       </w:r>
       <w:proofErr w:type="spellStart"/>
       <w:r>
@@ -2688,12 +2937,17 @@
         <w:spacing w:line="360" w:lineRule="auto"/>
       </w:pPr>
       <w:proofErr w:type="spellStart"/>
+      <w:proofErr w:type="gramStart"/>
       <w:r>
         <w:t>CalculateListAverage</w:t>
       </w:r>
       <w:proofErr w:type="spellEnd"/>
       <w:r>
-        <w:t>() – Utility method that computes average values across multiple lists of data points, accounting for different list lengths.</w:t>
+        <w:t>(</w:t>
+      </w:r>
+      <w:proofErr w:type="gramEnd"/>
+      <w:r>
+        <w:t>) – Utility method that computes average values across multiple lists of data points, accounting for different list lengths.</w:t>
       </w:r>
     </w:p>
     <w:p>
@@ -2819,6 +3073,7 @@
         <w:t xml:space="preserve"> - </w:t>
       </w:r>
       <w:proofErr w:type="spellStart"/>
+      <w:proofErr w:type="gramStart"/>
       <w:r>
         <w:rPr>
           <w:rFonts w:ascii="Times New Roman" w:hAnsi="Times New Roman" w:cs="Times New Roman"/>
@@ -2834,7 +3089,16 @@
           <w:sz w:val="24"/>
           <w:szCs w:val="24"/>
         </w:rPr>
-        <w:t xml:space="preserve">() - </w:t>
+        <w:t>(</w:t>
+      </w:r>
+      <w:proofErr w:type="gramEnd"/>
+      <w:r>
+        <w:rPr>
+          <w:rFonts w:ascii="Times New Roman" w:hAnsi="Times New Roman" w:cs="Times New Roman"/>
+          <w:sz w:val="24"/>
+          <w:szCs w:val="24"/>
+        </w:rPr>
+        <w:t xml:space="preserve">) - </w:t>
       </w:r>
       <w:proofErr w:type="spellStart"/>
       <w:r>
@@ -2857,12 +3121,17 @@
         <w:spacing w:line="360" w:lineRule="auto"/>
       </w:pPr>
       <w:proofErr w:type="spellStart"/>
+      <w:proofErr w:type="gramStart"/>
       <w:r>
         <w:t>GetColumnData</w:t>
       </w:r>
       <w:proofErr w:type="spellEnd"/>
       <w:r>
-        <w:t>() – Extracts and parses specific columns of data from CSV files for analysis.</w:t>
+        <w:t>(</w:t>
+      </w:r>
+      <w:proofErr w:type="gramEnd"/>
+      <w:r>
+        <w:t>) – Extracts and parses specific columns of data from CSV files for analysis.</w:t>
       </w:r>
     </w:p>
     <w:p>
@@ -2988,6 +3257,7 @@
         <w:t xml:space="preserve"> - </w:t>
       </w:r>
       <w:proofErr w:type="spellStart"/>
+      <w:proofErr w:type="gramStart"/>
       <w:r>
         <w:rPr>
           <w:rFonts w:ascii="Times New Roman" w:hAnsi="Times New Roman" w:cs="Times New Roman"/>
@@ -3003,7 +3273,16 @@
           <w:sz w:val="24"/>
           <w:szCs w:val="24"/>
         </w:rPr>
-        <w:t xml:space="preserve">() - </w:t>
+        <w:t>(</w:t>
+      </w:r>
+      <w:proofErr w:type="gramEnd"/>
+      <w:r>
+        <w:rPr>
+          <w:rFonts w:ascii="Times New Roman" w:hAnsi="Times New Roman" w:cs="Times New Roman"/>
+          <w:sz w:val="24"/>
+          <w:szCs w:val="24"/>
+        </w:rPr>
+        <w:t xml:space="preserve">) - </w:t>
       </w:r>
       <w:proofErr w:type="spellStart"/>
       <w:r>
@@ -3026,12 +3305,17 @@
         <w:spacing w:line="360" w:lineRule="auto"/>
       </w:pPr>
       <w:proofErr w:type="spellStart"/>
+      <w:proofErr w:type="gramStart"/>
       <w:r>
         <w:t>UpdateHUD</w:t>
       </w:r>
       <w:proofErr w:type="spellEnd"/>
       <w:r>
-        <w:t>() – Refreshes all heads-up display elements with current performance metrics, sessions tatus, and system messages.</w:t>
+        <w:t>(</w:t>
+      </w:r>
+      <w:proofErr w:type="gramEnd"/>
+      <w:r>
+        <w:t>) – Refreshes all heads-up display elements with current performance metrics, sessions tatus, and system messages.</w:t>
       </w:r>
     </w:p>
     <w:p>
@@ -3156,6 +3440,7 @@
         <w:t xml:space="preserve"> - </w:t>
       </w:r>
       <w:proofErr w:type="spellStart"/>
+      <w:proofErr w:type="gramStart"/>
       <w:r>
         <w:rPr>
           <w:rFonts w:ascii="Times New Roman" w:hAnsi="Times New Roman" w:cs="Times New Roman"/>
@@ -3171,7 +3456,16 @@
           <w:sz w:val="24"/>
           <w:szCs w:val="24"/>
         </w:rPr>
-        <w:t xml:space="preserve">() - </w:t>
+        <w:t>(</w:t>
+      </w:r>
+      <w:proofErr w:type="gramEnd"/>
+      <w:r>
+        <w:rPr>
+          <w:rFonts w:ascii="Times New Roman" w:hAnsi="Times New Roman" w:cs="Times New Roman"/>
+          <w:sz w:val="24"/>
+          <w:szCs w:val="24"/>
+        </w:rPr>
+        <w:t xml:space="preserve">) - </w:t>
       </w:r>
       <w:proofErr w:type="spellStart"/>
       <w:r>
@@ -3196,7 +3490,6 @@
           <w:rFonts w:ascii="Times New Roman" w:hAnsi="Times New Roman" w:cs="Times New Roman"/>
           <w:noProof/>
         </w:rPr>
-        <w:lastRenderedPageBreak/>
         <w:t>SessionManager:</w:t>
       </w:r>
     </w:p>
@@ -3223,8 +3516,13 @@
         </w:numPr>
         <w:spacing w:line="360" w:lineRule="auto"/>
       </w:pPr>
-      <w:r>
-        <w:t>Awake() – Sets up singleton pattern.</w:t>
+      <w:proofErr w:type="gramStart"/>
+      <w:r>
+        <w:t>Awake(</w:t>
+      </w:r>
+      <w:proofErr w:type="gramEnd"/>
+      <w:r>
+        <w:t>) – Sets up singleton pattern.</w:t>
       </w:r>
     </w:p>
     <w:p>
@@ -3243,6 +3541,7 @@
         <w:rPr>
           <w:noProof/>
         </w:rPr>
+        <w:lastRenderedPageBreak/>
         <w:drawing>
           <wp:inline distT="0" distB="0" distL="0" distR="0" wp14:anchorId="427F9CC8" wp14:editId="34AE7BA6">
             <wp:extent cx="2905530" cy="2229161"/>
@@ -3346,7 +3645,25 @@
           <w:sz w:val="24"/>
           <w:szCs w:val="24"/>
         </w:rPr>
-        <w:t xml:space="preserve"> - Awake() - </w:t>
+        <w:t xml:space="preserve"> - </w:t>
+      </w:r>
+      <w:proofErr w:type="gramStart"/>
+      <w:r>
+        <w:rPr>
+          <w:rFonts w:ascii="Times New Roman" w:hAnsi="Times New Roman" w:cs="Times New Roman"/>
+          <w:sz w:val="24"/>
+          <w:szCs w:val="24"/>
+        </w:rPr>
+        <w:t>Awake(</w:t>
+      </w:r>
+      <w:proofErr w:type="gramEnd"/>
+      <w:r>
+        <w:rPr>
+          <w:rFonts w:ascii="Times New Roman" w:hAnsi="Times New Roman" w:cs="Times New Roman"/>
+          <w:sz w:val="24"/>
+          <w:szCs w:val="24"/>
+        </w:rPr>
+        <w:t xml:space="preserve">) - </w:t>
       </w:r>
       <w:proofErr w:type="spellStart"/>
       <w:r>
@@ -3368,8 +3685,13 @@
         </w:numPr>
         <w:spacing w:line="360" w:lineRule="auto"/>
       </w:pPr>
-      <w:r>
-        <w:t xml:space="preserve">Start() – Initialises </w:t>
+      <w:proofErr w:type="gramStart"/>
+      <w:r>
+        <w:t>Start(</w:t>
+      </w:r>
+      <w:proofErr w:type="gramEnd"/>
+      <w:r>
+        <w:t xml:space="preserve">) – Initialises </w:t>
       </w:r>
       <w:proofErr w:type="spellStart"/>
       <w:r>
@@ -3499,7 +3821,25 @@
           <w:sz w:val="24"/>
           <w:szCs w:val="24"/>
         </w:rPr>
-        <w:t xml:space="preserve"> - Start() - </w:t>
+        <w:t xml:space="preserve"> - </w:t>
+      </w:r>
+      <w:proofErr w:type="gramStart"/>
+      <w:r>
+        <w:rPr>
+          <w:rFonts w:ascii="Times New Roman" w:hAnsi="Times New Roman" w:cs="Times New Roman"/>
+          <w:sz w:val="24"/>
+          <w:szCs w:val="24"/>
+        </w:rPr>
+        <w:t>Start(</w:t>
+      </w:r>
+      <w:proofErr w:type="gramEnd"/>
+      <w:r>
+        <w:rPr>
+          <w:rFonts w:ascii="Times New Roman" w:hAnsi="Times New Roman" w:cs="Times New Roman"/>
+          <w:sz w:val="24"/>
+          <w:szCs w:val="24"/>
+        </w:rPr>
+        <w:t xml:space="preserve">) - </w:t>
       </w:r>
       <w:proofErr w:type="spellStart"/>
       <w:r>
@@ -3521,16 +3861,26 @@
         </w:numPr>
         <w:spacing w:line="360" w:lineRule="auto"/>
       </w:pPr>
-      <w:r>
-        <w:t xml:space="preserve">Update() – Calls </w:t>
-      </w:r>
-      <w:proofErr w:type="spellStart"/>
+      <w:proofErr w:type="gramStart"/>
+      <w:r>
+        <w:t>Update(</w:t>
+      </w:r>
+      <w:proofErr w:type="gramEnd"/>
+      <w:r>
+        <w:t xml:space="preserve">) – Calls </w:t>
+      </w:r>
+      <w:proofErr w:type="spellStart"/>
+      <w:proofErr w:type="gramStart"/>
       <w:r>
         <w:t>HandleScenarioModeChange</w:t>
       </w:r>
       <w:proofErr w:type="spellEnd"/>
       <w:r>
-        <w:t>() each frame to check if the scenario mode has changed and respond accordingly.</w:t>
+        <w:t>(</w:t>
+      </w:r>
+      <w:proofErr w:type="gramEnd"/>
+      <w:r>
+        <w:t>) each frame to check if the scenario mode has changed and respond accordingly.</w:t>
       </w:r>
     </w:p>
     <w:p>
@@ -3652,7 +4002,25 @@
           <w:sz w:val="24"/>
           <w:szCs w:val="24"/>
         </w:rPr>
-        <w:t xml:space="preserve"> - Update() - </w:t>
+        <w:t xml:space="preserve"> - </w:t>
+      </w:r>
+      <w:proofErr w:type="gramStart"/>
+      <w:r>
+        <w:rPr>
+          <w:rFonts w:ascii="Times New Roman" w:hAnsi="Times New Roman" w:cs="Times New Roman"/>
+          <w:sz w:val="24"/>
+          <w:szCs w:val="24"/>
+        </w:rPr>
+        <w:t>Update(</w:t>
+      </w:r>
+      <w:proofErr w:type="gramEnd"/>
+      <w:r>
+        <w:rPr>
+          <w:rFonts w:ascii="Times New Roman" w:hAnsi="Times New Roman" w:cs="Times New Roman"/>
+          <w:sz w:val="24"/>
+          <w:szCs w:val="24"/>
+        </w:rPr>
+        <w:t xml:space="preserve">) - </w:t>
       </w:r>
       <w:proofErr w:type="spellStart"/>
       <w:r>
@@ -3675,12 +4043,17 @@
         <w:spacing w:line="360" w:lineRule="auto"/>
       </w:pPr>
       <w:proofErr w:type="spellStart"/>
+      <w:proofErr w:type="gramStart"/>
       <w:r>
         <w:t>BeginSession</w:t>
       </w:r>
       <w:proofErr w:type="spellEnd"/>
       <w:r>
-        <w:t>() – Initiates the cycling session by initialising bike objects and running appropriate routines based on the selected scenario mode.</w:t>
+        <w:t>(</w:t>
+      </w:r>
+      <w:proofErr w:type="gramEnd"/>
+      <w:r>
+        <w:t>) – Initiates the cycling session by initialising bike objects and running appropriate routines based on the selected scenario mode.</w:t>
       </w:r>
     </w:p>
     <w:p>
@@ -3805,6 +4178,7 @@
         <w:t xml:space="preserve"> - </w:t>
       </w:r>
       <w:proofErr w:type="spellStart"/>
+      <w:proofErr w:type="gramStart"/>
       <w:r>
         <w:rPr>
           <w:rFonts w:ascii="Times New Roman" w:hAnsi="Times New Roman" w:cs="Times New Roman"/>
@@ -3820,7 +4194,16 @@
           <w:sz w:val="24"/>
           <w:szCs w:val="24"/>
         </w:rPr>
-        <w:t xml:space="preserve">() - </w:t>
+        <w:t>(</w:t>
+      </w:r>
+      <w:proofErr w:type="gramEnd"/>
+      <w:r>
+        <w:rPr>
+          <w:rFonts w:ascii="Times New Roman" w:hAnsi="Times New Roman" w:cs="Times New Roman"/>
+          <w:sz w:val="24"/>
+          <w:szCs w:val="24"/>
+        </w:rPr>
+        <w:t xml:space="preserve">) - </w:t>
       </w:r>
       <w:proofErr w:type="spellStart"/>
       <w:r>
@@ -3843,13 +4226,17 @@
         <w:spacing w:line="360" w:lineRule="auto"/>
       </w:pPr>
       <w:proofErr w:type="spellStart"/>
-      <w:r>
-        <w:lastRenderedPageBreak/>
+      <w:proofErr w:type="gramStart"/>
+      <w:r>
         <w:t>InitBikeObjects</w:t>
       </w:r>
       <w:proofErr w:type="spellEnd"/>
       <w:r>
-        <w:t xml:space="preserve">() – Populates the </w:t>
+        <w:t>(</w:t>
+      </w:r>
+      <w:proofErr w:type="gramEnd"/>
+      <w:r>
+        <w:t xml:space="preserve">) – Populates the </w:t>
       </w:r>
       <w:proofErr w:type="spellStart"/>
       <w:r>
@@ -3982,6 +4369,7 @@
         <w:t xml:space="preserve"> - </w:t>
       </w:r>
       <w:proofErr w:type="spellStart"/>
+      <w:proofErr w:type="gramStart"/>
       <w:r>
         <w:rPr>
           <w:rFonts w:ascii="Times New Roman" w:hAnsi="Times New Roman" w:cs="Times New Roman"/>
@@ -3997,7 +4385,16 @@
           <w:sz w:val="24"/>
           <w:szCs w:val="24"/>
         </w:rPr>
-        <w:t xml:space="preserve">() - </w:t>
+        <w:t>(</w:t>
+      </w:r>
+      <w:proofErr w:type="gramEnd"/>
+      <w:r>
+        <w:rPr>
+          <w:rFonts w:ascii="Times New Roman" w:hAnsi="Times New Roman" w:cs="Times New Roman"/>
+          <w:sz w:val="24"/>
+          <w:szCs w:val="24"/>
+        </w:rPr>
+        <w:t xml:space="preserve">) - </w:t>
       </w:r>
       <w:proofErr w:type="spellStart"/>
       <w:r>
@@ -4020,12 +4417,18 @@
         <w:spacing w:line="360" w:lineRule="auto"/>
       </w:pPr>
       <w:proofErr w:type="spellStart"/>
-      <w:r>
+      <w:proofErr w:type="gramStart"/>
+      <w:r>
+        <w:lastRenderedPageBreak/>
         <w:t>RecenterXR</w:t>
       </w:r>
       <w:proofErr w:type="spellEnd"/>
       <w:r>
-        <w:t xml:space="preserve">() – Attempts to </w:t>
+        <w:t>(</w:t>
+      </w:r>
+      <w:proofErr w:type="gramEnd"/>
+      <w:r>
+        <w:t xml:space="preserve">) – Attempts to </w:t>
       </w:r>
       <w:proofErr w:type="spellStart"/>
       <w:r>
@@ -4158,6 +4561,7 @@
         <w:t xml:space="preserve"> - </w:t>
       </w:r>
       <w:proofErr w:type="spellStart"/>
+      <w:proofErr w:type="gramStart"/>
       <w:r>
         <w:rPr>
           <w:rFonts w:ascii="Times New Roman" w:hAnsi="Times New Roman" w:cs="Times New Roman"/>
@@ -4173,7 +4577,16 @@
           <w:sz w:val="24"/>
           <w:szCs w:val="24"/>
         </w:rPr>
-        <w:t xml:space="preserve">() - </w:t>
+        <w:t>(</w:t>
+      </w:r>
+      <w:proofErr w:type="gramEnd"/>
+      <w:r>
+        <w:rPr>
+          <w:rFonts w:ascii="Times New Roman" w:hAnsi="Times New Roman" w:cs="Times New Roman"/>
+          <w:sz w:val="24"/>
+          <w:szCs w:val="24"/>
+        </w:rPr>
+        <w:t xml:space="preserve">) - </w:t>
       </w:r>
       <w:proofErr w:type="spellStart"/>
       <w:r>
@@ -4196,12 +4609,17 @@
         <w:spacing w:line="360" w:lineRule="auto"/>
       </w:pPr>
       <w:proofErr w:type="spellStart"/>
+      <w:proofErr w:type="gramStart"/>
       <w:r>
         <w:t>GetXRInputSubSystem</w:t>
       </w:r>
       <w:proofErr w:type="spellEnd"/>
       <w:r>
-        <w:t>() – Retrieves the active XR input subsystem from available subsystems to enable XR-specific operations.</w:t>
+        <w:t>(</w:t>
+      </w:r>
+      <w:proofErr w:type="gramEnd"/>
+      <w:r>
+        <w:t>) – Retrieves the active XR input subsystem from available subsystems to enable XR-specific operations.</w:t>
       </w:r>
     </w:p>
     <w:p>
@@ -4220,7 +4638,6 @@
         <w:rPr>
           <w:noProof/>
         </w:rPr>
-        <w:lastRenderedPageBreak/>
         <w:drawing>
           <wp:inline distT="0" distB="0" distL="0" distR="0" wp14:anchorId="5BDF708A" wp14:editId="25ED472F">
             <wp:extent cx="3752275" cy="3934047"/>
@@ -4327,6 +4744,7 @@
         <w:t xml:space="preserve"> - </w:t>
       </w:r>
       <w:proofErr w:type="spellStart"/>
+      <w:proofErr w:type="gramStart"/>
       <w:r>
         <w:rPr>
           <w:rFonts w:ascii="Times New Roman" w:hAnsi="Times New Roman" w:cs="Times New Roman"/>
@@ -4342,7 +4760,16 @@
           <w:sz w:val="24"/>
           <w:szCs w:val="24"/>
         </w:rPr>
-        <w:t xml:space="preserve">() - </w:t>
+        <w:t>(</w:t>
+      </w:r>
+      <w:proofErr w:type="gramEnd"/>
+      <w:r>
+        <w:rPr>
+          <w:rFonts w:ascii="Times New Roman" w:hAnsi="Times New Roman" w:cs="Times New Roman"/>
+          <w:sz w:val="24"/>
+          <w:szCs w:val="24"/>
+        </w:rPr>
+        <w:t xml:space="preserve">) - </w:t>
       </w:r>
       <w:proofErr w:type="spellStart"/>
       <w:r>
@@ -4365,12 +4792,17 @@
         <w:spacing w:line="360" w:lineRule="auto"/>
       </w:pPr>
       <w:proofErr w:type="spellStart"/>
+      <w:proofErr w:type="gramStart"/>
       <w:r>
         <w:t>MoveToPose</w:t>
       </w:r>
       <w:proofErr w:type="spellEnd"/>
       <w:r>
-        <w:t>() – Positions the user’s XR origin at a specified location, with an option to parent the object to the destination.</w:t>
+        <w:t>(</w:t>
+      </w:r>
+      <w:proofErr w:type="gramEnd"/>
+      <w:r>
+        <w:t>) – Positions the user’s XR origin at a specified location, with an option to parent the object to the destination.</w:t>
       </w:r>
     </w:p>
     <w:p>
@@ -4389,6 +4821,7 @@
         <w:rPr>
           <w:noProof/>
         </w:rPr>
+        <w:lastRenderedPageBreak/>
         <w:drawing>
           <wp:inline distT="0" distB="0" distL="0" distR="0" wp14:anchorId="1AD0A2E1" wp14:editId="51054C2E">
             <wp:extent cx="4678326" cy="1283352"/>
@@ -4495,6 +4928,7 @@
         <w:t xml:space="preserve"> - </w:t>
       </w:r>
       <w:proofErr w:type="spellStart"/>
+      <w:proofErr w:type="gramStart"/>
       <w:r>
         <w:rPr>
           <w:rFonts w:ascii="Times New Roman" w:hAnsi="Times New Roman" w:cs="Times New Roman"/>
@@ -4510,7 +4944,16 @@
           <w:sz w:val="24"/>
           <w:szCs w:val="24"/>
         </w:rPr>
-        <w:t xml:space="preserve">() - </w:t>
+        <w:t>(</w:t>
+      </w:r>
+      <w:proofErr w:type="gramEnd"/>
+      <w:r>
+        <w:rPr>
+          <w:rFonts w:ascii="Times New Roman" w:hAnsi="Times New Roman" w:cs="Times New Roman"/>
+          <w:sz w:val="24"/>
+          <w:szCs w:val="24"/>
+        </w:rPr>
+        <w:t xml:space="preserve">) - </w:t>
       </w:r>
       <w:proofErr w:type="spellStart"/>
       <w:r>
@@ -4533,12 +4976,17 @@
         <w:spacing w:line="360" w:lineRule="auto"/>
       </w:pPr>
       <w:proofErr w:type="spellStart"/>
+      <w:proofErr w:type="gramStart"/>
       <w:r>
         <w:t>LerpToPose</w:t>
       </w:r>
       <w:proofErr w:type="spellEnd"/>
       <w:r>
-        <w:t>() – Coroutine that smoothly interpolates the user’s XR origin from its current position to a target position over a specified duration.</w:t>
+        <w:t>(</w:t>
+      </w:r>
+      <w:proofErr w:type="gramEnd"/>
+      <w:r>
+        <w:t>) – Coroutine that smoothly interpolates the user’s XR origin from its current position to a target position over a specified duration.</w:t>
       </w:r>
     </w:p>
     <w:p>
@@ -4557,7 +5005,6 @@
         <w:rPr>
           <w:noProof/>
         </w:rPr>
-        <w:lastRenderedPageBreak/>
         <w:drawing>
           <wp:inline distT="0" distB="0" distL="0" distR="0" wp14:anchorId="534874A0" wp14:editId="1DAEF7E4">
             <wp:extent cx="4412512" cy="2789963"/>
@@ -4664,6 +5111,7 @@
         <w:t xml:space="preserve"> - </w:t>
       </w:r>
       <w:proofErr w:type="spellStart"/>
+      <w:proofErr w:type="gramStart"/>
       <w:r>
         <w:rPr>
           <w:rFonts w:ascii="Times New Roman" w:hAnsi="Times New Roman" w:cs="Times New Roman"/>
@@ -4679,7 +5127,16 @@
           <w:sz w:val="24"/>
           <w:szCs w:val="24"/>
         </w:rPr>
-        <w:t xml:space="preserve">() - </w:t>
+        <w:t>(</w:t>
+      </w:r>
+      <w:proofErr w:type="gramEnd"/>
+      <w:r>
+        <w:rPr>
+          <w:rFonts w:ascii="Times New Roman" w:hAnsi="Times New Roman" w:cs="Times New Roman"/>
+          <w:sz w:val="24"/>
+          <w:szCs w:val="24"/>
+        </w:rPr>
+        <w:t xml:space="preserve">) - </w:t>
       </w:r>
       <w:proofErr w:type="spellStart"/>
       <w:r>
@@ -4702,12 +5159,17 @@
         <w:spacing w:line="360" w:lineRule="auto"/>
       </w:pPr>
       <w:proofErr w:type="spellStart"/>
+      <w:proofErr w:type="gramStart"/>
       <w:r>
         <w:t>SetUndecidedMode</w:t>
       </w:r>
       <w:proofErr w:type="spellEnd"/>
       <w:r>
-        <w:t>() – Sets scenario mode to undecided.</w:t>
+        <w:t>(</w:t>
+      </w:r>
+      <w:proofErr w:type="gramEnd"/>
+      <w:r>
+        <w:t>) – Sets scenario mode to undecided.</w:t>
       </w:r>
     </w:p>
     <w:p>
@@ -4832,6 +5294,7 @@
         <w:t xml:space="preserve"> - </w:t>
       </w:r>
       <w:proofErr w:type="spellStart"/>
+      <w:proofErr w:type="gramStart"/>
       <w:r>
         <w:rPr>
           <w:rFonts w:ascii="Times New Roman" w:hAnsi="Times New Roman" w:cs="Times New Roman"/>
@@ -4847,7 +5310,16 @@
           <w:sz w:val="24"/>
           <w:szCs w:val="24"/>
         </w:rPr>
-        <w:t xml:space="preserve">() - </w:t>
+        <w:t>(</w:t>
+      </w:r>
+      <w:proofErr w:type="gramEnd"/>
+      <w:r>
+        <w:rPr>
+          <w:rFonts w:ascii="Times New Roman" w:hAnsi="Times New Roman" w:cs="Times New Roman"/>
+          <w:sz w:val="24"/>
+          <w:szCs w:val="24"/>
+        </w:rPr>
+        <w:t xml:space="preserve">) - </w:t>
       </w:r>
       <w:proofErr w:type="spellStart"/>
       <w:r>
@@ -4870,12 +5342,17 @@
         <w:spacing w:line="360" w:lineRule="auto"/>
       </w:pPr>
       <w:proofErr w:type="spellStart"/>
+      <w:proofErr w:type="gramStart"/>
       <w:r>
         <w:t>SetBaselineMode</w:t>
       </w:r>
       <w:proofErr w:type="spellEnd"/>
       <w:r>
-        <w:t>() – Sets scenario mode to baseline.</w:t>
+        <w:t>(</w:t>
+      </w:r>
+      <w:proofErr w:type="gramEnd"/>
+      <w:r>
+        <w:t>) – Sets scenario mode to baseline.</w:t>
       </w:r>
     </w:p>
     <w:p>
@@ -5000,6 +5477,7 @@
         <w:t xml:space="preserve"> - </w:t>
       </w:r>
       <w:proofErr w:type="spellStart"/>
+      <w:proofErr w:type="gramStart"/>
       <w:r>
         <w:rPr>
           <w:rFonts w:ascii="Times New Roman" w:hAnsi="Times New Roman" w:cs="Times New Roman"/>
@@ -5015,7 +5493,16 @@
           <w:sz w:val="24"/>
           <w:szCs w:val="24"/>
         </w:rPr>
-        <w:t xml:space="preserve">() - </w:t>
+        <w:t>(</w:t>
+      </w:r>
+      <w:proofErr w:type="gramEnd"/>
+      <w:r>
+        <w:rPr>
+          <w:rFonts w:ascii="Times New Roman" w:hAnsi="Times New Roman" w:cs="Times New Roman"/>
+          <w:sz w:val="24"/>
+          <w:szCs w:val="24"/>
+        </w:rPr>
+        <w:t xml:space="preserve">) - </w:t>
       </w:r>
       <w:proofErr w:type="spellStart"/>
       <w:r>
@@ -5038,12 +5525,17 @@
         <w:spacing w:line="360" w:lineRule="auto"/>
       </w:pPr>
       <w:proofErr w:type="spellStart"/>
+      <w:proofErr w:type="gramStart"/>
       <w:r>
         <w:t>SetCooperativeMode</w:t>
       </w:r>
       <w:proofErr w:type="spellEnd"/>
       <w:r>
-        <w:t>() - Sets scenario mode to cooperative.</w:t>
+        <w:t>(</w:t>
+      </w:r>
+      <w:proofErr w:type="gramEnd"/>
+      <w:r>
+        <w:t>) - Sets scenario mode to cooperative.</w:t>
       </w:r>
     </w:p>
     <w:p>
@@ -5062,6 +5554,7 @@
         <w:rPr>
           <w:noProof/>
         </w:rPr>
+        <w:lastRenderedPageBreak/>
         <w:drawing>
           <wp:inline distT="0" distB="0" distL="0" distR="0" wp14:anchorId="4EECA5C4" wp14:editId="67A02F36">
             <wp:extent cx="3343742" cy="828791"/>
@@ -5168,6 +5661,7 @@
         <w:t xml:space="preserve"> - </w:t>
       </w:r>
       <w:proofErr w:type="spellStart"/>
+      <w:proofErr w:type="gramStart"/>
       <w:r>
         <w:rPr>
           <w:rFonts w:ascii="Times New Roman" w:hAnsi="Times New Roman" w:cs="Times New Roman"/>
@@ -5183,7 +5677,16 @@
           <w:sz w:val="24"/>
           <w:szCs w:val="24"/>
         </w:rPr>
-        <w:t xml:space="preserve">() - </w:t>
+        <w:t>(</w:t>
+      </w:r>
+      <w:proofErr w:type="gramEnd"/>
+      <w:r>
+        <w:rPr>
+          <w:rFonts w:ascii="Times New Roman" w:hAnsi="Times New Roman" w:cs="Times New Roman"/>
+          <w:sz w:val="24"/>
+          <w:szCs w:val="24"/>
+        </w:rPr>
+        <w:t xml:space="preserve">) - </w:t>
       </w:r>
       <w:proofErr w:type="spellStart"/>
       <w:r>
@@ -5206,12 +5709,17 @@
         <w:spacing w:line="360" w:lineRule="auto"/>
       </w:pPr>
       <w:proofErr w:type="spellStart"/>
+      <w:proofErr w:type="gramStart"/>
       <w:r>
         <w:t>SetCompetitiveMode</w:t>
       </w:r>
       <w:proofErr w:type="spellEnd"/>
       <w:r>
-        <w:t>() – Sets scenario mode to competitive.</w:t>
+        <w:t>(</w:t>
+      </w:r>
+      <w:proofErr w:type="gramEnd"/>
+      <w:r>
+        <w:t>) – Sets scenario mode to competitive.</w:t>
       </w:r>
     </w:p>
     <w:p>
@@ -5230,7 +5738,6 @@
         <w:rPr>
           <w:noProof/>
         </w:rPr>
-        <w:lastRenderedPageBreak/>
         <w:drawing>
           <wp:inline distT="0" distB="0" distL="0" distR="0" wp14:anchorId="074010C0" wp14:editId="3FCF38F7">
             <wp:extent cx="3444949" cy="788251"/>
@@ -5337,6 +5844,7 @@
         <w:t xml:space="preserve"> - </w:t>
       </w:r>
       <w:proofErr w:type="spellStart"/>
+      <w:proofErr w:type="gramStart"/>
       <w:r>
         <w:rPr>
           <w:rFonts w:ascii="Times New Roman" w:hAnsi="Times New Roman" w:cs="Times New Roman"/>
@@ -5352,7 +5860,16 @@
           <w:sz w:val="24"/>
           <w:szCs w:val="24"/>
         </w:rPr>
-        <w:t xml:space="preserve">() - </w:t>
+        <w:t>(</w:t>
+      </w:r>
+      <w:proofErr w:type="gramEnd"/>
+      <w:r>
+        <w:rPr>
+          <w:rFonts w:ascii="Times New Roman" w:hAnsi="Times New Roman" w:cs="Times New Roman"/>
+          <w:sz w:val="24"/>
+          <w:szCs w:val="24"/>
+        </w:rPr>
+        <w:t xml:space="preserve">) - </w:t>
       </w:r>
       <w:proofErr w:type="spellStart"/>
       <w:r>
@@ -5375,12 +5892,17 @@
         <w:spacing w:line="360" w:lineRule="auto"/>
       </w:pPr>
       <w:proofErr w:type="spellStart"/>
+      <w:proofErr w:type="gramStart"/>
       <w:r>
         <w:t>GetCurrentScenarioMode</w:t>
       </w:r>
       <w:proofErr w:type="spellEnd"/>
       <w:r>
-        <w:t>() – Returns the currently active scenario mode.</w:t>
+        <w:t>(</w:t>
+      </w:r>
+      <w:proofErr w:type="gramEnd"/>
+      <w:r>
+        <w:t>) – Returns the currently active scenario mode.</w:t>
       </w:r>
     </w:p>
     <w:p>
@@ -5505,6 +6027,7 @@
         <w:t xml:space="preserve"> - </w:t>
       </w:r>
       <w:proofErr w:type="spellStart"/>
+      <w:proofErr w:type="gramStart"/>
       <w:r>
         <w:rPr>
           <w:rFonts w:ascii="Times New Roman" w:hAnsi="Times New Roman" w:cs="Times New Roman"/>
@@ -5520,7 +6043,16 @@
           <w:sz w:val="24"/>
           <w:szCs w:val="24"/>
         </w:rPr>
-        <w:t xml:space="preserve">() - </w:t>
+        <w:t>(</w:t>
+      </w:r>
+      <w:proofErr w:type="gramEnd"/>
+      <w:r>
+        <w:rPr>
+          <w:rFonts w:ascii="Times New Roman" w:hAnsi="Times New Roman" w:cs="Times New Roman"/>
+          <w:sz w:val="24"/>
+          <w:szCs w:val="24"/>
+        </w:rPr>
+        <w:t xml:space="preserve">) - </w:t>
       </w:r>
       <w:proofErr w:type="spellStart"/>
       <w:r>
@@ -5543,12 +6075,17 @@
         <w:spacing w:line="360" w:lineRule="auto"/>
       </w:pPr>
       <w:proofErr w:type="spellStart"/>
+      <w:proofErr w:type="gramStart"/>
       <w:r>
         <w:t>HandleScenarioModeChange</w:t>
       </w:r>
       <w:proofErr w:type="spellEnd"/>
       <w:r>
-        <w:t>() – Detects changes in scenario mode and repositions the player appropriately, spawning relevant prefabs for cooperative or competitive modes.</w:t>
+        <w:t>(</w:t>
+      </w:r>
+      <w:proofErr w:type="gramEnd"/>
+      <w:r>
+        <w:t>) – Detects changes in scenario mode and repositions the player appropriately, spawning relevant prefabs for cooperative or competitive modes.</w:t>
       </w:r>
     </w:p>
     <w:p>
@@ -5673,6 +6210,7 @@
         <w:t xml:space="preserve"> - </w:t>
       </w:r>
       <w:proofErr w:type="spellStart"/>
+      <w:proofErr w:type="gramStart"/>
       <w:r>
         <w:rPr>
           <w:rFonts w:ascii="Times New Roman" w:hAnsi="Times New Roman" w:cs="Times New Roman"/>
@@ -5688,7 +6226,16 @@
           <w:sz w:val="24"/>
           <w:szCs w:val="24"/>
         </w:rPr>
-        <w:t xml:space="preserve">() - </w:t>
+        <w:t>(</w:t>
+      </w:r>
+      <w:proofErr w:type="gramEnd"/>
+      <w:r>
+        <w:rPr>
+          <w:rFonts w:ascii="Times New Roman" w:hAnsi="Times New Roman" w:cs="Times New Roman"/>
+          <w:sz w:val="24"/>
+          <w:szCs w:val="24"/>
+        </w:rPr>
+        <w:t xml:space="preserve">) - </w:t>
       </w:r>
       <w:proofErr w:type="spellStart"/>
       <w:r>
@@ -5711,12 +6258,17 @@
         <w:spacing w:line="360" w:lineRule="auto"/>
       </w:pPr>
       <w:proofErr w:type="spellStart"/>
+      <w:proofErr w:type="gramStart"/>
       <w:r>
         <w:t>SpawnCooperativeScenarioPrefab</w:t>
       </w:r>
       <w:proofErr w:type="spellEnd"/>
       <w:r>
-        <w:t>() – Instantiates the cooperative scenario prefab at the world origin.</w:t>
+        <w:t>(</w:t>
+      </w:r>
+      <w:proofErr w:type="gramEnd"/>
+      <w:r>
+        <w:t>) – Instantiates the cooperative scenario prefab at the world origin.</w:t>
       </w:r>
     </w:p>
     <w:p>
@@ -5841,6 +6393,7 @@
         <w:t xml:space="preserve"> - </w:t>
       </w:r>
       <w:proofErr w:type="spellStart"/>
+      <w:proofErr w:type="gramStart"/>
       <w:r>
         <w:rPr>
           <w:rFonts w:ascii="Times New Roman" w:hAnsi="Times New Roman" w:cs="Times New Roman"/>
@@ -5856,7 +6409,16 @@
           <w:sz w:val="24"/>
           <w:szCs w:val="24"/>
         </w:rPr>
-        <w:t xml:space="preserve">() - </w:t>
+        <w:t>(</w:t>
+      </w:r>
+      <w:proofErr w:type="gramEnd"/>
+      <w:r>
+        <w:rPr>
+          <w:rFonts w:ascii="Times New Roman" w:hAnsi="Times New Roman" w:cs="Times New Roman"/>
+          <w:sz w:val="24"/>
+          <w:szCs w:val="24"/>
+        </w:rPr>
+        <w:t xml:space="preserve">) - </w:t>
       </w:r>
       <w:proofErr w:type="spellStart"/>
       <w:r>
@@ -5879,12 +6441,17 @@
         <w:spacing w:line="360" w:lineRule="auto"/>
       </w:pPr>
       <w:proofErr w:type="spellStart"/>
+      <w:proofErr w:type="gramStart"/>
       <w:r>
         <w:t>SpawnCompetitiveScenarioPrefab</w:t>
       </w:r>
       <w:proofErr w:type="spellEnd"/>
       <w:r>
-        <w:t>() – Instantiates the competitive scenario prefab at the world origin.</w:t>
+        <w:t>(</w:t>
+      </w:r>
+      <w:proofErr w:type="gramEnd"/>
+      <w:r>
+        <w:t>) – Instantiates the competitive scenario prefab at the world origin.</w:t>
       </w:r>
     </w:p>
     <w:p>
@@ -6010,6 +6577,7 @@
         <w:t xml:space="preserve"> - </w:t>
       </w:r>
       <w:proofErr w:type="spellStart"/>
+      <w:proofErr w:type="gramStart"/>
       <w:r>
         <w:rPr>
           <w:rFonts w:ascii="Times New Roman" w:hAnsi="Times New Roman" w:cs="Times New Roman"/>
@@ -6025,7 +6593,16 @@
           <w:sz w:val="24"/>
           <w:szCs w:val="24"/>
         </w:rPr>
-        <w:t xml:space="preserve">() - </w:t>
+        <w:t>(</w:t>
+      </w:r>
+      <w:proofErr w:type="gramEnd"/>
+      <w:r>
+        <w:rPr>
+          <w:rFonts w:ascii="Times New Roman" w:hAnsi="Times New Roman" w:cs="Times New Roman"/>
+          <w:sz w:val="24"/>
+          <w:szCs w:val="24"/>
+        </w:rPr>
+        <w:t xml:space="preserve">) - </w:t>
       </w:r>
       <w:proofErr w:type="spellStart"/>
       <w:r>
@@ -6048,12 +6625,17 @@
         <w:spacing w:line="360" w:lineRule="auto"/>
       </w:pPr>
       <w:proofErr w:type="spellStart"/>
+      <w:proofErr w:type="gramStart"/>
       <w:r>
         <w:t>ToggleMenus</w:t>
       </w:r>
       <w:proofErr w:type="spellEnd"/>
       <w:r>
-        <w:t xml:space="preserve">() – Toggles the visibility of menu elements attached to the </w:t>
+        <w:t>(</w:t>
+      </w:r>
+      <w:proofErr w:type="gramEnd"/>
+      <w:r>
+        <w:t xml:space="preserve">) – Toggles the visibility of menu elements attached to the </w:t>
       </w:r>
       <w:proofErr w:type="spellStart"/>
       <w:r>
@@ -6186,6 +6768,7 @@
         <w:t xml:space="preserve"> - </w:t>
       </w:r>
       <w:proofErr w:type="spellStart"/>
+      <w:proofErr w:type="gramStart"/>
       <w:r>
         <w:rPr>
           <w:rFonts w:ascii="Times New Roman" w:hAnsi="Times New Roman" w:cs="Times New Roman"/>
@@ -6201,7 +6784,16 @@
           <w:sz w:val="24"/>
           <w:szCs w:val="24"/>
         </w:rPr>
-        <w:t xml:space="preserve">() - </w:t>
+        <w:t>(</w:t>
+      </w:r>
+      <w:proofErr w:type="gramEnd"/>
+      <w:r>
+        <w:rPr>
+          <w:rFonts w:ascii="Times New Roman" w:hAnsi="Times New Roman" w:cs="Times New Roman"/>
+          <w:sz w:val="24"/>
+          <w:szCs w:val="24"/>
+        </w:rPr>
+        <w:t xml:space="preserve">) - </w:t>
       </w:r>
       <w:proofErr w:type="spellStart"/>
       <w:r>
@@ -6224,12 +6816,17 @@
         <w:spacing w:line="360" w:lineRule="auto"/>
       </w:pPr>
       <w:proofErr w:type="spellStart"/>
+      <w:proofErr w:type="gramStart"/>
       <w:r>
         <w:t>PacelineRoutine</w:t>
       </w:r>
       <w:proofErr w:type="spellEnd"/>
       <w:r>
-        <w:t>() – Coroutine that manages the paceline cycling formation, updating positions and rotating cyclists at regular intervals.</w:t>
+        <w:t>(</w:t>
+      </w:r>
+      <w:proofErr w:type="gramEnd"/>
+      <w:r>
+        <w:t>) – Coroutine that manages the paceline cycling formation, updating positions and rotating cyclists at regular intervals.</w:t>
       </w:r>
     </w:p>
     <w:p>
@@ -6354,6 +6951,7 @@
         <w:t xml:space="preserve"> - </w:t>
       </w:r>
       <w:proofErr w:type="spellStart"/>
+      <w:proofErr w:type="gramStart"/>
       <w:r>
         <w:rPr>
           <w:rFonts w:ascii="Times New Roman" w:hAnsi="Times New Roman" w:cs="Times New Roman"/>
@@ -6369,7 +6967,16 @@
           <w:sz w:val="24"/>
           <w:szCs w:val="24"/>
         </w:rPr>
-        <w:t xml:space="preserve">() - </w:t>
+        <w:t>(</w:t>
+      </w:r>
+      <w:proofErr w:type="gramEnd"/>
+      <w:r>
+        <w:rPr>
+          <w:rFonts w:ascii="Times New Roman" w:hAnsi="Times New Roman" w:cs="Times New Roman"/>
+          <w:sz w:val="24"/>
+          <w:szCs w:val="24"/>
+        </w:rPr>
+        <w:t xml:space="preserve">) - </w:t>
       </w:r>
       <w:proofErr w:type="spellStart"/>
       <w:r>
@@ -6392,12 +6999,17 @@
         <w:spacing w:line="360" w:lineRule="auto"/>
       </w:pPr>
       <w:proofErr w:type="spellStart"/>
+      <w:proofErr w:type="gramStart"/>
       <w:r>
         <w:t>RotatePaceline</w:t>
       </w:r>
       <w:proofErr w:type="spellEnd"/>
       <w:r>
-        <w:t>() – Moves the front AI cyclist to the back of the formation, implementing the rotation aspect of a cycling paceline.</w:t>
+        <w:t>(</w:t>
+      </w:r>
+      <w:proofErr w:type="gramEnd"/>
+      <w:r>
+        <w:t>) – Moves the front AI cyclist to the back of the formation, implementing the rotation aspect of a cycling paceline.</w:t>
       </w:r>
     </w:p>
     <w:p>
@@ -6522,6 +7134,7 @@
         <w:t xml:space="preserve"> - </w:t>
       </w:r>
       <w:proofErr w:type="spellStart"/>
+      <w:proofErr w:type="gramStart"/>
       <w:r>
         <w:rPr>
           <w:rFonts w:ascii="Times New Roman" w:hAnsi="Times New Roman" w:cs="Times New Roman"/>
@@ -6537,7 +7150,16 @@
           <w:sz w:val="24"/>
           <w:szCs w:val="24"/>
         </w:rPr>
-        <w:t xml:space="preserve">() - </w:t>
+        <w:t>(</w:t>
+      </w:r>
+      <w:proofErr w:type="gramEnd"/>
+      <w:r>
+        <w:rPr>
+          <w:rFonts w:ascii="Times New Roman" w:hAnsi="Times New Roman" w:cs="Times New Roman"/>
+          <w:sz w:val="24"/>
+          <w:szCs w:val="24"/>
+        </w:rPr>
+        <w:t xml:space="preserve">) - </w:t>
       </w:r>
       <w:proofErr w:type="spellStart"/>
       <w:r>
@@ -6560,13 +7182,17 @@
         <w:spacing w:line="360" w:lineRule="auto"/>
       </w:pPr>
       <w:proofErr w:type="spellStart"/>
-      <w:r>
-        <w:lastRenderedPageBreak/>
+      <w:proofErr w:type="gramStart"/>
+      <w:r>
         <w:t>UpdatePacelinePositions</w:t>
       </w:r>
       <w:proofErr w:type="spellEnd"/>
       <w:r>
-        <w:t>() – Updates the state and position of each AI in the paceline, setting appropriate behaviours (pulling, drafting).</w:t>
+        <w:t>(</w:t>
+      </w:r>
+      <w:proofErr w:type="gramEnd"/>
+      <w:r>
+        <w:t>) – Updates the state and position of each AI in the paceline, setting appropriate behaviours (pulling, drafting).</w:t>
       </w:r>
     </w:p>
     <w:p>
@@ -6585,6 +7211,7 @@
         <w:rPr>
           <w:noProof/>
         </w:rPr>
+        <w:lastRenderedPageBreak/>
         <w:drawing>
           <wp:inline distT="0" distB="0" distL="0" distR="0" wp14:anchorId="6F4F81EA" wp14:editId="5837E418">
             <wp:extent cx="4391247" cy="1972315"/>
@@ -6691,6 +7318,7 @@
         <w:t xml:space="preserve"> - </w:t>
       </w:r>
       <w:proofErr w:type="spellStart"/>
+      <w:proofErr w:type="gramStart"/>
       <w:r>
         <w:rPr>
           <w:rFonts w:ascii="Times New Roman" w:hAnsi="Times New Roman" w:cs="Times New Roman"/>
@@ -6706,7 +7334,16 @@
           <w:sz w:val="24"/>
           <w:szCs w:val="24"/>
         </w:rPr>
-        <w:t xml:space="preserve">() - </w:t>
+        <w:t>(</w:t>
+      </w:r>
+      <w:proofErr w:type="gramEnd"/>
+      <w:r>
+        <w:rPr>
+          <w:rFonts w:ascii="Times New Roman" w:hAnsi="Times New Roman" w:cs="Times New Roman"/>
+          <w:sz w:val="24"/>
+          <w:szCs w:val="24"/>
+        </w:rPr>
+        <w:t xml:space="preserve">) - </w:t>
       </w:r>
       <w:proofErr w:type="spellStart"/>
       <w:r>
@@ -6729,12 +7366,17 @@
         <w:spacing w:line="360" w:lineRule="auto"/>
       </w:pPr>
       <w:proofErr w:type="spellStart"/>
+      <w:proofErr w:type="gramStart"/>
       <w:r>
         <w:t>GetPacelineSpeed</w:t>
       </w:r>
       <w:proofErr w:type="spellEnd"/>
       <w:r>
-        <w:t xml:space="preserve">() – Returns the speed of the leading cyclist in the paceline. </w:t>
+        <w:t>(</w:t>
+      </w:r>
+      <w:proofErr w:type="gramEnd"/>
+      <w:r>
+        <w:t xml:space="preserve">) – Returns the speed of the leading cyclist in the paceline. </w:t>
       </w:r>
     </w:p>
     <w:p>
@@ -6859,6 +7501,7 @@
         <w:t xml:space="preserve"> - </w:t>
       </w:r>
       <w:proofErr w:type="spellStart"/>
+      <w:proofErr w:type="gramStart"/>
       <w:r>
         <w:rPr>
           <w:rFonts w:ascii="Times New Roman" w:hAnsi="Times New Roman" w:cs="Times New Roman"/>
@@ -6874,7 +7517,16 @@
           <w:sz w:val="24"/>
           <w:szCs w:val="24"/>
         </w:rPr>
-        <w:t xml:space="preserve">() - </w:t>
+        <w:t>(</w:t>
+      </w:r>
+      <w:proofErr w:type="gramEnd"/>
+      <w:r>
+        <w:rPr>
+          <w:rFonts w:ascii="Times New Roman" w:hAnsi="Times New Roman" w:cs="Times New Roman"/>
+          <w:sz w:val="24"/>
+          <w:szCs w:val="24"/>
+        </w:rPr>
+        <w:t xml:space="preserve">) - </w:t>
       </w:r>
       <w:proofErr w:type="spellStart"/>
       <w:r>
@@ -6897,12 +7549,17 @@
         <w:spacing w:line="360" w:lineRule="auto"/>
       </w:pPr>
       <w:proofErr w:type="spellStart"/>
+      <w:proofErr w:type="gramStart"/>
       <w:r>
         <w:t>RaceCoroutine</w:t>
       </w:r>
       <w:proofErr w:type="spellEnd"/>
       <w:r>
-        <w:t xml:space="preserve">() – Complex coroutine that manages the competitive race scenario using performance profiles and variations. It first collects competing AI cyclists and applies performance variations to each AI cyclist. Then it adjusts the AI behaviour based on the user’s heart rate compared to reference data. And then calculates appropriate speeds for each AI updating their pace in real time, falling back to default behaviour when historical data runs out. The method uses a combination of pre-processed performance data and real time user metrics to create dynamic racing opponents that adapt to the user’s performance. </w:t>
+        <w:t>(</w:t>
+      </w:r>
+      <w:proofErr w:type="gramEnd"/>
+      <w:r>
+        <w:t xml:space="preserve">) – Complex coroutine that manages the competitive race scenario using performance profiles and variations. It first collects competing AI cyclists and applies performance variations to each AI cyclist. Then it adjusts the AI behaviour based on the user’s heart rate compared to reference data. And then calculates appropriate speeds for each AI updating their pace in real time, falling back to default behaviour when historical data runs out. The method uses a combination of pre-processed performance data and real time user metrics to create dynamic racing opponents that adapt to the user’s performance. </w:t>
       </w:r>
     </w:p>
     <w:p>
@@ -6951,8 +7608,13 @@
         </w:numPr>
         <w:spacing w:line="360" w:lineRule="auto"/>
       </w:pPr>
-      <w:r>
-        <w:t xml:space="preserve">Start() – Initialises the component by finding the player object and getting the </w:t>
+      <w:proofErr w:type="gramStart"/>
+      <w:r>
+        <w:t>Start(</w:t>
+      </w:r>
+      <w:proofErr w:type="gramEnd"/>
+      <w:r>
+        <w:t xml:space="preserve">) – Initialises the component by finding the player object and getting the </w:t>
       </w:r>
       <w:proofErr w:type="spellStart"/>
       <w:r>
@@ -6979,7 +7641,6 @@
         <w:rPr>
           <w:noProof/>
         </w:rPr>
-        <w:lastRenderedPageBreak/>
         <w:drawing>
           <wp:inline distT="0" distB="0" distL="0" distR="0" wp14:anchorId="6D1027F1" wp14:editId="3F1E7CE5">
             <wp:extent cx="5348177" cy="1246091"/>
@@ -7083,7 +7744,25 @@
           <w:sz w:val="24"/>
           <w:szCs w:val="24"/>
         </w:rPr>
-        <w:t xml:space="preserve"> - Start() - </w:t>
+        <w:t xml:space="preserve"> - </w:t>
+      </w:r>
+      <w:proofErr w:type="gramStart"/>
+      <w:r>
+        <w:rPr>
+          <w:rFonts w:ascii="Times New Roman" w:hAnsi="Times New Roman" w:cs="Times New Roman"/>
+          <w:sz w:val="24"/>
+          <w:szCs w:val="24"/>
+        </w:rPr>
+        <w:t>Start(</w:t>
+      </w:r>
+      <w:proofErr w:type="gramEnd"/>
+      <w:r>
+        <w:rPr>
+          <w:rFonts w:ascii="Times New Roman" w:hAnsi="Times New Roman" w:cs="Times New Roman"/>
+          <w:sz w:val="24"/>
+          <w:szCs w:val="24"/>
+        </w:rPr>
+        <w:t xml:space="preserve">) - </w:t>
       </w:r>
       <w:proofErr w:type="spellStart"/>
       <w:r>
@@ -7105,8 +7784,13 @@
         </w:numPr>
         <w:spacing w:line="360" w:lineRule="auto"/>
       </w:pPr>
-      <w:r>
-        <w:t xml:space="preserve">Update() – Runs the appropriate behaviour based on the current scenario mode and </w:t>
+      <w:proofErr w:type="gramStart"/>
+      <w:r>
+        <w:t>Update(</w:t>
+      </w:r>
+      <w:proofErr w:type="gramEnd"/>
+      <w:r>
+        <w:t xml:space="preserve">) – Runs the appropriate behaviour based on the current scenario mode and </w:t>
       </w:r>
       <w:proofErr w:type="spellStart"/>
       <w:r>
@@ -7133,6 +7817,7 @@
         <w:rPr>
           <w:noProof/>
         </w:rPr>
+        <w:lastRenderedPageBreak/>
         <w:drawing>
           <wp:inline distT="0" distB="0" distL="0" distR="0" wp14:anchorId="6D8F6872" wp14:editId="37FE09E9">
             <wp:extent cx="4609293" cy="5401340"/>
@@ -7236,7 +7921,25 @@
           <w:sz w:val="24"/>
           <w:szCs w:val="24"/>
         </w:rPr>
-        <w:t xml:space="preserve"> - Update() - </w:t>
+        <w:t xml:space="preserve"> - </w:t>
+      </w:r>
+      <w:proofErr w:type="gramStart"/>
+      <w:r>
+        <w:rPr>
+          <w:rFonts w:ascii="Times New Roman" w:hAnsi="Times New Roman" w:cs="Times New Roman"/>
+          <w:sz w:val="24"/>
+          <w:szCs w:val="24"/>
+        </w:rPr>
+        <w:t>Update(</w:t>
+      </w:r>
+      <w:proofErr w:type="gramEnd"/>
+      <w:r>
+        <w:rPr>
+          <w:rFonts w:ascii="Times New Roman" w:hAnsi="Times New Roman" w:cs="Times New Roman"/>
+          <w:sz w:val="24"/>
+          <w:szCs w:val="24"/>
+        </w:rPr>
+        <w:t xml:space="preserve">) - </w:t>
       </w:r>
       <w:proofErr w:type="spellStart"/>
       <w:r>
@@ -7259,12 +7962,17 @@
         <w:spacing w:line="360" w:lineRule="auto"/>
       </w:pPr>
       <w:proofErr w:type="spellStart"/>
+      <w:proofErr w:type="gramStart"/>
       <w:r>
         <w:t>TakePull</w:t>
       </w:r>
       <w:proofErr w:type="spellEnd"/>
       <w:r>
-        <w:t xml:space="preserve">() – Makes the AI lead by setting a smoothed path to the map target and updating pace for the </w:t>
+        <w:t>(</w:t>
+      </w:r>
+      <w:proofErr w:type="gramEnd"/>
+      <w:r>
+        <w:t xml:space="preserve">) – Makes the AI lead by setting a smoothed path to the map target and updating pace for the </w:t>
       </w:r>
       <w:proofErr w:type="spellStart"/>
       <w:r>
@@ -7291,7 +7999,6 @@
         <w:rPr>
           <w:noProof/>
         </w:rPr>
-        <w:lastRenderedPageBreak/>
         <w:drawing>
           <wp:inline distT="0" distB="0" distL="0" distR="0" wp14:anchorId="65A5955A" wp14:editId="27CF0F1B">
             <wp:extent cx="4229690" cy="2067213"/>
@@ -7398,6 +8105,7 @@
         <w:t xml:space="preserve"> - </w:t>
       </w:r>
       <w:proofErr w:type="spellStart"/>
+      <w:proofErr w:type="gramStart"/>
       <w:r>
         <w:rPr>
           <w:rFonts w:ascii="Times New Roman" w:hAnsi="Times New Roman" w:cs="Times New Roman"/>
@@ -7413,7 +8121,16 @@
           <w:sz w:val="24"/>
           <w:szCs w:val="24"/>
         </w:rPr>
-        <w:t xml:space="preserve">() - </w:t>
+        <w:t>(</w:t>
+      </w:r>
+      <w:proofErr w:type="gramEnd"/>
+      <w:r>
+        <w:rPr>
+          <w:rFonts w:ascii="Times New Roman" w:hAnsi="Times New Roman" w:cs="Times New Roman"/>
+          <w:sz w:val="24"/>
+          <w:szCs w:val="24"/>
+        </w:rPr>
+        <w:t xml:space="preserve">) - </w:t>
       </w:r>
       <w:proofErr w:type="spellStart"/>
       <w:r>
@@ -7436,12 +8153,17 @@
         <w:spacing w:line="360" w:lineRule="auto"/>
       </w:pPr>
       <w:proofErr w:type="spellStart"/>
+      <w:proofErr w:type="gramStart"/>
       <w:r>
         <w:t>DraftTeammate</w:t>
       </w:r>
       <w:proofErr w:type="spellEnd"/>
       <w:r>
-        <w:t>() – Makes the AI follow another bicycle, adjusting speed based on distance to maintain optimal drafting position.</w:t>
+        <w:t>(</w:t>
+      </w:r>
+      <w:proofErr w:type="gramEnd"/>
+      <w:r>
+        <w:t>) – Makes the AI follow another bicycle, adjusting speed based on distance to maintain optimal drafting position.</w:t>
       </w:r>
     </w:p>
     <w:p>
@@ -7460,6 +8182,7 @@
         <w:rPr>
           <w:noProof/>
         </w:rPr>
+        <w:lastRenderedPageBreak/>
         <w:drawing>
           <wp:inline distT="0" distB="0" distL="0" distR="0" wp14:anchorId="1A507CB4" wp14:editId="4D834205">
             <wp:extent cx="4680937" cy="4848447"/>
@@ -7566,6 +8289,7 @@
         <w:t xml:space="preserve"> - </w:t>
       </w:r>
       <w:proofErr w:type="spellStart"/>
+      <w:proofErr w:type="gramStart"/>
       <w:r>
         <w:rPr>
           <w:rFonts w:ascii="Times New Roman" w:hAnsi="Times New Roman" w:cs="Times New Roman"/>
@@ -7581,7 +8305,16 @@
           <w:sz w:val="24"/>
           <w:szCs w:val="24"/>
         </w:rPr>
-        <w:t xml:space="preserve">() - </w:t>
+        <w:t>(</w:t>
+      </w:r>
+      <w:proofErr w:type="gramEnd"/>
+      <w:r>
+        <w:rPr>
+          <w:rFonts w:ascii="Times New Roman" w:hAnsi="Times New Roman" w:cs="Times New Roman"/>
+          <w:sz w:val="24"/>
+          <w:szCs w:val="24"/>
+        </w:rPr>
+        <w:t xml:space="preserve">) - </w:t>
       </w:r>
       <w:proofErr w:type="spellStart"/>
       <w:r>
@@ -7604,12 +8337,17 @@
         <w:spacing w:line="360" w:lineRule="auto"/>
       </w:pPr>
       <w:proofErr w:type="spellStart"/>
+      <w:proofErr w:type="gramStart"/>
       <w:r>
         <w:t>UpdatePacelinePosition</w:t>
       </w:r>
       <w:proofErr w:type="spellEnd"/>
       <w:r>
-        <w:t xml:space="preserve">()  - Changes the </w:t>
+        <w:t>()  -</w:t>
+      </w:r>
+      <w:proofErr w:type="gramEnd"/>
+      <w:r>
+        <w:t xml:space="preserve"> Changes the </w:t>
       </w:r>
       <w:proofErr w:type="spellStart"/>
       <w:r>
@@ -7636,7 +8374,6 @@
         <w:rPr>
           <w:noProof/>
         </w:rPr>
-        <w:lastRenderedPageBreak/>
         <w:drawing>
           <wp:inline distT="0" distB="0" distL="0" distR="0" wp14:anchorId="78D3A0AA" wp14:editId="3F889109">
             <wp:extent cx="4029637" cy="2400635"/>
@@ -7743,6 +8480,7 @@
         <w:t xml:space="preserve"> - </w:t>
       </w:r>
       <w:proofErr w:type="spellStart"/>
+      <w:proofErr w:type="gramStart"/>
       <w:r>
         <w:rPr>
           <w:rFonts w:ascii="Times New Roman" w:hAnsi="Times New Roman" w:cs="Times New Roman"/>
@@ -7758,7 +8496,16 @@
           <w:sz w:val="24"/>
           <w:szCs w:val="24"/>
         </w:rPr>
-        <w:t xml:space="preserve">() - </w:t>
+        <w:t>(</w:t>
+      </w:r>
+      <w:proofErr w:type="gramEnd"/>
+      <w:r>
+        <w:rPr>
+          <w:rFonts w:ascii="Times New Roman" w:hAnsi="Times New Roman" w:cs="Times New Roman"/>
+          <w:sz w:val="24"/>
+          <w:szCs w:val="24"/>
+        </w:rPr>
+        <w:t xml:space="preserve">) - </w:t>
       </w:r>
       <w:proofErr w:type="spellStart"/>
       <w:r>
@@ -7781,12 +8528,17 @@
         <w:spacing w:line="360" w:lineRule="auto"/>
       </w:pPr>
       <w:proofErr w:type="spellStart"/>
+      <w:proofErr w:type="gramStart"/>
       <w:r>
         <w:t>UpdatePace</w:t>
       </w:r>
       <w:proofErr w:type="spellEnd"/>
       <w:r>
-        <w:t xml:space="preserve">() – Sets the </w:t>
+        <w:t>(</w:t>
+      </w:r>
+      <w:proofErr w:type="gramEnd"/>
+      <w:r>
+        <w:t xml:space="preserve">) – Sets the </w:t>
       </w:r>
       <w:proofErr w:type="spellStart"/>
       <w:r>
@@ -7813,6 +8565,7 @@
         <w:rPr>
           <w:noProof/>
         </w:rPr>
+        <w:lastRenderedPageBreak/>
         <w:drawing>
           <wp:inline distT="0" distB="0" distL="0" distR="0" wp14:anchorId="29CEDFAA" wp14:editId="7530CA3A">
             <wp:extent cx="2800741" cy="1324160"/>
@@ -7919,6 +8672,7 @@
         <w:t xml:space="preserve"> - </w:t>
       </w:r>
       <w:proofErr w:type="spellStart"/>
+      <w:proofErr w:type="gramStart"/>
       <w:r>
         <w:rPr>
           <w:rFonts w:ascii="Times New Roman" w:hAnsi="Times New Roman" w:cs="Times New Roman"/>
@@ -7934,7 +8688,16 @@
           <w:sz w:val="24"/>
           <w:szCs w:val="24"/>
         </w:rPr>
-        <w:t xml:space="preserve">() - </w:t>
+        <w:t>(</w:t>
+      </w:r>
+      <w:proofErr w:type="gramEnd"/>
+      <w:r>
+        <w:rPr>
+          <w:rFonts w:ascii="Times New Roman" w:hAnsi="Times New Roman" w:cs="Times New Roman"/>
+          <w:sz w:val="24"/>
+          <w:szCs w:val="24"/>
+        </w:rPr>
+        <w:t xml:space="preserve">) - </w:t>
       </w:r>
       <w:proofErr w:type="spellStart"/>
       <w:r>
@@ -7957,12 +8720,17 @@
         <w:spacing w:line="360" w:lineRule="auto"/>
       </w:pPr>
       <w:proofErr w:type="spellStart"/>
+      <w:proofErr w:type="gramStart"/>
       <w:r>
         <w:t>SetSmoothedDestination</w:t>
       </w:r>
       <w:proofErr w:type="spellEnd"/>
       <w:r>
-        <w:t>() – Calculates a path to the destination and smooths it using Catmull-Rom splines.</w:t>
+        <w:t>(</w:t>
+      </w:r>
+      <w:proofErr w:type="gramEnd"/>
+      <w:r>
+        <w:t>) – Calculates a path to the destination and smooths it using Catmull-Rom splines.</w:t>
       </w:r>
     </w:p>
     <w:p>
@@ -8087,6 +8855,7 @@
         <w:t xml:space="preserve"> - </w:t>
       </w:r>
       <w:proofErr w:type="spellStart"/>
+      <w:proofErr w:type="gramStart"/>
       <w:r>
         <w:rPr>
           <w:rFonts w:ascii="Times New Roman" w:hAnsi="Times New Roman" w:cs="Times New Roman"/>
@@ -8102,7 +8871,16 @@
           <w:sz w:val="24"/>
           <w:szCs w:val="24"/>
         </w:rPr>
-        <w:t xml:space="preserve">() - </w:t>
+        <w:t>(</w:t>
+      </w:r>
+      <w:proofErr w:type="gramEnd"/>
+      <w:r>
+        <w:rPr>
+          <w:rFonts w:ascii="Times New Roman" w:hAnsi="Times New Roman" w:cs="Times New Roman"/>
+          <w:sz w:val="24"/>
+          <w:szCs w:val="24"/>
+        </w:rPr>
+        <w:t xml:space="preserve">) - </w:t>
       </w:r>
       <w:proofErr w:type="spellStart"/>
       <w:r>
@@ -8125,12 +8903,17 @@
         <w:spacing w:line="360" w:lineRule="auto"/>
       </w:pPr>
       <w:proofErr w:type="spellStart"/>
+      <w:proofErr w:type="gramStart"/>
       <w:r>
         <w:t>EnsureAgentOnNavMesh</w:t>
       </w:r>
       <w:proofErr w:type="spellEnd"/>
       <w:r>
-        <w:t xml:space="preserve">() – Makes sure the AI is properly positioned on the </w:t>
+        <w:t>(</w:t>
+      </w:r>
+      <w:proofErr w:type="gramEnd"/>
+      <w:r>
+        <w:t xml:space="preserve">) – Makes sure the AI is properly positioned on the </w:t>
       </w:r>
       <w:proofErr w:type="spellStart"/>
       <w:r>
@@ -8157,7 +8940,6 @@
         <w:rPr>
           <w:noProof/>
         </w:rPr>
-        <w:lastRenderedPageBreak/>
         <w:drawing>
           <wp:inline distT="0" distB="0" distL="0" distR="0" wp14:anchorId="6EA70893" wp14:editId="673C66EF">
             <wp:extent cx="4944140" cy="1374346"/>
@@ -8264,6 +9046,7 @@
         <w:t xml:space="preserve"> - </w:t>
       </w:r>
       <w:proofErr w:type="spellStart"/>
+      <w:proofErr w:type="gramStart"/>
       <w:r>
         <w:rPr>
           <w:rFonts w:ascii="Times New Roman" w:hAnsi="Times New Roman" w:cs="Times New Roman"/>
@@ -8279,7 +9062,16 @@
           <w:sz w:val="24"/>
           <w:szCs w:val="24"/>
         </w:rPr>
-        <w:t xml:space="preserve">() - </w:t>
+        <w:t>(</w:t>
+      </w:r>
+      <w:proofErr w:type="gramEnd"/>
+      <w:r>
+        <w:rPr>
+          <w:rFonts w:ascii="Times New Roman" w:hAnsi="Times New Roman" w:cs="Times New Roman"/>
+          <w:sz w:val="24"/>
+          <w:szCs w:val="24"/>
+        </w:rPr>
+        <w:t xml:space="preserve">) - </w:t>
       </w:r>
       <w:proofErr w:type="spellStart"/>
       <w:r>
@@ -8302,12 +9094,17 @@
         <w:spacing w:line="360" w:lineRule="auto"/>
       </w:pPr>
       <w:proofErr w:type="spellStart"/>
+      <w:proofErr w:type="gramStart"/>
       <w:r>
         <w:t>SmoothPathWithCatmullRom</w:t>
       </w:r>
       <w:proofErr w:type="spellEnd"/>
       <w:r>
-        <w:t xml:space="preserve">() – Creates a smoothed path using Catmull-Rom interpolation for more natural movement. Without this rotation around the velodrome corners is snappy as the </w:t>
+        <w:t>(</w:t>
+      </w:r>
+      <w:proofErr w:type="gramEnd"/>
+      <w:r>
+        <w:t xml:space="preserve">) – Creates a smoothed path using Catmull-Rom interpolation for more natural movement. Without this rotation around the velodrome corners is snappy as the </w:t>
       </w:r>
       <w:proofErr w:type="spellStart"/>
       <w:r>
@@ -8342,6 +9139,7 @@
         <w:rPr>
           <w:noProof/>
         </w:rPr>
+        <w:lastRenderedPageBreak/>
         <w:drawing>
           <wp:inline distT="0" distB="0" distL="0" distR="0" wp14:anchorId="535EADC1" wp14:editId="1345C0C2">
             <wp:extent cx="4763386" cy="4024022"/>
@@ -8448,6 +9246,7 @@
         <w:t xml:space="preserve"> - </w:t>
       </w:r>
       <w:proofErr w:type="spellStart"/>
+      <w:proofErr w:type="gramStart"/>
       <w:r>
         <w:rPr>
           <w:rFonts w:ascii="Times New Roman" w:hAnsi="Times New Roman" w:cs="Times New Roman"/>
@@ -8463,7 +9262,16 @@
           <w:sz w:val="24"/>
           <w:szCs w:val="24"/>
         </w:rPr>
-        <w:t xml:space="preserve">() - </w:t>
+        <w:t>(</w:t>
+      </w:r>
+      <w:proofErr w:type="gramEnd"/>
+      <w:r>
+        <w:rPr>
+          <w:rFonts w:ascii="Times New Roman" w:hAnsi="Times New Roman" w:cs="Times New Roman"/>
+          <w:sz w:val="24"/>
+          <w:szCs w:val="24"/>
+        </w:rPr>
+        <w:t xml:space="preserve">) - </w:t>
       </w:r>
       <w:proofErr w:type="spellStart"/>
       <w:r>
@@ -8486,12 +9294,17 @@
         <w:spacing w:line="360" w:lineRule="auto"/>
       </w:pPr>
       <w:proofErr w:type="spellStart"/>
+      <w:proofErr w:type="gramStart"/>
       <w:r>
         <w:t>FollowSmoothedPath</w:t>
       </w:r>
       <w:proofErr w:type="spellEnd"/>
       <w:r>
-        <w:t>() – Starts a coroutine to follow the smoothed path points.</w:t>
+        <w:t>(</w:t>
+      </w:r>
+      <w:proofErr w:type="gramEnd"/>
+      <w:r>
+        <w:t>) – Starts a coroutine to follow the smoothed path points.</w:t>
       </w:r>
     </w:p>
     <w:p>
@@ -8616,6 +9429,7 @@
         <w:t xml:space="preserve"> - </w:t>
       </w:r>
       <w:proofErr w:type="spellStart"/>
+      <w:proofErr w:type="gramStart"/>
       <w:r>
         <w:rPr>
           <w:rFonts w:ascii="Times New Roman" w:hAnsi="Times New Roman" w:cs="Times New Roman"/>
@@ -8631,7 +9445,16 @@
           <w:sz w:val="24"/>
           <w:szCs w:val="24"/>
         </w:rPr>
-        <w:t xml:space="preserve">() - </w:t>
+        <w:t>(</w:t>
+      </w:r>
+      <w:proofErr w:type="gramEnd"/>
+      <w:r>
+        <w:rPr>
+          <w:rFonts w:ascii="Times New Roman" w:hAnsi="Times New Roman" w:cs="Times New Roman"/>
+          <w:sz w:val="24"/>
+          <w:szCs w:val="24"/>
+        </w:rPr>
+        <w:t xml:space="preserve">) - </w:t>
       </w:r>
       <w:proofErr w:type="spellStart"/>
       <w:r>
@@ -8654,13 +9477,17 @@
         <w:spacing w:line="360" w:lineRule="auto"/>
       </w:pPr>
       <w:proofErr w:type="spellStart"/>
-      <w:r>
-        <w:lastRenderedPageBreak/>
+      <w:proofErr w:type="gramStart"/>
+      <w:r>
         <w:t>FollowPathCoroutine</w:t>
       </w:r>
       <w:proofErr w:type="spellEnd"/>
       <w:r>
-        <w:t>() – Coroutine that handles moving through each point in the smoothed path.</w:t>
+        <w:t>(</w:t>
+      </w:r>
+      <w:proofErr w:type="gramEnd"/>
+      <w:r>
+        <w:t>) – Coroutine that handles moving through each point in the smoothed path.</w:t>
       </w:r>
     </w:p>
     <w:p>
@@ -8785,6 +9612,7 @@
         <w:t xml:space="preserve"> - </w:t>
       </w:r>
       <w:proofErr w:type="spellStart"/>
+      <w:proofErr w:type="gramStart"/>
       <w:r>
         <w:rPr>
           <w:rFonts w:ascii="Times New Roman" w:hAnsi="Times New Roman" w:cs="Times New Roman"/>
@@ -8800,7 +9628,16 @@
           <w:sz w:val="24"/>
           <w:szCs w:val="24"/>
         </w:rPr>
-        <w:t xml:space="preserve">() - </w:t>
+        <w:t>(</w:t>
+      </w:r>
+      <w:proofErr w:type="gramEnd"/>
+      <w:r>
+        <w:rPr>
+          <w:rFonts w:ascii="Times New Roman" w:hAnsi="Times New Roman" w:cs="Times New Roman"/>
+          <w:sz w:val="24"/>
+          <w:szCs w:val="24"/>
+        </w:rPr>
+        <w:t xml:space="preserve">) - </w:t>
       </w:r>
       <w:proofErr w:type="spellStart"/>
       <w:r>
@@ -8846,6 +9683,7 @@
         <w:spacing w:line="360" w:lineRule="auto"/>
       </w:pPr>
       <w:r>
+        <w:lastRenderedPageBreak/>
         <w:t>Analysis.py is a script implemented to analyse and visualise form data and performance spreadsheets from the user study. Below are the main components of the script.</w:t>
       </w:r>
     </w:p>
@@ -8895,11 +9733,19 @@
       </w:pPr>
       <w:proofErr w:type="spellStart"/>
       <w:r>
-        <w:t>Load_performance_data</w:t>
-      </w:r>
-      <w:proofErr w:type="spellEnd"/>
-      <w:r>
-        <w:t>() – Loads time-series workout data from the csv performance files generated after every workout session.</w:t>
+        <w:t>Load_performance_</w:t>
+      </w:r>
+      <w:proofErr w:type="gramStart"/>
+      <w:r>
+        <w:t>data</w:t>
+      </w:r>
+      <w:proofErr w:type="spellEnd"/>
+      <w:r>
+        <w:t>(</w:t>
+      </w:r>
+      <w:proofErr w:type="gramEnd"/>
+      <w:r>
+        <w:t>) – Loads time-series workout data from the csv performance files generated after every workout session.</w:t>
       </w:r>
     </w:p>
     <w:p>
@@ -9030,16 +9876,34 @@
           <w:sz w:val="24"/>
           <w:szCs w:val="24"/>
         </w:rPr>
-        <w:t>load_performance_data</w:t>
-      </w:r>
-      <w:proofErr w:type="spellEnd"/>
-      <w:r>
-        <w:rPr>
-          <w:rFonts w:ascii="Times New Roman" w:hAnsi="Times New Roman" w:cs="Times New Roman"/>
-          <w:sz w:val="24"/>
-          <w:szCs w:val="24"/>
-        </w:rPr>
-        <w:t>() - analysis.py</w:t>
+        <w:t>load_performance_</w:t>
+      </w:r>
+      <w:proofErr w:type="gramStart"/>
+      <w:r>
+        <w:rPr>
+          <w:rFonts w:ascii="Times New Roman" w:hAnsi="Times New Roman" w:cs="Times New Roman"/>
+          <w:sz w:val="24"/>
+          <w:szCs w:val="24"/>
+        </w:rPr>
+        <w:t>data</w:t>
+      </w:r>
+      <w:proofErr w:type="spellEnd"/>
+      <w:r>
+        <w:rPr>
+          <w:rFonts w:ascii="Times New Roman" w:hAnsi="Times New Roman" w:cs="Times New Roman"/>
+          <w:sz w:val="24"/>
+          <w:szCs w:val="24"/>
+        </w:rPr>
+        <w:t>(</w:t>
+      </w:r>
+      <w:proofErr w:type="gramEnd"/>
+      <w:r>
+        <w:rPr>
+          <w:rFonts w:ascii="Times New Roman" w:hAnsi="Times New Roman" w:cs="Times New Roman"/>
+          <w:sz w:val="24"/>
+          <w:szCs w:val="24"/>
+        </w:rPr>
+        <w:t>) - analysis.py</w:t>
       </w:r>
     </w:p>
     <w:p>
@@ -9054,11 +9918,19 @@
       </w:pPr>
       <w:proofErr w:type="spellStart"/>
       <w:r>
-        <w:t>Load_rpe_scale_data</w:t>
-      </w:r>
-      <w:proofErr w:type="spellEnd"/>
-      <w:r>
-        <w:t>() – Loads perceived exertion ratings from the survey results exported from Microsoft forms.</w:t>
+        <w:t>Load_rpe_scale_</w:t>
+      </w:r>
+      <w:proofErr w:type="gramStart"/>
+      <w:r>
+        <w:t>data</w:t>
+      </w:r>
+      <w:proofErr w:type="spellEnd"/>
+      <w:r>
+        <w:t>(</w:t>
+      </w:r>
+      <w:proofErr w:type="gramEnd"/>
+      <w:r>
+        <w:t>) – Loads perceived exertion ratings from the survey results exported from Microsoft forms.</w:t>
       </w:r>
     </w:p>
     <w:p>
@@ -9077,7 +9949,6 @@
         <w:rPr>
           <w:noProof/>
         </w:rPr>
-        <w:lastRenderedPageBreak/>
         <w:drawing>
           <wp:inline distT="0" distB="0" distL="0" distR="0" wp14:anchorId="64D23A34" wp14:editId="700FD539">
             <wp:extent cx="3314700" cy="3471144"/>
@@ -9190,16 +10061,34 @@
           <w:sz w:val="24"/>
           <w:szCs w:val="24"/>
         </w:rPr>
-        <w:t>load_rpe_scale_data</w:t>
-      </w:r>
-      <w:proofErr w:type="spellEnd"/>
-      <w:r>
-        <w:rPr>
-          <w:rFonts w:ascii="Times New Roman" w:hAnsi="Times New Roman" w:cs="Times New Roman"/>
-          <w:sz w:val="24"/>
-          <w:szCs w:val="24"/>
-        </w:rPr>
-        <w:t>() - analysis.py</w:t>
+        <w:t>load_rpe_scale_</w:t>
+      </w:r>
+      <w:proofErr w:type="gramStart"/>
+      <w:r>
+        <w:rPr>
+          <w:rFonts w:ascii="Times New Roman" w:hAnsi="Times New Roman" w:cs="Times New Roman"/>
+          <w:sz w:val="24"/>
+          <w:szCs w:val="24"/>
+        </w:rPr>
+        <w:t>data</w:t>
+      </w:r>
+      <w:proofErr w:type="spellEnd"/>
+      <w:r>
+        <w:rPr>
+          <w:rFonts w:ascii="Times New Roman" w:hAnsi="Times New Roman" w:cs="Times New Roman"/>
+          <w:sz w:val="24"/>
+          <w:szCs w:val="24"/>
+        </w:rPr>
+        <w:t>(</w:t>
+      </w:r>
+      <w:proofErr w:type="gramEnd"/>
+      <w:r>
+        <w:rPr>
+          <w:rFonts w:ascii="Times New Roman" w:hAnsi="Times New Roman" w:cs="Times New Roman"/>
+          <w:sz w:val="24"/>
+          <w:szCs w:val="24"/>
+        </w:rPr>
+        <w:t>) - analysis.py</w:t>
       </w:r>
     </w:p>
     <w:p>
@@ -9214,11 +10103,19 @@
       </w:pPr>
       <w:proofErr w:type="spellStart"/>
       <w:r>
-        <w:t>Load_imi_data</w:t>
-      </w:r>
-      <w:proofErr w:type="spellEnd"/>
-      <w:r>
-        <w:t>() – Loads intrinsic motivation inventory survey results exported from Microsoft forms.</w:t>
+        <w:t>Load_imi_</w:t>
+      </w:r>
+      <w:proofErr w:type="gramStart"/>
+      <w:r>
+        <w:t>data</w:t>
+      </w:r>
+      <w:proofErr w:type="spellEnd"/>
+      <w:r>
+        <w:t>(</w:t>
+      </w:r>
+      <w:proofErr w:type="gramEnd"/>
+      <w:r>
+        <w:t>) – Loads intrinsic motivation inventory survey results exported from Microsoft forms.</w:t>
       </w:r>
     </w:p>
     <w:p>
@@ -9350,16 +10247,34 @@
           <w:sz w:val="24"/>
           <w:szCs w:val="24"/>
         </w:rPr>
-        <w:t>load_imi_data</w:t>
-      </w:r>
-      <w:proofErr w:type="spellEnd"/>
-      <w:r>
-        <w:rPr>
-          <w:rFonts w:ascii="Times New Roman" w:hAnsi="Times New Roman" w:cs="Times New Roman"/>
-          <w:sz w:val="24"/>
-          <w:szCs w:val="24"/>
-        </w:rPr>
-        <w:t>() - analysis.py</w:t>
+        <w:t>load_imi_</w:t>
+      </w:r>
+      <w:proofErr w:type="gramStart"/>
+      <w:r>
+        <w:rPr>
+          <w:rFonts w:ascii="Times New Roman" w:hAnsi="Times New Roman" w:cs="Times New Roman"/>
+          <w:sz w:val="24"/>
+          <w:szCs w:val="24"/>
+        </w:rPr>
+        <w:t>data</w:t>
+      </w:r>
+      <w:proofErr w:type="spellEnd"/>
+      <w:r>
+        <w:rPr>
+          <w:rFonts w:ascii="Times New Roman" w:hAnsi="Times New Roman" w:cs="Times New Roman"/>
+          <w:sz w:val="24"/>
+          <w:szCs w:val="24"/>
+        </w:rPr>
+        <w:t>(</w:t>
+      </w:r>
+      <w:proofErr w:type="gramEnd"/>
+      <w:r>
+        <w:rPr>
+          <w:rFonts w:ascii="Times New Roman" w:hAnsi="Times New Roman" w:cs="Times New Roman"/>
+          <w:sz w:val="24"/>
+          <w:szCs w:val="24"/>
+        </w:rPr>
+        <w:t>) - analysis.py</w:t>
       </w:r>
     </w:p>
     <w:p>
@@ -9387,11 +10302,19 @@
       </w:pPr>
       <w:proofErr w:type="spellStart"/>
       <w:r>
-        <w:t>Plot_moving_average</w:t>
-      </w:r>
-      <w:proofErr w:type="spellEnd"/>
-      <w:r>
-        <w:t>() – Creates time-series plots showing how power and heart rate change over time, using a moving average to smooth out the raw data.</w:t>
+        <w:t>Plot_moving_</w:t>
+      </w:r>
+      <w:proofErr w:type="gramStart"/>
+      <w:r>
+        <w:t>average</w:t>
+      </w:r>
+      <w:proofErr w:type="spellEnd"/>
+      <w:r>
+        <w:t>(</w:t>
+      </w:r>
+      <w:proofErr w:type="gramEnd"/>
+      <w:r>
+        <w:t>) – Creates time-series plots showing how power and heart rate change over time, using a moving average to smooth out the raw data.</w:t>
       </w:r>
     </w:p>
     <w:p>
@@ -9410,7 +10333,6 @@
         <w:rPr>
           <w:noProof/>
         </w:rPr>
-        <w:lastRenderedPageBreak/>
         <w:drawing>
           <wp:inline distT="0" distB="0" distL="0" distR="0" wp14:anchorId="6BB547A6" wp14:editId="248A8B71">
             <wp:extent cx="4419600" cy="3341097"/>
@@ -9523,16 +10445,34 @@
           <w:sz w:val="24"/>
           <w:szCs w:val="24"/>
         </w:rPr>
-        <w:t>plot_moving_average</w:t>
-      </w:r>
-      <w:proofErr w:type="spellEnd"/>
-      <w:r>
-        <w:rPr>
-          <w:rFonts w:ascii="Times New Roman" w:hAnsi="Times New Roman" w:cs="Times New Roman"/>
-          <w:sz w:val="24"/>
-          <w:szCs w:val="24"/>
-        </w:rPr>
-        <w:t>() - analysis.py</w:t>
+        <w:t>plot_moving_</w:t>
+      </w:r>
+      <w:proofErr w:type="gramStart"/>
+      <w:r>
+        <w:rPr>
+          <w:rFonts w:ascii="Times New Roman" w:hAnsi="Times New Roman" w:cs="Times New Roman"/>
+          <w:sz w:val="24"/>
+          <w:szCs w:val="24"/>
+        </w:rPr>
+        <w:t>average</w:t>
+      </w:r>
+      <w:proofErr w:type="spellEnd"/>
+      <w:r>
+        <w:rPr>
+          <w:rFonts w:ascii="Times New Roman" w:hAnsi="Times New Roman" w:cs="Times New Roman"/>
+          <w:sz w:val="24"/>
+          <w:szCs w:val="24"/>
+        </w:rPr>
+        <w:t>(</w:t>
+      </w:r>
+      <w:proofErr w:type="gramEnd"/>
+      <w:r>
+        <w:rPr>
+          <w:rFonts w:ascii="Times New Roman" w:hAnsi="Times New Roman" w:cs="Times New Roman"/>
+          <w:sz w:val="24"/>
+          <w:szCs w:val="24"/>
+        </w:rPr>
+        <w:t>) - analysis.py</w:t>
       </w:r>
     </w:p>
     <w:p>
@@ -9560,11 +10500,20 @@
       </w:pPr>
       <w:proofErr w:type="spellStart"/>
       <w:r>
-        <w:t>Analyse_rpe_differences</w:t>
-      </w:r>
-      <w:proofErr w:type="spellEnd"/>
-      <w:r>
-        <w:t>() – Calculates average RPE scores and percentage differences between scenarios.</w:t>
+        <w:lastRenderedPageBreak/>
+        <w:t>Analyse_rpe_</w:t>
+      </w:r>
+      <w:proofErr w:type="gramStart"/>
+      <w:r>
+        <w:t>differences</w:t>
+      </w:r>
+      <w:proofErr w:type="spellEnd"/>
+      <w:r>
+        <w:t>(</w:t>
+      </w:r>
+      <w:proofErr w:type="gramEnd"/>
+      <w:r>
+        <w:t>) – Calculates average RPE scores and percentage differences between scenarios.</w:t>
       </w:r>
     </w:p>
     <w:p>
@@ -9695,16 +10644,34 @@
           <w:sz w:val="24"/>
           <w:szCs w:val="24"/>
         </w:rPr>
-        <w:t>analyse_rpe_difference</w:t>
-      </w:r>
-      <w:proofErr w:type="spellEnd"/>
-      <w:r>
-        <w:rPr>
-          <w:rFonts w:ascii="Times New Roman" w:hAnsi="Times New Roman" w:cs="Times New Roman"/>
-          <w:sz w:val="24"/>
-          <w:szCs w:val="24"/>
-        </w:rPr>
-        <w:t>() - analysis.py</w:t>
+        <w:t>analyse_rpe_</w:t>
+      </w:r>
+      <w:proofErr w:type="gramStart"/>
+      <w:r>
+        <w:rPr>
+          <w:rFonts w:ascii="Times New Roman" w:hAnsi="Times New Roman" w:cs="Times New Roman"/>
+          <w:sz w:val="24"/>
+          <w:szCs w:val="24"/>
+        </w:rPr>
+        <w:t>difference</w:t>
+      </w:r>
+      <w:proofErr w:type="spellEnd"/>
+      <w:r>
+        <w:rPr>
+          <w:rFonts w:ascii="Times New Roman" w:hAnsi="Times New Roman" w:cs="Times New Roman"/>
+          <w:sz w:val="24"/>
+          <w:szCs w:val="24"/>
+        </w:rPr>
+        <w:t>(</w:t>
+      </w:r>
+      <w:proofErr w:type="gramEnd"/>
+      <w:r>
+        <w:rPr>
+          <w:rFonts w:ascii="Times New Roman" w:hAnsi="Times New Roman" w:cs="Times New Roman"/>
+          <w:sz w:val="24"/>
+          <w:szCs w:val="24"/>
+        </w:rPr>
+        <w:t>) - analysis.py</w:t>
       </w:r>
     </w:p>
     <w:p>
@@ -9719,11 +10686,19 @@
       </w:pPr>
       <w:proofErr w:type="spellStart"/>
       <w:r>
-        <w:t>Generate_rpe_boxplot</w:t>
-      </w:r>
-      <w:proofErr w:type="spellEnd"/>
-      <w:r>
-        <w:t>() – Creates boxplots showing RPE distribution across different scenarios.</w:t>
+        <w:t>Generate_rpe_</w:t>
+      </w:r>
+      <w:proofErr w:type="gramStart"/>
+      <w:r>
+        <w:t>boxplot</w:t>
+      </w:r>
+      <w:proofErr w:type="spellEnd"/>
+      <w:r>
+        <w:t>(</w:t>
+      </w:r>
+      <w:proofErr w:type="gramEnd"/>
+      <w:r>
+        <w:t>) – Creates boxplots showing RPE distribution across different scenarios.</w:t>
       </w:r>
     </w:p>
     <w:p>
@@ -9742,7 +10717,6 @@
         <w:rPr>
           <w:noProof/>
         </w:rPr>
-        <w:lastRenderedPageBreak/>
         <w:drawing>
           <wp:inline distT="0" distB="0" distL="0" distR="0" wp14:anchorId="41B67865" wp14:editId="10359FD9">
             <wp:extent cx="3476625" cy="3687329"/>
@@ -9855,16 +10829,34 @@
           <w:sz w:val="24"/>
           <w:szCs w:val="24"/>
         </w:rPr>
-        <w:t>generate_rpe_boxplot</w:t>
-      </w:r>
-      <w:proofErr w:type="spellEnd"/>
-      <w:r>
-        <w:rPr>
-          <w:rFonts w:ascii="Times New Roman" w:hAnsi="Times New Roman" w:cs="Times New Roman"/>
-          <w:sz w:val="24"/>
-          <w:szCs w:val="24"/>
-        </w:rPr>
-        <w:t>() - analysis.py</w:t>
+        <w:t>generate_rpe_</w:t>
+      </w:r>
+      <w:proofErr w:type="gramStart"/>
+      <w:r>
+        <w:rPr>
+          <w:rFonts w:ascii="Times New Roman" w:hAnsi="Times New Roman" w:cs="Times New Roman"/>
+          <w:sz w:val="24"/>
+          <w:szCs w:val="24"/>
+        </w:rPr>
+        <w:t>boxplot</w:t>
+      </w:r>
+      <w:proofErr w:type="spellEnd"/>
+      <w:r>
+        <w:rPr>
+          <w:rFonts w:ascii="Times New Roman" w:hAnsi="Times New Roman" w:cs="Times New Roman"/>
+          <w:sz w:val="24"/>
+          <w:szCs w:val="24"/>
+        </w:rPr>
+        <w:t>(</w:t>
+      </w:r>
+      <w:proofErr w:type="gramEnd"/>
+      <w:r>
+        <w:rPr>
+          <w:rFonts w:ascii="Times New Roman" w:hAnsi="Times New Roman" w:cs="Times New Roman"/>
+          <w:sz w:val="24"/>
+          <w:szCs w:val="24"/>
+        </w:rPr>
+        <w:t>) - analysis.py</w:t>
       </w:r>
     </w:p>
     <w:p>
@@ -9892,11 +10884,19 @@
       </w:pPr>
       <w:proofErr w:type="spellStart"/>
       <w:r>
-        <w:t>Calculate_composite_scores</w:t>
-      </w:r>
-      <w:proofErr w:type="spellEnd"/>
-      <w:r>
-        <w:t>() – Aggregates individual question responses into subscales.</w:t>
+        <w:t>Calculate_composite_</w:t>
+      </w:r>
+      <w:proofErr w:type="gramStart"/>
+      <w:r>
+        <w:t>scores</w:t>
+      </w:r>
+      <w:proofErr w:type="spellEnd"/>
+      <w:r>
+        <w:t>(</w:t>
+      </w:r>
+      <w:proofErr w:type="gramEnd"/>
+      <w:r>
+        <w:t>) – Aggregates individual question responses into subscales.</w:t>
       </w:r>
     </w:p>
     <w:p>
@@ -9915,6 +10915,7 @@
         <w:rPr>
           <w:noProof/>
         </w:rPr>
+        <w:lastRenderedPageBreak/>
         <w:drawing>
           <wp:inline distT="0" distB="0" distL="0" distR="0" wp14:anchorId="7442038C" wp14:editId="238F0926">
             <wp:extent cx="3505689" cy="1448002"/>
@@ -10027,16 +11028,34 @@
           <w:sz w:val="24"/>
           <w:szCs w:val="24"/>
         </w:rPr>
-        <w:t>calculate_composite_scores</w:t>
-      </w:r>
-      <w:proofErr w:type="spellEnd"/>
-      <w:r>
-        <w:rPr>
-          <w:rFonts w:ascii="Times New Roman" w:hAnsi="Times New Roman" w:cs="Times New Roman"/>
-          <w:sz w:val="24"/>
-          <w:szCs w:val="24"/>
-        </w:rPr>
-        <w:t>() - analysis.py</w:t>
+        <w:t>calculate_composite_</w:t>
+      </w:r>
+      <w:proofErr w:type="gramStart"/>
+      <w:r>
+        <w:rPr>
+          <w:rFonts w:ascii="Times New Roman" w:hAnsi="Times New Roman" w:cs="Times New Roman"/>
+          <w:sz w:val="24"/>
+          <w:szCs w:val="24"/>
+        </w:rPr>
+        <w:t>scores</w:t>
+      </w:r>
+      <w:proofErr w:type="spellEnd"/>
+      <w:r>
+        <w:rPr>
+          <w:rFonts w:ascii="Times New Roman" w:hAnsi="Times New Roman" w:cs="Times New Roman"/>
+          <w:sz w:val="24"/>
+          <w:szCs w:val="24"/>
+        </w:rPr>
+        <w:t>(</w:t>
+      </w:r>
+      <w:proofErr w:type="gramEnd"/>
+      <w:r>
+        <w:rPr>
+          <w:rFonts w:ascii="Times New Roman" w:hAnsi="Times New Roman" w:cs="Times New Roman"/>
+          <w:sz w:val="24"/>
+          <w:szCs w:val="24"/>
+        </w:rPr>
+        <w:t>) - analysis.py</w:t>
       </w:r>
     </w:p>
     <w:p>
@@ -10051,11 +11070,19 @@
       </w:pPr>
       <w:proofErr w:type="spellStart"/>
       <w:r>
-        <w:t>Generate_subscale_boxplots</w:t>
-      </w:r>
-      <w:proofErr w:type="spellEnd"/>
-      <w:r>
-        <w:t>() – creates visualisations for each IMI component.</w:t>
+        <w:t>Generate_subscale_</w:t>
+      </w:r>
+      <w:proofErr w:type="gramStart"/>
+      <w:r>
+        <w:t>boxplots</w:t>
+      </w:r>
+      <w:proofErr w:type="spellEnd"/>
+      <w:r>
+        <w:t>(</w:t>
+      </w:r>
+      <w:proofErr w:type="gramEnd"/>
+      <w:r>
+        <w:t>) – creates visualisations for each IMI component.</w:t>
       </w:r>
     </w:p>
     <w:p>
@@ -10070,11 +11097,19 @@
       </w:pPr>
       <w:proofErr w:type="spellStart"/>
       <w:r>
-        <w:t>Perform_statistical_tests</w:t>
-      </w:r>
-      <w:proofErr w:type="spellEnd"/>
-      <w:r>
-        <w:t>() – Runs t-tests and Wilcoxon tests to determine statistical significance.</w:t>
+        <w:t>Perform_statistical_</w:t>
+      </w:r>
+      <w:proofErr w:type="gramStart"/>
+      <w:r>
+        <w:t>tests</w:t>
+      </w:r>
+      <w:proofErr w:type="spellEnd"/>
+      <w:r>
+        <w:t>(</w:t>
+      </w:r>
+      <w:proofErr w:type="gramEnd"/>
+      <w:r>
+        <w:t>) – Runs t-tests and Wilcoxon tests to determine statistical significance.</w:t>
       </w:r>
     </w:p>
     <w:p>
@@ -10089,11 +11124,19 @@
       </w:pPr>
       <w:proofErr w:type="spellStart"/>
       <w:r>
-        <w:t>Generate_radar_chart</w:t>
-      </w:r>
-      <w:proofErr w:type="spellEnd"/>
-      <w:r>
-        <w:t>() – Creates radar diagram comparing motivation profiles across conditions.</w:t>
+        <w:t>Generate_radar_</w:t>
+      </w:r>
+      <w:proofErr w:type="gramStart"/>
+      <w:r>
+        <w:t>chart</w:t>
+      </w:r>
+      <w:proofErr w:type="spellEnd"/>
+      <w:r>
+        <w:t>(</w:t>
+      </w:r>
+      <w:proofErr w:type="gramEnd"/>
+      <w:r>
+        <w:t>) – Creates radar diagram comparing motivation profiles across conditions.</w:t>
       </w:r>
     </w:p>
     <w:p>
@@ -10136,9 +11179,13 @@
         </w:numPr>
         <w:spacing w:line="360" w:lineRule="auto"/>
       </w:pPr>
-      <w:r>
-        <w:lastRenderedPageBreak/>
-        <w:t xml:space="preserve">Start() – Called when </w:t>
+      <w:proofErr w:type="gramStart"/>
+      <w:r>
+        <w:t>Start(</w:t>
+      </w:r>
+      <w:proofErr w:type="gramEnd"/>
+      <w:r>
+        <w:t xml:space="preserve">) – Called when </w:t>
       </w:r>
       <w:proofErr w:type="spellStart"/>
       <w:r>
@@ -10268,7 +11315,25 @@
           <w:sz w:val="24"/>
           <w:szCs w:val="24"/>
         </w:rPr>
-        <w:t xml:space="preserve"> - Start() - </w:t>
+        <w:t xml:space="preserve"> - </w:t>
+      </w:r>
+      <w:proofErr w:type="gramStart"/>
+      <w:r>
+        <w:rPr>
+          <w:rFonts w:ascii="Times New Roman" w:hAnsi="Times New Roman" w:cs="Times New Roman"/>
+          <w:sz w:val="24"/>
+          <w:szCs w:val="24"/>
+        </w:rPr>
+        <w:t>Start(</w:t>
+      </w:r>
+      <w:proofErr w:type="gramEnd"/>
+      <w:r>
+        <w:rPr>
+          <w:rFonts w:ascii="Times New Roman" w:hAnsi="Times New Roman" w:cs="Times New Roman"/>
+          <w:sz w:val="24"/>
+          <w:szCs w:val="24"/>
+        </w:rPr>
+        <w:t xml:space="preserve">) - </w:t>
       </w:r>
       <w:proofErr w:type="spellStart"/>
       <w:r>
@@ -10290,14 +11355,21 @@
         </w:numPr>
         <w:spacing w:line="360" w:lineRule="auto"/>
       </w:pPr>
-      <w:r>
-        <w:t xml:space="preserve">Update() – If connected it runs the heart rate monitors </w:t>
-      </w:r>
-      <w:proofErr w:type="spellStart"/>
+      <w:proofErr w:type="gramStart"/>
+      <w:r>
+        <w:t>Update(</w:t>
+      </w:r>
+      <w:proofErr w:type="gramEnd"/>
+      <w:r>
+        <w:t xml:space="preserve">) – If connected it runs the heart rate monitors </w:t>
+      </w:r>
+      <w:proofErr w:type="spellStart"/>
+      <w:proofErr w:type="gramStart"/>
       <w:r>
         <w:t>connector.Update</w:t>
       </w:r>
       <w:proofErr w:type="spellEnd"/>
+      <w:proofErr w:type="gramEnd"/>
       <w:r>
         <w:t xml:space="preserve">() method to process the BLE data. It updates </w:t>
       </w:r>
@@ -10437,7 +11509,25 @@
           <w:sz w:val="24"/>
           <w:szCs w:val="24"/>
         </w:rPr>
-        <w:t xml:space="preserve"> - Update() - </w:t>
+        <w:t xml:space="preserve"> - </w:t>
+      </w:r>
+      <w:proofErr w:type="gramStart"/>
+      <w:r>
+        <w:rPr>
+          <w:rFonts w:ascii="Times New Roman" w:hAnsi="Times New Roman" w:cs="Times New Roman"/>
+          <w:sz w:val="24"/>
+          <w:szCs w:val="24"/>
+        </w:rPr>
+        <w:t>Update(</w:t>
+      </w:r>
+      <w:proofErr w:type="gramEnd"/>
+      <w:r>
+        <w:rPr>
+          <w:rFonts w:ascii="Times New Roman" w:hAnsi="Times New Roman" w:cs="Times New Roman"/>
+          <w:sz w:val="24"/>
+          <w:szCs w:val="24"/>
+        </w:rPr>
+        <w:t xml:space="preserve">) - </w:t>
       </w:r>
       <w:proofErr w:type="spellStart"/>
       <w:r>
@@ -10460,12 +11550,17 @@
         <w:spacing w:line="360" w:lineRule="auto"/>
       </w:pPr>
       <w:proofErr w:type="spellStart"/>
+      <w:proofErr w:type="gramStart"/>
       <w:r>
         <w:t>OnApplicationQuit</w:t>
       </w:r>
       <w:proofErr w:type="spellEnd"/>
       <w:r>
-        <w:t>() – Ensures that the BLE connection is shut down when the application is closed.</w:t>
+        <w:t>(</w:t>
+      </w:r>
+      <w:proofErr w:type="gramEnd"/>
+      <w:r>
+        <w:t>) – Ensures that the BLE connection is shut down when the application is closed.</w:t>
       </w:r>
     </w:p>
     <w:p>
@@ -10590,6 +11685,7 @@
         <w:t xml:space="preserve"> - </w:t>
       </w:r>
       <w:proofErr w:type="spellStart"/>
+      <w:proofErr w:type="gramStart"/>
       <w:r>
         <w:rPr>
           <w:rFonts w:ascii="Times New Roman" w:hAnsi="Times New Roman" w:cs="Times New Roman"/>
@@ -10605,7 +11701,16 @@
           <w:sz w:val="24"/>
           <w:szCs w:val="24"/>
         </w:rPr>
-        <w:t xml:space="preserve">() - </w:t>
+        <w:t>(</w:t>
+      </w:r>
+      <w:proofErr w:type="gramEnd"/>
+      <w:r>
+        <w:rPr>
+          <w:rFonts w:ascii="Times New Roman" w:hAnsi="Times New Roman" w:cs="Times New Roman"/>
+          <w:sz w:val="24"/>
+          <w:szCs w:val="24"/>
+        </w:rPr>
+        <w:t xml:space="preserve">) - </w:t>
       </w:r>
       <w:proofErr w:type="spellStart"/>
       <w:r>
@@ -10628,12 +11733,17 @@
         <w:spacing w:line="360" w:lineRule="auto"/>
       </w:pPr>
       <w:proofErr w:type="spellStart"/>
+      <w:proofErr w:type="gramStart"/>
       <w:r>
         <w:t>BeginConnection</w:t>
       </w:r>
       <w:proofErr w:type="spellEnd"/>
       <w:r>
-        <w:t xml:space="preserve">() – Initialises the </w:t>
+        <w:t>(</w:t>
+      </w:r>
+      <w:proofErr w:type="gramEnd"/>
+      <w:r>
+        <w:t xml:space="preserve">) – Initialises the </w:t>
       </w:r>
       <w:proofErr w:type="spellStart"/>
       <w:r>
@@ -10660,6 +11770,7 @@
         <w:rPr>
           <w:noProof/>
         </w:rPr>
+        <w:lastRenderedPageBreak/>
         <w:drawing>
           <wp:inline distT="0" distB="0" distL="0" distR="0" wp14:anchorId="0579CEA8" wp14:editId="2CF9B83B">
             <wp:extent cx="2829320" cy="685896"/>
@@ -10766,6 +11877,7 @@
         <w:t xml:space="preserve"> - </w:t>
       </w:r>
       <w:proofErr w:type="spellStart"/>
+      <w:proofErr w:type="gramStart"/>
       <w:r>
         <w:rPr>
           <w:rFonts w:ascii="Times New Roman" w:hAnsi="Times New Roman" w:cs="Times New Roman"/>
@@ -10781,7 +11893,16 @@
           <w:sz w:val="24"/>
           <w:szCs w:val="24"/>
         </w:rPr>
-        <w:t xml:space="preserve">() - </w:t>
+        <w:t>(</w:t>
+      </w:r>
+      <w:proofErr w:type="gramEnd"/>
+      <w:r>
+        <w:rPr>
+          <w:rFonts w:ascii="Times New Roman" w:hAnsi="Times New Roman" w:cs="Times New Roman"/>
+          <w:sz w:val="24"/>
+          <w:szCs w:val="24"/>
+        </w:rPr>
+        <w:t xml:space="preserve">) - </w:t>
       </w:r>
       <w:proofErr w:type="spellStart"/>
       <w:r>
@@ -10803,8 +11924,13 @@
         </w:numPr>
         <w:spacing w:line="360" w:lineRule="auto"/>
       </w:pPr>
-      <w:r>
-        <w:t>Connect() – Kicks off the BLE connection coroutine using the provided device and characteristic UUID’s.</w:t>
+      <w:proofErr w:type="gramStart"/>
+      <w:r>
+        <w:t>Connect(</w:t>
+      </w:r>
+      <w:proofErr w:type="gramEnd"/>
+      <w:r>
+        <w:t>) – Kicks off the BLE connection coroutine using the provided device and characteristic UUID’s.</w:t>
       </w:r>
     </w:p>
     <w:p>
@@ -10823,7 +11949,6 @@
         <w:rPr>
           <w:noProof/>
         </w:rPr>
-        <w:lastRenderedPageBreak/>
         <w:drawing>
           <wp:inline distT="0" distB="0" distL="0" distR="0" wp14:anchorId="031D87EE" wp14:editId="1EF4566F">
             <wp:extent cx="4782217" cy="924054"/>
@@ -10927,7 +12052,25 @@
           <w:sz w:val="24"/>
           <w:szCs w:val="24"/>
         </w:rPr>
-        <w:t xml:space="preserve"> - connect() - </w:t>
+        <w:t xml:space="preserve"> - </w:t>
+      </w:r>
+      <w:proofErr w:type="gramStart"/>
+      <w:r>
+        <w:rPr>
+          <w:rFonts w:ascii="Times New Roman" w:hAnsi="Times New Roman" w:cs="Times New Roman"/>
+          <w:sz w:val="24"/>
+          <w:szCs w:val="24"/>
+        </w:rPr>
+        <w:t>connect(</w:t>
+      </w:r>
+      <w:proofErr w:type="gramEnd"/>
+      <w:r>
+        <w:rPr>
+          <w:rFonts w:ascii="Times New Roman" w:hAnsi="Times New Roman" w:cs="Times New Roman"/>
+          <w:sz w:val="24"/>
+          <w:szCs w:val="24"/>
+        </w:rPr>
+        <w:t xml:space="preserve">) - </w:t>
       </w:r>
       <w:proofErr w:type="spellStart"/>
       <w:r>
@@ -10951,11 +12094,19 @@
       </w:pPr>
       <w:proofErr w:type="spellStart"/>
       <w:r>
-        <w:t>Change_device_name</w:t>
-      </w:r>
-      <w:proofErr w:type="spellEnd"/>
-      <w:r>
-        <w:t>() – Allows the name of the device to be modified at runtime.</w:t>
+        <w:t>Change_device_</w:t>
+      </w:r>
+      <w:proofErr w:type="gramStart"/>
+      <w:r>
+        <w:t>name</w:t>
+      </w:r>
+      <w:proofErr w:type="spellEnd"/>
+      <w:r>
+        <w:t>(</w:t>
+      </w:r>
+      <w:proofErr w:type="gramEnd"/>
+      <w:r>
+        <w:t>) – Allows the name of the device to be modified at runtime.</w:t>
       </w:r>
     </w:p>
     <w:p>
@@ -11086,16 +12237,34 @@
           <w:sz w:val="24"/>
           <w:szCs w:val="24"/>
         </w:rPr>
-        <w:t>change_device_name</w:t>
-      </w:r>
-      <w:proofErr w:type="spellEnd"/>
-      <w:r>
-        <w:rPr>
-          <w:rFonts w:ascii="Times New Roman" w:hAnsi="Times New Roman" w:cs="Times New Roman"/>
-          <w:sz w:val="24"/>
-          <w:szCs w:val="24"/>
-        </w:rPr>
-        <w:t xml:space="preserve">() - </w:t>
+        <w:t>change_device_</w:t>
+      </w:r>
+      <w:proofErr w:type="gramStart"/>
+      <w:r>
+        <w:rPr>
+          <w:rFonts w:ascii="Times New Roman" w:hAnsi="Times New Roman" w:cs="Times New Roman"/>
+          <w:sz w:val="24"/>
+          <w:szCs w:val="24"/>
+        </w:rPr>
+        <w:t>name</w:t>
+      </w:r>
+      <w:proofErr w:type="spellEnd"/>
+      <w:r>
+        <w:rPr>
+          <w:rFonts w:ascii="Times New Roman" w:hAnsi="Times New Roman" w:cs="Times New Roman"/>
+          <w:sz w:val="24"/>
+          <w:szCs w:val="24"/>
+        </w:rPr>
+        <w:t>(</w:t>
+      </w:r>
+      <w:proofErr w:type="gramEnd"/>
+      <w:r>
+        <w:rPr>
+          <w:rFonts w:ascii="Times New Roman" w:hAnsi="Times New Roman" w:cs="Times New Roman"/>
+          <w:sz w:val="24"/>
+          <w:szCs w:val="24"/>
+        </w:rPr>
+        <w:t xml:space="preserve">) - </w:t>
       </w:r>
       <w:proofErr w:type="spellStart"/>
       <w:r>
@@ -11119,11 +12288,19 @@
       </w:pPr>
       <w:proofErr w:type="spellStart"/>
       <w:r>
-        <w:t>Change_service_id</w:t>
-      </w:r>
-      <w:proofErr w:type="spellEnd"/>
-      <w:r>
-        <w:t>() – Allows the service of the device to be modified at runtime.</w:t>
+        <w:t>Change_service_</w:t>
+      </w:r>
+      <w:proofErr w:type="gramStart"/>
+      <w:r>
+        <w:t>id</w:t>
+      </w:r>
+      <w:proofErr w:type="spellEnd"/>
+      <w:r>
+        <w:t>(</w:t>
+      </w:r>
+      <w:proofErr w:type="gramEnd"/>
+      <w:r>
+        <w:t>) – Allows the service of the device to be modified at runtime.</w:t>
       </w:r>
     </w:p>
     <w:p>
@@ -11254,16 +12431,34 @@
           <w:sz w:val="24"/>
           <w:szCs w:val="24"/>
         </w:rPr>
-        <w:t>change_service_id</w:t>
-      </w:r>
-      <w:proofErr w:type="spellEnd"/>
-      <w:r>
-        <w:rPr>
-          <w:rFonts w:ascii="Times New Roman" w:hAnsi="Times New Roman" w:cs="Times New Roman"/>
-          <w:sz w:val="24"/>
-          <w:szCs w:val="24"/>
-        </w:rPr>
-        <w:t xml:space="preserve">() - </w:t>
+        <w:t>change_service_</w:t>
+      </w:r>
+      <w:proofErr w:type="gramStart"/>
+      <w:r>
+        <w:rPr>
+          <w:rFonts w:ascii="Times New Roman" w:hAnsi="Times New Roman" w:cs="Times New Roman"/>
+          <w:sz w:val="24"/>
+          <w:szCs w:val="24"/>
+        </w:rPr>
+        <w:t>id</w:t>
+      </w:r>
+      <w:proofErr w:type="spellEnd"/>
+      <w:r>
+        <w:rPr>
+          <w:rFonts w:ascii="Times New Roman" w:hAnsi="Times New Roman" w:cs="Times New Roman"/>
+          <w:sz w:val="24"/>
+          <w:szCs w:val="24"/>
+        </w:rPr>
+        <w:t>(</w:t>
+      </w:r>
+      <w:proofErr w:type="gramEnd"/>
+      <w:r>
+        <w:rPr>
+          <w:rFonts w:ascii="Times New Roman" w:hAnsi="Times New Roman" w:cs="Times New Roman"/>
+          <w:sz w:val="24"/>
+          <w:szCs w:val="24"/>
+        </w:rPr>
+        <w:t xml:space="preserve">) - </w:t>
       </w:r>
       <w:proofErr w:type="spellStart"/>
       <w:r>
@@ -11287,11 +12482,19 @@
       </w:pPr>
       <w:proofErr w:type="spellStart"/>
       <w:r>
-        <w:t>Change_read_characteristic</w:t>
-      </w:r>
-      <w:proofErr w:type="spellEnd"/>
-      <w:r>
-        <w:t>() – Allows the read characteristic to be modified at runtime.</w:t>
+        <w:t>Change_read_</w:t>
+      </w:r>
+      <w:proofErr w:type="gramStart"/>
+      <w:r>
+        <w:t>characteristic</w:t>
+      </w:r>
+      <w:proofErr w:type="spellEnd"/>
+      <w:r>
+        <w:t>(</w:t>
+      </w:r>
+      <w:proofErr w:type="gramEnd"/>
+      <w:r>
+        <w:t>) – Allows the read characteristic to be modified at runtime.</w:t>
       </w:r>
     </w:p>
     <w:p>
@@ -11422,16 +12625,34 @@
           <w:sz w:val="24"/>
           <w:szCs w:val="24"/>
         </w:rPr>
-        <w:t>change_read_characteristic</w:t>
-      </w:r>
-      <w:proofErr w:type="spellEnd"/>
-      <w:r>
-        <w:rPr>
-          <w:rFonts w:ascii="Times New Roman" w:hAnsi="Times New Roman" w:cs="Times New Roman"/>
-          <w:sz w:val="24"/>
-          <w:szCs w:val="24"/>
-        </w:rPr>
-        <w:t xml:space="preserve">() - </w:t>
+        <w:t>change_read_</w:t>
+      </w:r>
+      <w:proofErr w:type="gramStart"/>
+      <w:r>
+        <w:rPr>
+          <w:rFonts w:ascii="Times New Roman" w:hAnsi="Times New Roman" w:cs="Times New Roman"/>
+          <w:sz w:val="24"/>
+          <w:szCs w:val="24"/>
+        </w:rPr>
+        <w:t>characteristic</w:t>
+      </w:r>
+      <w:proofErr w:type="spellEnd"/>
+      <w:r>
+        <w:rPr>
+          <w:rFonts w:ascii="Times New Roman" w:hAnsi="Times New Roman" w:cs="Times New Roman"/>
+          <w:sz w:val="24"/>
+          <w:szCs w:val="24"/>
+        </w:rPr>
+        <w:t>(</w:t>
+      </w:r>
+      <w:proofErr w:type="gramEnd"/>
+      <w:r>
+        <w:rPr>
+          <w:rFonts w:ascii="Times New Roman" w:hAnsi="Times New Roman" w:cs="Times New Roman"/>
+          <w:sz w:val="24"/>
+          <w:szCs w:val="24"/>
+        </w:rPr>
+        <w:t xml:space="preserve">) - </w:t>
       </w:r>
       <w:proofErr w:type="spellStart"/>
       <w:r>
@@ -11453,8 +12674,13 @@
         </w:numPr>
         <w:spacing w:line="360" w:lineRule="auto"/>
       </w:pPr>
-      <w:r>
-        <w:t>Reconnect() – Disconnects and attempts to reconnect with the currently set parameters.</w:t>
+      <w:proofErr w:type="gramStart"/>
+      <w:r>
+        <w:t>Reconnect(</w:t>
+      </w:r>
+      <w:proofErr w:type="gramEnd"/>
+      <w:r>
+        <w:t>) – Disconnects and attempts to reconnect with the currently set parameters.</w:t>
       </w:r>
     </w:p>
     <w:p>
@@ -11576,7 +12802,25 @@
           <w:sz w:val="24"/>
           <w:szCs w:val="24"/>
         </w:rPr>
-        <w:t xml:space="preserve"> - reconnect() - </w:t>
+        <w:t xml:space="preserve"> - </w:t>
+      </w:r>
+      <w:proofErr w:type="gramStart"/>
+      <w:r>
+        <w:rPr>
+          <w:rFonts w:ascii="Times New Roman" w:hAnsi="Times New Roman" w:cs="Times New Roman"/>
+          <w:sz w:val="24"/>
+          <w:szCs w:val="24"/>
+        </w:rPr>
+        <w:t>reconnect(</w:t>
+      </w:r>
+      <w:proofErr w:type="gramEnd"/>
+      <w:r>
+        <w:rPr>
+          <w:rFonts w:ascii="Times New Roman" w:hAnsi="Times New Roman" w:cs="Times New Roman"/>
+          <w:sz w:val="24"/>
+          <w:szCs w:val="24"/>
+        </w:rPr>
+        <w:t xml:space="preserve">) - </w:t>
       </w:r>
       <w:proofErr w:type="spellStart"/>
       <w:r>
@@ -11635,8 +12879,14 @@
         </w:numPr>
         <w:spacing w:line="360" w:lineRule="auto"/>
       </w:pPr>
-      <w:r>
-        <w:t>Connect() – A method that sequentially calls the necessary methods to connect a device by finding it, finding the service, and finding the characteristic and subscribing to receive data. If it fails at any point it breaks.</w:t>
+      <w:proofErr w:type="gramStart"/>
+      <w:r>
+        <w:lastRenderedPageBreak/>
+        <w:t>Connect(</w:t>
+      </w:r>
+      <w:proofErr w:type="gramEnd"/>
+      <w:r>
+        <w:t>) – A method that sequentially calls the necessary methods to connect a device by finding it, finding the service, and finding the characteristic and subscribing to receive data. If it fails at any point it breaks.</w:t>
       </w:r>
     </w:p>
     <w:p>
@@ -11655,7 +12905,6 @@
         <w:rPr>
           <w:noProof/>
         </w:rPr>
-        <w:lastRenderedPageBreak/>
         <w:drawing>
           <wp:inline distT="0" distB="0" distL="0" distR="0" wp14:anchorId="51140CA2" wp14:editId="0935828A">
             <wp:extent cx="4167963" cy="2876270"/>
@@ -11759,7 +13008,25 @@
           <w:sz w:val="24"/>
           <w:szCs w:val="24"/>
         </w:rPr>
-        <w:t xml:space="preserve"> - Connect() - </w:t>
+        <w:t xml:space="preserve"> - </w:t>
+      </w:r>
+      <w:proofErr w:type="gramStart"/>
+      <w:r>
+        <w:rPr>
+          <w:rFonts w:ascii="Times New Roman" w:hAnsi="Times New Roman" w:cs="Times New Roman"/>
+          <w:sz w:val="24"/>
+          <w:szCs w:val="24"/>
+        </w:rPr>
+        <w:t>Connect(</w:t>
+      </w:r>
+      <w:proofErr w:type="gramEnd"/>
+      <w:r>
+        <w:rPr>
+          <w:rFonts w:ascii="Times New Roman" w:hAnsi="Times New Roman" w:cs="Times New Roman"/>
+          <w:sz w:val="24"/>
+          <w:szCs w:val="24"/>
+        </w:rPr>
+        <w:t xml:space="preserve">) - </w:t>
       </w:r>
       <w:proofErr w:type="spellStart"/>
       <w:r>
@@ -11783,11 +13050,19 @@
       </w:pPr>
       <w:proofErr w:type="spellStart"/>
       <w:r>
-        <w:t>Connect_device</w:t>
-      </w:r>
-      <w:proofErr w:type="spellEnd"/>
-      <w:r>
-        <w:t xml:space="preserve">() – Scans for BLE devices and looks for a match by </w:t>
+        <w:t>Connect_</w:t>
+      </w:r>
+      <w:proofErr w:type="gramStart"/>
+      <w:r>
+        <w:t>device</w:t>
+      </w:r>
+      <w:proofErr w:type="spellEnd"/>
+      <w:r>
+        <w:t>(</w:t>
+      </w:r>
+      <w:proofErr w:type="gramEnd"/>
+      <w:r>
+        <w:t xml:space="preserve">) – Scans for BLE devices and looks for a match by </w:t>
       </w:r>
       <w:proofErr w:type="spellStart"/>
       <w:r>
@@ -11926,16 +13201,34 @@
           <w:sz w:val="24"/>
           <w:szCs w:val="24"/>
         </w:rPr>
-        <w:t>Connect_device</w:t>
-      </w:r>
-      <w:proofErr w:type="spellEnd"/>
-      <w:r>
-        <w:rPr>
-          <w:rFonts w:ascii="Times New Roman" w:hAnsi="Times New Roman" w:cs="Times New Roman"/>
-          <w:sz w:val="24"/>
-          <w:szCs w:val="24"/>
-        </w:rPr>
-        <w:t xml:space="preserve">() - </w:t>
+        <w:t>Connect_</w:t>
+      </w:r>
+      <w:proofErr w:type="gramStart"/>
+      <w:r>
+        <w:rPr>
+          <w:rFonts w:ascii="Times New Roman" w:hAnsi="Times New Roman" w:cs="Times New Roman"/>
+          <w:sz w:val="24"/>
+          <w:szCs w:val="24"/>
+        </w:rPr>
+        <w:t>device</w:t>
+      </w:r>
+      <w:proofErr w:type="spellEnd"/>
+      <w:r>
+        <w:rPr>
+          <w:rFonts w:ascii="Times New Roman" w:hAnsi="Times New Roman" w:cs="Times New Roman"/>
+          <w:sz w:val="24"/>
+          <w:szCs w:val="24"/>
+        </w:rPr>
+        <w:t>(</w:t>
+      </w:r>
+      <w:proofErr w:type="gramEnd"/>
+      <w:r>
+        <w:rPr>
+          <w:rFonts w:ascii="Times New Roman" w:hAnsi="Times New Roman" w:cs="Times New Roman"/>
+          <w:sz w:val="24"/>
+          <w:szCs w:val="24"/>
+        </w:rPr>
+        <w:t xml:space="preserve">) - </w:t>
       </w:r>
       <w:proofErr w:type="spellStart"/>
       <w:r>
@@ -11959,11 +13252,19 @@
       </w:pPr>
       <w:proofErr w:type="spellStart"/>
       <w:r>
-        <w:t>Connect_service</w:t>
-      </w:r>
-      <w:proofErr w:type="spellEnd"/>
-      <w:r>
-        <w:t>() – Scans services on the selected device to find the one with the matching UUID (</w:t>
+        <w:t>Connect_</w:t>
+      </w:r>
+      <w:proofErr w:type="gramStart"/>
+      <w:r>
+        <w:t>service</w:t>
+      </w:r>
+      <w:proofErr w:type="spellEnd"/>
+      <w:r>
+        <w:t>(</w:t>
+      </w:r>
+      <w:proofErr w:type="gramEnd"/>
+      <w:r>
+        <w:t>) – Scans services on the selected device to find the one with the matching UUID (</w:t>
       </w:r>
       <w:proofErr w:type="spellStart"/>
       <w:r>
@@ -12103,16 +13404,34 @@
           <w:sz w:val="24"/>
           <w:szCs w:val="24"/>
         </w:rPr>
-        <w:t>Connect_service</w:t>
-      </w:r>
-      <w:proofErr w:type="spellEnd"/>
-      <w:r>
-        <w:rPr>
-          <w:rFonts w:ascii="Times New Roman" w:hAnsi="Times New Roman" w:cs="Times New Roman"/>
-          <w:sz w:val="24"/>
-          <w:szCs w:val="24"/>
-        </w:rPr>
-        <w:t xml:space="preserve">() - </w:t>
+        <w:t>Connect_</w:t>
+      </w:r>
+      <w:proofErr w:type="gramStart"/>
+      <w:r>
+        <w:rPr>
+          <w:rFonts w:ascii="Times New Roman" w:hAnsi="Times New Roman" w:cs="Times New Roman"/>
+          <w:sz w:val="24"/>
+          <w:szCs w:val="24"/>
+        </w:rPr>
+        <w:t>service</w:t>
+      </w:r>
+      <w:proofErr w:type="spellEnd"/>
+      <w:r>
+        <w:rPr>
+          <w:rFonts w:ascii="Times New Roman" w:hAnsi="Times New Roman" w:cs="Times New Roman"/>
+          <w:sz w:val="24"/>
+          <w:szCs w:val="24"/>
+        </w:rPr>
+        <w:t>(</w:t>
+      </w:r>
+      <w:proofErr w:type="gramEnd"/>
+      <w:r>
+        <w:rPr>
+          <w:rFonts w:ascii="Times New Roman" w:hAnsi="Times New Roman" w:cs="Times New Roman"/>
+          <w:sz w:val="24"/>
+          <w:szCs w:val="24"/>
+        </w:rPr>
+        <w:t xml:space="preserve">) - </w:t>
       </w:r>
       <w:proofErr w:type="spellStart"/>
       <w:r>
@@ -12136,11 +13455,19 @@
       </w:pPr>
       <w:proofErr w:type="spellStart"/>
       <w:r>
-        <w:t>Connect_read_characteristic</w:t>
-      </w:r>
-      <w:proofErr w:type="spellEnd"/>
-      <w:r>
-        <w:t>() – Scans for characteristics within the selected service and looks for the matching UUID (</w:t>
+        <w:t>Connect_read_</w:t>
+      </w:r>
+      <w:proofErr w:type="gramStart"/>
+      <w:r>
+        <w:t>characteristic</w:t>
+      </w:r>
+      <w:proofErr w:type="spellEnd"/>
+      <w:r>
+        <w:t>(</w:t>
+      </w:r>
+      <w:proofErr w:type="gramEnd"/>
+      <w:r>
+        <w:t>) – Scans for characteristics within the selected service and looks for the matching UUID (</w:t>
       </w:r>
       <w:proofErr w:type="spellStart"/>
       <w:r>
@@ -12279,16 +13606,34 @@
           <w:sz w:val="24"/>
           <w:szCs w:val="24"/>
         </w:rPr>
-        <w:t>Connect_read_characteristic</w:t>
-      </w:r>
-      <w:proofErr w:type="spellEnd"/>
-      <w:r>
-        <w:rPr>
-          <w:rFonts w:ascii="Times New Roman" w:hAnsi="Times New Roman" w:cs="Times New Roman"/>
-          <w:sz w:val="24"/>
-          <w:szCs w:val="24"/>
-        </w:rPr>
-        <w:t xml:space="preserve">() - </w:t>
+        <w:t>Connect_read_</w:t>
+      </w:r>
+      <w:proofErr w:type="gramStart"/>
+      <w:r>
+        <w:rPr>
+          <w:rFonts w:ascii="Times New Roman" w:hAnsi="Times New Roman" w:cs="Times New Roman"/>
+          <w:sz w:val="24"/>
+          <w:szCs w:val="24"/>
+        </w:rPr>
+        <w:t>characteristic</w:t>
+      </w:r>
+      <w:proofErr w:type="spellEnd"/>
+      <w:r>
+        <w:rPr>
+          <w:rFonts w:ascii="Times New Roman" w:hAnsi="Times New Roman" w:cs="Times New Roman"/>
+          <w:sz w:val="24"/>
+          <w:szCs w:val="24"/>
+        </w:rPr>
+        <w:t>(</w:t>
+      </w:r>
+      <w:proofErr w:type="gramEnd"/>
+      <w:r>
+        <w:rPr>
+          <w:rFonts w:ascii="Times New Roman" w:hAnsi="Times New Roman" w:cs="Times New Roman"/>
+          <w:sz w:val="24"/>
+          <w:szCs w:val="24"/>
+        </w:rPr>
+        <w:t xml:space="preserve">) - </w:t>
       </w:r>
       <w:proofErr w:type="spellStart"/>
       <w:r>
@@ -12312,11 +13657,19 @@
       </w:pPr>
       <w:proofErr w:type="spellStart"/>
       <w:r>
-        <w:t>Read_subscribe</w:t>
-      </w:r>
-      <w:proofErr w:type="spellEnd"/>
-      <w:r>
-        <w:t>() – Subscribes to the characteristic so the BLE API starts sending notifications when data is available.</w:t>
+        <w:t>Read_</w:t>
+      </w:r>
+      <w:proofErr w:type="gramStart"/>
+      <w:r>
+        <w:t>subscribe</w:t>
+      </w:r>
+      <w:proofErr w:type="spellEnd"/>
+      <w:r>
+        <w:t>(</w:t>
+      </w:r>
+      <w:proofErr w:type="gramEnd"/>
+      <w:r>
+        <w:t>) – Subscribes to the characteristic so the BLE API starts sending notifications when data is available.</w:t>
       </w:r>
     </w:p>
     <w:p>
@@ -12447,16 +13800,34 @@
           <w:sz w:val="24"/>
           <w:szCs w:val="24"/>
         </w:rPr>
-        <w:t>read_subscribe</w:t>
-      </w:r>
-      <w:proofErr w:type="spellEnd"/>
-      <w:r>
-        <w:rPr>
-          <w:rFonts w:ascii="Times New Roman" w:hAnsi="Times New Roman" w:cs="Times New Roman"/>
-          <w:sz w:val="24"/>
-          <w:szCs w:val="24"/>
-        </w:rPr>
-        <w:t xml:space="preserve">() - </w:t>
+        <w:t>read_</w:t>
+      </w:r>
+      <w:proofErr w:type="gramStart"/>
+      <w:r>
+        <w:rPr>
+          <w:rFonts w:ascii="Times New Roman" w:hAnsi="Times New Roman" w:cs="Times New Roman"/>
+          <w:sz w:val="24"/>
+          <w:szCs w:val="24"/>
+        </w:rPr>
+        <w:t>subscribe</w:t>
+      </w:r>
+      <w:proofErr w:type="spellEnd"/>
+      <w:r>
+        <w:rPr>
+          <w:rFonts w:ascii="Times New Roman" w:hAnsi="Times New Roman" w:cs="Times New Roman"/>
+          <w:sz w:val="24"/>
+          <w:szCs w:val="24"/>
+        </w:rPr>
+        <w:t>(</w:t>
+      </w:r>
+      <w:proofErr w:type="gramEnd"/>
+      <w:r>
+        <w:rPr>
+          <w:rFonts w:ascii="Times New Roman" w:hAnsi="Times New Roman" w:cs="Times New Roman"/>
+          <w:sz w:val="24"/>
+          <w:szCs w:val="24"/>
+        </w:rPr>
+        <w:t xml:space="preserve">) - </w:t>
       </w:r>
       <w:proofErr w:type="spellStart"/>
       <w:r>
@@ -12478,8 +13849,13 @@
         </w:numPr>
         <w:spacing w:line="360" w:lineRule="auto"/>
       </w:pPr>
-      <w:r>
-        <w:t>Quit() – Shuts down BLE operations called before starting a new connection.</w:t>
+      <w:proofErr w:type="gramStart"/>
+      <w:r>
+        <w:t>Quit(</w:t>
+      </w:r>
+      <w:proofErr w:type="gramEnd"/>
+      <w:r>
+        <w:t>) – Shuts down BLE operations called before starting a new connection.</w:t>
       </w:r>
     </w:p>
     <w:p>
@@ -12498,7 +13874,6 @@
         <w:rPr>
           <w:noProof/>
         </w:rPr>
-        <w:lastRenderedPageBreak/>
         <w:drawing>
           <wp:inline distT="0" distB="0" distL="0" distR="0" wp14:anchorId="13DF0614" wp14:editId="6DF8E11D">
             <wp:extent cx="1181265" cy="619211"/>
@@ -12602,7 +13977,25 @@
           <w:sz w:val="24"/>
           <w:szCs w:val="24"/>
         </w:rPr>
-        <w:t xml:space="preserve"> - quit() - </w:t>
+        <w:t xml:space="preserve"> - </w:t>
+      </w:r>
+      <w:proofErr w:type="gramStart"/>
+      <w:r>
+        <w:rPr>
+          <w:rFonts w:ascii="Times New Roman" w:hAnsi="Times New Roman" w:cs="Times New Roman"/>
+          <w:sz w:val="24"/>
+          <w:szCs w:val="24"/>
+        </w:rPr>
+        <w:t>quit(</w:t>
+      </w:r>
+      <w:proofErr w:type="gramEnd"/>
+      <w:r>
+        <w:rPr>
+          <w:rFonts w:ascii="Times New Roman" w:hAnsi="Times New Roman" w:cs="Times New Roman"/>
+          <w:sz w:val="24"/>
+          <w:szCs w:val="24"/>
+        </w:rPr>
+        <w:t xml:space="preserve">) - </w:t>
       </w:r>
       <w:proofErr w:type="spellStart"/>
       <w:r>
@@ -12624,8 +14017,14 @@
         </w:numPr>
         <w:spacing w:line="360" w:lineRule="auto"/>
       </w:pPr>
-      <w:r>
-        <w:t xml:space="preserve">Update() – This method is called repeatedly through the UI class of this connectivity mechanism. If subscribed to a device, it polls the data, decodes it according the specification of the data received, parses flags to know what fields are present. Gets heart rate. Contact detection status, RR intervals and converts them to milliseconds. It then updates the heartrate, </w:t>
+      <w:proofErr w:type="gramStart"/>
+      <w:r>
+        <w:lastRenderedPageBreak/>
+        <w:t>Update(</w:t>
+      </w:r>
+      <w:proofErr w:type="gramEnd"/>
+      <w:r>
+        <w:t xml:space="preserve">) – This method is called repeatedly through the UI class of this connectivity mechanism. If subscribed to a device, it polls the data, decodes it according the specification of the data received, parses flags to know what fields are present. Gets heart rate. Contact detection status, RR intervals and converts them to milliseconds. It then updates the heartrate, </w:t>
       </w:r>
       <w:proofErr w:type="spellStart"/>
       <w:r>
@@ -12689,8 +14088,13 @@
         </w:numPr>
         <w:spacing w:line="360" w:lineRule="auto"/>
       </w:pPr>
-      <w:r>
-        <w:t xml:space="preserve">Awake() – Implements a singleton pattern so that only one </w:t>
+      <w:proofErr w:type="gramStart"/>
+      <w:r>
+        <w:t>Awake(</w:t>
+      </w:r>
+      <w:proofErr w:type="gramEnd"/>
+      <w:r>
+        <w:t xml:space="preserve">) – Implements a singleton pattern so that only one </w:t>
       </w:r>
       <w:proofErr w:type="spellStart"/>
       <w:r>
@@ -12820,7 +14224,25 @@
           <w:sz w:val="24"/>
           <w:szCs w:val="24"/>
         </w:rPr>
-        <w:t xml:space="preserve"> - Awake() - </w:t>
+        <w:t xml:space="preserve"> - </w:t>
+      </w:r>
+      <w:proofErr w:type="gramStart"/>
+      <w:r>
+        <w:rPr>
+          <w:rFonts w:ascii="Times New Roman" w:hAnsi="Times New Roman" w:cs="Times New Roman"/>
+          <w:sz w:val="24"/>
+          <w:szCs w:val="24"/>
+        </w:rPr>
+        <w:t>Awake(</w:t>
+      </w:r>
+      <w:proofErr w:type="gramEnd"/>
+      <w:r>
+        <w:rPr>
+          <w:rFonts w:ascii="Times New Roman" w:hAnsi="Times New Roman" w:cs="Times New Roman"/>
+          <w:sz w:val="24"/>
+          <w:szCs w:val="24"/>
+        </w:rPr>
+        <w:t xml:space="preserve">) - </w:t>
       </w:r>
       <w:proofErr w:type="spellStart"/>
       <w:r>
@@ -12842,16 +14264,26 @@
         </w:numPr>
         <w:spacing w:line="360" w:lineRule="auto"/>
       </w:pPr>
-      <w:r>
-        <w:t xml:space="preserve">Start() – Unity built in function that calls the </w:t>
-      </w:r>
-      <w:proofErr w:type="spellStart"/>
+      <w:proofErr w:type="gramStart"/>
+      <w:r>
+        <w:t>Start(</w:t>
+      </w:r>
+      <w:proofErr w:type="gramEnd"/>
+      <w:r>
+        <w:t xml:space="preserve">) – Unity built in function that calls the </w:t>
+      </w:r>
+      <w:proofErr w:type="spellStart"/>
+      <w:proofErr w:type="gramStart"/>
       <w:r>
         <w:t>ConnectToWebSocket</w:t>
       </w:r>
       <w:proofErr w:type="spellEnd"/>
       <w:r>
-        <w:t>() script when the program starts to ensure that data is received.</w:t>
+        <w:t>(</w:t>
+      </w:r>
+      <w:proofErr w:type="gramEnd"/>
+      <w:r>
+        <w:t>) script when the program starts to ensure that data is received.</w:t>
       </w:r>
     </w:p>
     <w:p>
@@ -12973,7 +14405,25 @@
           <w:sz w:val="24"/>
           <w:szCs w:val="24"/>
         </w:rPr>
-        <w:t xml:space="preserve"> - Start() - </w:t>
+        <w:t xml:space="preserve"> - </w:t>
+      </w:r>
+      <w:proofErr w:type="gramStart"/>
+      <w:r>
+        <w:rPr>
+          <w:rFonts w:ascii="Times New Roman" w:hAnsi="Times New Roman" w:cs="Times New Roman"/>
+          <w:sz w:val="24"/>
+          <w:szCs w:val="24"/>
+        </w:rPr>
+        <w:t>Start(</w:t>
+      </w:r>
+      <w:proofErr w:type="gramEnd"/>
+      <w:r>
+        <w:rPr>
+          <w:rFonts w:ascii="Times New Roman" w:hAnsi="Times New Roman" w:cs="Times New Roman"/>
+          <w:sz w:val="24"/>
+          <w:szCs w:val="24"/>
+        </w:rPr>
+        <w:t xml:space="preserve">) - </w:t>
       </w:r>
       <w:proofErr w:type="spellStart"/>
       <w:r>
@@ -12996,12 +14446,17 @@
         <w:spacing w:line="360" w:lineRule="auto"/>
       </w:pPr>
       <w:proofErr w:type="spellStart"/>
+      <w:proofErr w:type="gramStart"/>
       <w:r>
         <w:t>ConnectToWebSocket</w:t>
       </w:r>
       <w:proofErr w:type="spellEnd"/>
       <w:r>
-        <w:t xml:space="preserve">() – Is used to </w:t>
+        <w:t>(</w:t>
+      </w:r>
+      <w:proofErr w:type="gramEnd"/>
+      <w:r>
+        <w:t xml:space="preserve">) – Is used to </w:t>
       </w:r>
       <w:proofErr w:type="spellStart"/>
       <w:r>
@@ -13017,19 +14472,20 @@
       </w:r>
       <w:proofErr w:type="spellEnd"/>
       <w:r>
-        <w:t xml:space="preserve"> flag to prevent duplicate connections from starting, and registers </w:t>
-      </w:r>
-      <w:r>
-        <w:lastRenderedPageBreak/>
-        <w:t xml:space="preserve">event handlers via the </w:t>
-      </w:r>
-      <w:proofErr w:type="spellStart"/>
+        <w:t xml:space="preserve"> flag to prevent duplicate connections from starting, and registers event handlers via the </w:t>
+      </w:r>
+      <w:proofErr w:type="spellStart"/>
+      <w:proofErr w:type="gramStart"/>
       <w:r>
         <w:t>SetupWebSocketCallbacks</w:t>
       </w:r>
       <w:proofErr w:type="spellEnd"/>
       <w:r>
-        <w:t>() method. Ultimately it just establishes the connection.</w:t>
+        <w:t>(</w:t>
+      </w:r>
+      <w:proofErr w:type="gramEnd"/>
+      <w:r>
+        <w:t>) method. Ultimately it just establishes the connection.</w:t>
       </w:r>
     </w:p>
     <w:p>
@@ -13048,6 +14504,7 @@
         <w:rPr>
           <w:noProof/>
         </w:rPr>
+        <w:lastRenderedPageBreak/>
         <w:drawing>
           <wp:inline distT="0" distB="0" distL="0" distR="0" wp14:anchorId="4AAE40B9" wp14:editId="19F5E75B">
             <wp:extent cx="3530009" cy="3167182"/>
@@ -13154,6 +14611,7 @@
         <w:t xml:space="preserve"> - </w:t>
       </w:r>
       <w:proofErr w:type="spellStart"/>
+      <w:proofErr w:type="gramStart"/>
       <w:r>
         <w:rPr>
           <w:rFonts w:ascii="Times New Roman" w:hAnsi="Times New Roman" w:cs="Times New Roman"/>
@@ -13169,7 +14627,16 @@
           <w:sz w:val="24"/>
           <w:szCs w:val="24"/>
         </w:rPr>
-        <w:t xml:space="preserve">() - </w:t>
+        <w:t>(</w:t>
+      </w:r>
+      <w:proofErr w:type="gramEnd"/>
+      <w:r>
+        <w:rPr>
+          <w:rFonts w:ascii="Times New Roman" w:hAnsi="Times New Roman" w:cs="Times New Roman"/>
+          <w:sz w:val="24"/>
+          <w:szCs w:val="24"/>
+        </w:rPr>
+        <w:t xml:space="preserve">) - </w:t>
       </w:r>
       <w:proofErr w:type="spellStart"/>
       <w:r>
@@ -13192,12 +14659,17 @@
         <w:spacing w:line="360" w:lineRule="auto"/>
       </w:pPr>
       <w:proofErr w:type="spellStart"/>
+      <w:proofErr w:type="gramStart"/>
       <w:r>
         <w:t>SetupWebsocketCallbacks</w:t>
       </w:r>
       <w:proofErr w:type="spellEnd"/>
       <w:r>
-        <w:t xml:space="preserve">() – Is used to receive the data from python. It converts the raw byte message to a UTF-8 string and parses it into a JSON object. It then extracts the values from the message and updates the output string to the values the program is interested in (e.g. speed, cadence, power). It the sends this output to the </w:t>
+        <w:t>(</w:t>
+      </w:r>
+      <w:proofErr w:type="gramEnd"/>
+      <w:r>
+        <w:t xml:space="preserve">) – Is used to receive the data from python. It converts the raw byte message to a UTF-8 string and parses it into a JSON object. It then extracts the values from the message and updates the output string to the values the program is interested in (e.g. speed, cadence, power). It the sends this output to the </w:t>
       </w:r>
       <w:proofErr w:type="spellStart"/>
       <w:r>
@@ -13331,6 +14803,7 @@
         <w:t xml:space="preserve"> - </w:t>
       </w:r>
       <w:proofErr w:type="spellStart"/>
+      <w:proofErr w:type="gramStart"/>
       <w:r>
         <w:rPr>
           <w:rFonts w:ascii="Times New Roman" w:hAnsi="Times New Roman" w:cs="Times New Roman"/>
@@ -13346,7 +14819,16 @@
           <w:sz w:val="24"/>
           <w:szCs w:val="24"/>
         </w:rPr>
-        <w:t xml:space="preserve">() - </w:t>
+        <w:t>(</w:t>
+      </w:r>
+      <w:proofErr w:type="gramEnd"/>
+      <w:r>
+        <w:rPr>
+          <w:rFonts w:ascii="Times New Roman" w:hAnsi="Times New Roman" w:cs="Times New Roman"/>
+          <w:sz w:val="24"/>
+          <w:szCs w:val="24"/>
+        </w:rPr>
+        <w:t xml:space="preserve">) - </w:t>
       </w:r>
       <w:proofErr w:type="spellStart"/>
       <w:r>
@@ -13368,8 +14850,13 @@
         </w:numPr>
         <w:spacing w:line="360" w:lineRule="auto"/>
       </w:pPr>
-      <w:r>
-        <w:t xml:space="preserve">Update() – Dispatches the queued </w:t>
+      <w:proofErr w:type="gramStart"/>
+      <w:r>
+        <w:t>Update(</w:t>
+      </w:r>
+      <w:proofErr w:type="gramEnd"/>
+      <w:r>
+        <w:t xml:space="preserve">) – Dispatches the queued </w:t>
       </w:r>
       <w:proofErr w:type="spellStart"/>
       <w:r>
@@ -13396,7 +14883,6 @@
         <w:rPr>
           <w:noProof/>
         </w:rPr>
-        <w:lastRenderedPageBreak/>
         <w:drawing>
           <wp:inline distT="0" distB="0" distL="0" distR="0" wp14:anchorId="6588A1C8" wp14:editId="45B36C7E">
             <wp:extent cx="5018567" cy="2513176"/>
@@ -13500,7 +14986,25 @@
           <w:sz w:val="24"/>
           <w:szCs w:val="24"/>
         </w:rPr>
-        <w:t xml:space="preserve"> - Update() - </w:t>
+        <w:t xml:space="preserve"> - </w:t>
+      </w:r>
+      <w:proofErr w:type="gramStart"/>
+      <w:r>
+        <w:rPr>
+          <w:rFonts w:ascii="Times New Roman" w:hAnsi="Times New Roman" w:cs="Times New Roman"/>
+          <w:sz w:val="24"/>
+          <w:szCs w:val="24"/>
+        </w:rPr>
+        <w:t>Update(</w:t>
+      </w:r>
+      <w:proofErr w:type="gramEnd"/>
+      <w:r>
+        <w:rPr>
+          <w:rFonts w:ascii="Times New Roman" w:hAnsi="Times New Roman" w:cs="Times New Roman"/>
+          <w:sz w:val="24"/>
+          <w:szCs w:val="24"/>
+        </w:rPr>
+        <w:t xml:space="preserve">) - </w:t>
       </w:r>
       <w:proofErr w:type="spellStart"/>
       <w:r>
@@ -13523,12 +15027,17 @@
         <w:spacing w:line="360" w:lineRule="auto"/>
       </w:pPr>
       <w:proofErr w:type="spellStart"/>
+      <w:proofErr w:type="gramStart"/>
       <w:r>
         <w:t>OnApplicationQuit</w:t>
       </w:r>
       <w:proofErr w:type="spellEnd"/>
       <w:r>
-        <w:t xml:space="preserve">() – Closes the </w:t>
+        <w:t>(</w:t>
+      </w:r>
+      <w:proofErr w:type="gramEnd"/>
+      <w:r>
+        <w:t xml:space="preserve">) – Closes the </w:t>
       </w:r>
       <w:proofErr w:type="spellStart"/>
       <w:r>
@@ -13555,6 +15064,7 @@
         <w:rPr>
           <w:noProof/>
         </w:rPr>
+        <w:lastRenderedPageBreak/>
         <w:drawing>
           <wp:inline distT="0" distB="0" distL="0" distR="0" wp14:anchorId="0F55FAC3" wp14:editId="7081CE46">
             <wp:extent cx="2886478" cy="952633"/>
@@ -13661,6 +15171,7 @@
         <w:t xml:space="preserve"> - </w:t>
       </w:r>
       <w:proofErr w:type="spellStart"/>
+      <w:proofErr w:type="gramStart"/>
       <w:r>
         <w:rPr>
           <w:rFonts w:ascii="Times New Roman" w:hAnsi="Times New Roman" w:cs="Times New Roman"/>
@@ -13676,7 +15187,16 @@
           <w:sz w:val="24"/>
           <w:szCs w:val="24"/>
         </w:rPr>
-        <w:t xml:space="preserve">() - </w:t>
+        <w:t>(</w:t>
+      </w:r>
+      <w:proofErr w:type="gramEnd"/>
+      <w:r>
+        <w:rPr>
+          <w:rFonts w:ascii="Times New Roman" w:hAnsi="Times New Roman" w:cs="Times New Roman"/>
+          <w:sz w:val="24"/>
+          <w:szCs w:val="24"/>
+        </w:rPr>
+        <w:t xml:space="preserve">) - </w:t>
       </w:r>
       <w:proofErr w:type="spellStart"/>
       <w:r>
@@ -13921,16 +15441,34 @@
           <w:sz w:val="24"/>
           <w:szCs w:val="24"/>
         </w:rPr>
-        <w:t>find_device</w:t>
-      </w:r>
-      <w:proofErr w:type="spellEnd"/>
-      <w:r>
-        <w:rPr>
-          <w:rFonts w:ascii="Times New Roman" w:hAnsi="Times New Roman" w:cs="Times New Roman"/>
-          <w:sz w:val="24"/>
-          <w:szCs w:val="24"/>
-        </w:rPr>
-        <w:t>() - websocket.py</w:t>
+        <w:t>find_</w:t>
+      </w:r>
+      <w:proofErr w:type="gramStart"/>
+      <w:r>
+        <w:rPr>
+          <w:rFonts w:ascii="Times New Roman" w:hAnsi="Times New Roman" w:cs="Times New Roman"/>
+          <w:sz w:val="24"/>
+          <w:szCs w:val="24"/>
+        </w:rPr>
+        <w:t>device</w:t>
+      </w:r>
+      <w:proofErr w:type="spellEnd"/>
+      <w:r>
+        <w:rPr>
+          <w:rFonts w:ascii="Times New Roman" w:hAnsi="Times New Roman" w:cs="Times New Roman"/>
+          <w:sz w:val="24"/>
+          <w:szCs w:val="24"/>
+        </w:rPr>
+        <w:t>(</w:t>
+      </w:r>
+      <w:proofErr w:type="gramEnd"/>
+      <w:r>
+        <w:rPr>
+          <w:rFonts w:ascii="Times New Roman" w:hAnsi="Times New Roman" w:cs="Times New Roman"/>
+          <w:sz w:val="24"/>
+          <w:szCs w:val="24"/>
+        </w:rPr>
+        <w:t>) - websocket.py</w:t>
       </w:r>
     </w:p>
     <w:p>
@@ -13950,15 +15488,28 @@
         <w:rPr>
           <w:rFonts w:ascii="Times New Roman" w:hAnsi="Times New Roman" w:cs="Times New Roman"/>
         </w:rPr>
-        <w:lastRenderedPageBreak/>
-        <w:t>Exercise_bike_callback</w:t>
-      </w:r>
-      <w:proofErr w:type="spellEnd"/>
-      <w:r>
-        <w:rPr>
-          <w:rFonts w:ascii="Times New Roman" w:hAnsi="Times New Roman" w:cs="Times New Roman"/>
-        </w:rPr>
-        <w:t xml:space="preserve">(_,data: </w:t>
+        <w:t>Exercise_bike_</w:t>
+      </w:r>
+      <w:proofErr w:type="gramStart"/>
+      <w:r>
+        <w:rPr>
+          <w:rFonts w:ascii="Times New Roman" w:hAnsi="Times New Roman" w:cs="Times New Roman"/>
+        </w:rPr>
+        <w:t>callback</w:t>
+      </w:r>
+      <w:proofErr w:type="spellEnd"/>
+      <w:r>
+        <w:rPr>
+          <w:rFonts w:ascii="Times New Roman" w:hAnsi="Times New Roman" w:cs="Times New Roman"/>
+        </w:rPr>
+        <w:t>(_,data</w:t>
+      </w:r>
+      <w:proofErr w:type="gramEnd"/>
+      <w:r>
+        <w:rPr>
+          <w:rFonts w:ascii="Times New Roman" w:hAnsi="Times New Roman" w:cs="Times New Roman"/>
+        </w:rPr>
+        <w:t xml:space="preserve">: </w:t>
       </w:r>
       <w:proofErr w:type="spellStart"/>
       <w:r>
@@ -14007,14 +15558,28 @@
         <w:rPr>
           <w:rFonts w:ascii="Times New Roman" w:hAnsi="Times New Roman" w:cs="Times New Roman"/>
         </w:rPr>
-        <w:t>output_data</w:t>
-      </w:r>
-      <w:proofErr w:type="spellEnd"/>
-      <w:r>
-        <w:rPr>
-          <w:rFonts w:ascii="Times New Roman" w:hAnsi="Times New Roman" w:cs="Times New Roman"/>
-        </w:rPr>
-        <w:t>() to process and send this data.</w:t>
+        <w:t>output_</w:t>
+      </w:r>
+      <w:proofErr w:type="gramStart"/>
+      <w:r>
+        <w:rPr>
+          <w:rFonts w:ascii="Times New Roman" w:hAnsi="Times New Roman" w:cs="Times New Roman"/>
+        </w:rPr>
+        <w:t>data</w:t>
+      </w:r>
+      <w:proofErr w:type="spellEnd"/>
+      <w:r>
+        <w:rPr>
+          <w:rFonts w:ascii="Times New Roman" w:hAnsi="Times New Roman" w:cs="Times New Roman"/>
+        </w:rPr>
+        <w:t>(</w:t>
+      </w:r>
+      <w:proofErr w:type="gramEnd"/>
+      <w:r>
+        <w:rPr>
+          <w:rFonts w:ascii="Times New Roman" w:hAnsi="Times New Roman" w:cs="Times New Roman"/>
+        </w:rPr>
+        <w:t>) to process and send this data.</w:t>
       </w:r>
     </w:p>
     <w:p>
@@ -14031,6 +15596,7 @@
           <w:rFonts w:ascii="Times New Roman" w:hAnsi="Times New Roman" w:cs="Times New Roman"/>
           <w:noProof/>
         </w:rPr>
+        <w:lastRenderedPageBreak/>
         <w:drawing>
           <wp:inline distT="0" distB="0" distL="0" distR="0" wp14:anchorId="69E0DEAD" wp14:editId="6E2AAFD8">
             <wp:extent cx="4805916" cy="4812838"/>
@@ -14143,16 +15709,34 @@
           <w:sz w:val="24"/>
           <w:szCs w:val="24"/>
         </w:rPr>
-        <w:t>exercise_bike_callback</w:t>
-      </w:r>
-      <w:proofErr w:type="spellEnd"/>
-      <w:r>
-        <w:rPr>
-          <w:rFonts w:ascii="Times New Roman" w:hAnsi="Times New Roman" w:cs="Times New Roman"/>
-          <w:sz w:val="24"/>
-          <w:szCs w:val="24"/>
-        </w:rPr>
-        <w:t>() - websocket.py</w:t>
+        <w:t>exercise_bike_</w:t>
+      </w:r>
+      <w:proofErr w:type="gramStart"/>
+      <w:r>
+        <w:rPr>
+          <w:rFonts w:ascii="Times New Roman" w:hAnsi="Times New Roman" w:cs="Times New Roman"/>
+          <w:sz w:val="24"/>
+          <w:szCs w:val="24"/>
+        </w:rPr>
+        <w:t>callback</w:t>
+      </w:r>
+      <w:proofErr w:type="spellEnd"/>
+      <w:r>
+        <w:rPr>
+          <w:rFonts w:ascii="Times New Roman" w:hAnsi="Times New Roman" w:cs="Times New Roman"/>
+          <w:sz w:val="24"/>
+          <w:szCs w:val="24"/>
+        </w:rPr>
+        <w:t>(</w:t>
+      </w:r>
+      <w:proofErr w:type="gramEnd"/>
+      <w:r>
+        <w:rPr>
+          <w:rFonts w:ascii="Times New Roman" w:hAnsi="Times New Roman" w:cs="Times New Roman"/>
+          <w:sz w:val="24"/>
+          <w:szCs w:val="24"/>
+        </w:rPr>
+        <w:t>) - websocket.py</w:t>
       </w:r>
     </w:p>
     <w:p>
@@ -14172,14 +15756,28 @@
         <w:rPr>
           <w:rFonts w:ascii="Times New Roman" w:hAnsi="Times New Roman" w:cs="Times New Roman"/>
         </w:rPr>
-        <w:t>Output_data</w:t>
-      </w:r>
-      <w:proofErr w:type="spellEnd"/>
-      <w:r>
-        <w:rPr>
-          <w:rFonts w:ascii="Times New Roman" w:hAnsi="Times New Roman" w:cs="Times New Roman"/>
-        </w:rPr>
-        <w:t>() – Is used to package all the latest sensor data into a JSON message, sending data once per second. If there is an active WebSocket connection it sends the JSON message.</w:t>
+        <w:t>Output_</w:t>
+      </w:r>
+      <w:proofErr w:type="gramStart"/>
+      <w:r>
+        <w:rPr>
+          <w:rFonts w:ascii="Times New Roman" w:hAnsi="Times New Roman" w:cs="Times New Roman"/>
+        </w:rPr>
+        <w:t>data</w:t>
+      </w:r>
+      <w:proofErr w:type="spellEnd"/>
+      <w:r>
+        <w:rPr>
+          <w:rFonts w:ascii="Times New Roman" w:hAnsi="Times New Roman" w:cs="Times New Roman"/>
+        </w:rPr>
+        <w:t>(</w:t>
+      </w:r>
+      <w:proofErr w:type="gramEnd"/>
+      <w:r>
+        <w:rPr>
+          <w:rFonts w:ascii="Times New Roman" w:hAnsi="Times New Roman" w:cs="Times New Roman"/>
+        </w:rPr>
+        <w:t>) – Is used to package all the latest sensor data into a JSON message, sending data once per second. If there is an active WebSocket connection it sends the JSON message.</w:t>
       </w:r>
     </w:p>
     <w:p>
@@ -14196,7 +15794,6 @@
           <w:rFonts w:ascii="Times New Roman" w:hAnsi="Times New Roman" w:cs="Times New Roman"/>
           <w:noProof/>
         </w:rPr>
-        <w:lastRenderedPageBreak/>
         <w:drawing>
           <wp:inline distT="0" distB="0" distL="0" distR="0" wp14:anchorId="0708E912" wp14:editId="76A8F45E">
             <wp:extent cx="4593265" cy="3066587"/>
@@ -14309,16 +15906,34 @@
           <w:sz w:val="24"/>
           <w:szCs w:val="24"/>
         </w:rPr>
-        <w:t>output_data</w:t>
-      </w:r>
-      <w:proofErr w:type="spellEnd"/>
-      <w:r>
-        <w:rPr>
-          <w:rFonts w:ascii="Times New Roman" w:hAnsi="Times New Roman" w:cs="Times New Roman"/>
-          <w:sz w:val="24"/>
-          <w:szCs w:val="24"/>
-        </w:rPr>
-        <w:t>() - websocket.py</w:t>
+        <w:t>output_</w:t>
+      </w:r>
+      <w:proofErr w:type="gramStart"/>
+      <w:r>
+        <w:rPr>
+          <w:rFonts w:ascii="Times New Roman" w:hAnsi="Times New Roman" w:cs="Times New Roman"/>
+          <w:sz w:val="24"/>
+          <w:szCs w:val="24"/>
+        </w:rPr>
+        <w:t>data</w:t>
+      </w:r>
+      <w:proofErr w:type="spellEnd"/>
+      <w:r>
+        <w:rPr>
+          <w:rFonts w:ascii="Times New Roman" w:hAnsi="Times New Roman" w:cs="Times New Roman"/>
+          <w:sz w:val="24"/>
+          <w:szCs w:val="24"/>
+        </w:rPr>
+        <w:t>(</w:t>
+      </w:r>
+      <w:proofErr w:type="gramEnd"/>
+      <w:r>
+        <w:rPr>
+          <w:rFonts w:ascii="Times New Roman" w:hAnsi="Times New Roman" w:cs="Times New Roman"/>
+          <w:sz w:val="24"/>
+          <w:szCs w:val="24"/>
+        </w:rPr>
+        <w:t>) - websocket.py</w:t>
       </w:r>
     </w:p>
     <w:p>
@@ -14338,7 +15953,15 @@
         <w:rPr>
           <w:rFonts w:ascii="Times New Roman" w:hAnsi="Times New Roman" w:cs="Times New Roman"/>
         </w:rPr>
-        <w:t>Connect_to_device</w:t>
+        <w:lastRenderedPageBreak/>
+        <w:t>Connect_to_</w:t>
+      </w:r>
+      <w:proofErr w:type="gramStart"/>
+      <w:r>
+        <w:rPr>
+          <w:rFonts w:ascii="Times New Roman" w:hAnsi="Times New Roman" w:cs="Times New Roman"/>
+        </w:rPr>
+        <w:t>device</w:t>
       </w:r>
       <w:proofErr w:type="spellEnd"/>
       <w:r>
@@ -14348,6 +15971,7 @@
         <w:t>(</w:t>
       </w:r>
       <w:proofErr w:type="spellStart"/>
+      <w:proofErr w:type="gramEnd"/>
       <w:r>
         <w:rPr>
           <w:rFonts w:ascii="Times New Roman" w:hAnsi="Times New Roman" w:cs="Times New Roman"/>
@@ -14394,14 +16018,28 @@
         <w:rPr>
           <w:rFonts w:ascii="Times New Roman" w:hAnsi="Times New Roman" w:cs="Times New Roman"/>
         </w:rPr>
-        <w:t>find_device</w:t>
-      </w:r>
-      <w:proofErr w:type="spellEnd"/>
-      <w:r>
-        <w:rPr>
-          <w:rFonts w:ascii="Times New Roman" w:hAnsi="Times New Roman" w:cs="Times New Roman"/>
-        </w:rPr>
-        <w:t xml:space="preserve">() method to get the address and uses </w:t>
+        <w:t>find_</w:t>
+      </w:r>
+      <w:proofErr w:type="gramStart"/>
+      <w:r>
+        <w:rPr>
+          <w:rFonts w:ascii="Times New Roman" w:hAnsi="Times New Roman" w:cs="Times New Roman"/>
+        </w:rPr>
+        <w:t>device</w:t>
+      </w:r>
+      <w:proofErr w:type="spellEnd"/>
+      <w:r>
+        <w:rPr>
+          <w:rFonts w:ascii="Times New Roman" w:hAnsi="Times New Roman" w:cs="Times New Roman"/>
+        </w:rPr>
+        <w:t>(</w:t>
+      </w:r>
+      <w:proofErr w:type="gramEnd"/>
+      <w:r>
+        <w:rPr>
+          <w:rFonts w:ascii="Times New Roman" w:hAnsi="Times New Roman" w:cs="Times New Roman"/>
+        </w:rPr>
+        <w:t xml:space="preserve">) method to get the address and uses </w:t>
       </w:r>
       <w:proofErr w:type="spellStart"/>
       <w:r>
@@ -14544,17 +16182,2113 @@
           <w:sz w:val="24"/>
           <w:szCs w:val="24"/>
         </w:rPr>
-        <w:t>connect_to_device</w:t>
-      </w:r>
-      <w:proofErr w:type="spellEnd"/>
-      <w:r>
-        <w:rPr>
-          <w:rFonts w:ascii="Times New Roman" w:hAnsi="Times New Roman" w:cs="Times New Roman"/>
-          <w:sz w:val="24"/>
-          <w:szCs w:val="24"/>
-        </w:rPr>
-        <w:t>() - websocket.py</w:t>
-      </w:r>
+        <w:t>connect_to_</w:t>
+      </w:r>
+      <w:proofErr w:type="gramStart"/>
+      <w:r>
+        <w:rPr>
+          <w:rFonts w:ascii="Times New Roman" w:hAnsi="Times New Roman" w:cs="Times New Roman"/>
+          <w:sz w:val="24"/>
+          <w:szCs w:val="24"/>
+        </w:rPr>
+        <w:t>device</w:t>
+      </w:r>
+      <w:proofErr w:type="spellEnd"/>
+      <w:r>
+        <w:rPr>
+          <w:rFonts w:ascii="Times New Roman" w:hAnsi="Times New Roman" w:cs="Times New Roman"/>
+          <w:sz w:val="24"/>
+          <w:szCs w:val="24"/>
+        </w:rPr>
+        <w:t>(</w:t>
+      </w:r>
+      <w:proofErr w:type="gramEnd"/>
+      <w:r>
+        <w:rPr>
+          <w:rFonts w:ascii="Times New Roman" w:hAnsi="Times New Roman" w:cs="Times New Roman"/>
+          <w:sz w:val="24"/>
+          <w:szCs w:val="24"/>
+        </w:rPr>
+        <w:t>) - websocket.py</w:t>
+      </w:r>
+    </w:p>
+    <w:p/>
+    <w:p/>
+    <w:p/>
+    <w:p/>
+    <w:p/>
+    <w:p/>
+    <w:p/>
+    <w:p/>
+    <w:p/>
+    <w:p/>
+    <w:p/>
+    <w:p/>
+    <w:p/>
+    <w:p/>
+    <w:p/>
+    <w:p>
+      <w:pPr>
+        <w:pStyle w:val="CustomHeading"/>
+        <w:numPr>
+          <w:ilvl w:val="0"/>
+          <w:numId w:val="11"/>
+        </w:numPr>
+        <w:spacing w:line="240" w:lineRule="auto"/>
+        <w:ind w:firstLine="0"/>
+      </w:pPr>
+      <w:r>
+        <w:lastRenderedPageBreak/>
+        <w:t>I felt motivated to push myself harder because of the VR scenario I was in.</w:t>
+      </w:r>
+    </w:p>
+    <w:tbl>
+      <w:tblPr>
+        <w:tblStyle w:val="TableGrid"/>
+        <w:tblW w:w="0" w:type="auto"/>
+        <w:tblInd w:w="420" w:type="dxa"/>
+        <w:tblLook w:val="04A0" w:firstRow="1" w:lastRow="0" w:firstColumn="1" w:lastColumn="0" w:noHBand="0" w:noVBand="1"/>
+      </w:tblPr>
+      <w:tblGrid>
+        <w:gridCol w:w="3005"/>
+        <w:gridCol w:w="3005"/>
+        <w:gridCol w:w="3006"/>
+      </w:tblGrid>
+      <w:tr>
+        <w:tc>
+          <w:tcPr>
+            <w:tcW w:w="3005" w:type="dxa"/>
+            <w:shd w:val="clear" w:color="auto" w:fill="92D050"/>
+          </w:tcPr>
+          <w:p>
+            <w:pPr>
+              <w:pStyle w:val="CustomHeading"/>
+              <w:numPr>
+                <w:ilvl w:val="0"/>
+                <w:numId w:val="0"/>
+              </w:numPr>
+              <w:spacing w:line="240" w:lineRule="auto"/>
+              <w:jc w:val="center"/>
+            </w:pPr>
+            <w:r>
+              <w:t>Baseline Mean Score</w:t>
+            </w:r>
+          </w:p>
+        </w:tc>
+        <w:tc>
+          <w:tcPr>
+            <w:tcW w:w="3005" w:type="dxa"/>
+            <w:shd w:val="clear" w:color="auto" w:fill="00B0F0"/>
+          </w:tcPr>
+          <w:p>
+            <w:pPr>
+              <w:pStyle w:val="CustomHeading"/>
+              <w:numPr>
+                <w:ilvl w:val="0"/>
+                <w:numId w:val="0"/>
+              </w:numPr>
+              <w:spacing w:line="240" w:lineRule="auto"/>
+              <w:jc w:val="center"/>
+            </w:pPr>
+            <w:r>
+              <w:t>Cooperative Mean Score</w:t>
+            </w:r>
+          </w:p>
+        </w:tc>
+        <w:tc>
+          <w:tcPr>
+            <w:tcW w:w="3006" w:type="dxa"/>
+            <w:shd w:val="clear" w:color="auto" w:fill="FF0000"/>
+          </w:tcPr>
+          <w:p>
+            <w:pPr>
+              <w:pStyle w:val="CustomHeading"/>
+              <w:numPr>
+                <w:ilvl w:val="0"/>
+                <w:numId w:val="0"/>
+              </w:numPr>
+              <w:spacing w:line="240" w:lineRule="auto"/>
+              <w:jc w:val="center"/>
+            </w:pPr>
+            <w:r>
+              <w:t>Competitive Mean Score</w:t>
+            </w:r>
+          </w:p>
+        </w:tc>
+      </w:tr>
+      <w:tr>
+        <w:tc>
+          <w:tcPr>
+            <w:tcW w:w="3005" w:type="dxa"/>
+          </w:tcPr>
+          <w:p>
+            <w:pPr>
+              <w:pStyle w:val="CustomHeading"/>
+              <w:numPr>
+                <w:ilvl w:val="0"/>
+                <w:numId w:val="0"/>
+              </w:numPr>
+              <w:spacing w:line="240" w:lineRule="auto"/>
+            </w:pPr>
+            <w:r>
+              <w:t>4.4</w:t>
+            </w:r>
+          </w:p>
+        </w:tc>
+        <w:tc>
+          <w:tcPr>
+            <w:tcW w:w="3005" w:type="dxa"/>
+          </w:tcPr>
+          <w:p>
+            <w:pPr>
+              <w:pStyle w:val="CustomHeading"/>
+              <w:numPr>
+                <w:ilvl w:val="0"/>
+                <w:numId w:val="0"/>
+              </w:numPr>
+              <w:spacing w:line="240" w:lineRule="auto"/>
+            </w:pPr>
+            <w:r>
+              <w:t>5.17</w:t>
+            </w:r>
+          </w:p>
+        </w:tc>
+        <w:tc>
+          <w:tcPr>
+            <w:tcW w:w="3006" w:type="dxa"/>
+          </w:tcPr>
+          <w:p>
+            <w:pPr>
+              <w:pStyle w:val="CustomHeading"/>
+              <w:numPr>
+                <w:ilvl w:val="0"/>
+                <w:numId w:val="0"/>
+              </w:numPr>
+              <w:spacing w:line="240" w:lineRule="auto"/>
+            </w:pPr>
+            <w:r>
+              <w:t>6.33</w:t>
+            </w:r>
+          </w:p>
+        </w:tc>
+      </w:tr>
+    </w:tbl>
+    <w:p>
+      <w:pPr>
+        <w:pStyle w:val="CustomHeading"/>
+        <w:numPr>
+          <w:ilvl w:val="0"/>
+          <w:numId w:val="11"/>
+        </w:numPr>
+        <w:spacing w:line="240" w:lineRule="auto"/>
+        <w:ind w:firstLine="0"/>
+      </w:pPr>
+      <w:r>
+        <w:t>The way the scenario was designed encouraged me to give more effort than I normally would with a standard exercise bike workout.</w:t>
+      </w:r>
+    </w:p>
+    <w:tbl>
+      <w:tblPr>
+        <w:tblStyle w:val="TableGrid"/>
+        <w:tblW w:w="0" w:type="auto"/>
+        <w:tblInd w:w="420" w:type="dxa"/>
+        <w:tblLook w:val="04A0" w:firstRow="1" w:lastRow="0" w:firstColumn="1" w:lastColumn="0" w:noHBand="0" w:noVBand="1"/>
+      </w:tblPr>
+      <w:tblGrid>
+        <w:gridCol w:w="3005"/>
+        <w:gridCol w:w="3005"/>
+        <w:gridCol w:w="3006"/>
+      </w:tblGrid>
+      <w:tr>
+        <w:tc>
+          <w:tcPr>
+            <w:tcW w:w="3005" w:type="dxa"/>
+            <w:shd w:val="clear" w:color="auto" w:fill="92D050"/>
+          </w:tcPr>
+          <w:p>
+            <w:pPr>
+              <w:pStyle w:val="CustomHeading"/>
+              <w:numPr>
+                <w:ilvl w:val="0"/>
+                <w:numId w:val="0"/>
+              </w:numPr>
+              <w:spacing w:line="240" w:lineRule="auto"/>
+              <w:jc w:val="center"/>
+            </w:pPr>
+            <w:r>
+              <w:t>Baseline Mean Score</w:t>
+            </w:r>
+          </w:p>
+        </w:tc>
+        <w:tc>
+          <w:tcPr>
+            <w:tcW w:w="3005" w:type="dxa"/>
+            <w:shd w:val="clear" w:color="auto" w:fill="00B0F0"/>
+          </w:tcPr>
+          <w:p>
+            <w:pPr>
+              <w:pStyle w:val="CustomHeading"/>
+              <w:numPr>
+                <w:ilvl w:val="0"/>
+                <w:numId w:val="0"/>
+              </w:numPr>
+              <w:spacing w:line="240" w:lineRule="auto"/>
+              <w:jc w:val="center"/>
+            </w:pPr>
+            <w:r>
+              <w:t>Cooperative Mean Score</w:t>
+            </w:r>
+          </w:p>
+        </w:tc>
+        <w:tc>
+          <w:tcPr>
+            <w:tcW w:w="3006" w:type="dxa"/>
+            <w:shd w:val="clear" w:color="auto" w:fill="FF0000"/>
+          </w:tcPr>
+          <w:p>
+            <w:pPr>
+              <w:pStyle w:val="CustomHeading"/>
+              <w:numPr>
+                <w:ilvl w:val="0"/>
+                <w:numId w:val="0"/>
+              </w:numPr>
+              <w:spacing w:line="240" w:lineRule="auto"/>
+              <w:jc w:val="center"/>
+            </w:pPr>
+            <w:r>
+              <w:t>Competitive Mean Score</w:t>
+            </w:r>
+          </w:p>
+        </w:tc>
+      </w:tr>
+      <w:tr>
+        <w:tc>
+          <w:tcPr>
+            <w:tcW w:w="3005" w:type="dxa"/>
+          </w:tcPr>
+          <w:p>
+            <w:pPr>
+              <w:pStyle w:val="CustomHeading"/>
+              <w:numPr>
+                <w:ilvl w:val="0"/>
+                <w:numId w:val="0"/>
+              </w:numPr>
+              <w:spacing w:line="240" w:lineRule="auto"/>
+            </w:pPr>
+            <w:r>
+              <w:t>4.8</w:t>
+            </w:r>
+          </w:p>
+        </w:tc>
+        <w:tc>
+          <w:tcPr>
+            <w:tcW w:w="3005" w:type="dxa"/>
+          </w:tcPr>
+          <w:p>
+            <w:pPr>
+              <w:pStyle w:val="CustomHeading"/>
+              <w:numPr>
+                <w:ilvl w:val="0"/>
+                <w:numId w:val="0"/>
+              </w:numPr>
+              <w:spacing w:line="240" w:lineRule="auto"/>
+            </w:pPr>
+            <w:r>
+              <w:t>5.42</w:t>
+            </w:r>
+          </w:p>
+        </w:tc>
+        <w:tc>
+          <w:tcPr>
+            <w:tcW w:w="3006" w:type="dxa"/>
+          </w:tcPr>
+          <w:p>
+            <w:pPr>
+              <w:pStyle w:val="CustomHeading"/>
+              <w:numPr>
+                <w:ilvl w:val="0"/>
+                <w:numId w:val="0"/>
+              </w:numPr>
+              <w:spacing w:line="240" w:lineRule="auto"/>
+            </w:pPr>
+            <w:r>
+              <w:t>6.5</w:t>
+            </w:r>
+          </w:p>
+        </w:tc>
+      </w:tr>
+    </w:tbl>
+    <w:p>
+      <w:pPr>
+        <w:pStyle w:val="CustomHeading"/>
+        <w:numPr>
+          <w:ilvl w:val="0"/>
+          <w:numId w:val="11"/>
+        </w:numPr>
+        <w:spacing w:line="240" w:lineRule="auto"/>
+        <w:ind w:firstLine="0"/>
+      </w:pPr>
+      <w:r>
+        <w:t>I pushed myself harder than I usually would when cycling on my own.</w:t>
+      </w:r>
+    </w:p>
+    <w:tbl>
+      <w:tblPr>
+        <w:tblStyle w:val="TableGrid"/>
+        <w:tblW w:w="0" w:type="auto"/>
+        <w:tblInd w:w="420" w:type="dxa"/>
+        <w:tblLook w:val="04A0" w:firstRow="1" w:lastRow="0" w:firstColumn="1" w:lastColumn="0" w:noHBand="0" w:noVBand="1"/>
+      </w:tblPr>
+      <w:tblGrid>
+        <w:gridCol w:w="3005"/>
+        <w:gridCol w:w="3005"/>
+        <w:gridCol w:w="3006"/>
+      </w:tblGrid>
+      <w:tr>
+        <w:tc>
+          <w:tcPr>
+            <w:tcW w:w="3005" w:type="dxa"/>
+            <w:shd w:val="clear" w:color="auto" w:fill="92D050"/>
+          </w:tcPr>
+          <w:p>
+            <w:pPr>
+              <w:pStyle w:val="CustomHeading"/>
+              <w:numPr>
+                <w:ilvl w:val="0"/>
+                <w:numId w:val="0"/>
+              </w:numPr>
+              <w:spacing w:line="240" w:lineRule="auto"/>
+              <w:jc w:val="center"/>
+            </w:pPr>
+            <w:r>
+              <w:t>Baseline Mean Score</w:t>
+            </w:r>
+          </w:p>
+        </w:tc>
+        <w:tc>
+          <w:tcPr>
+            <w:tcW w:w="3005" w:type="dxa"/>
+            <w:shd w:val="clear" w:color="auto" w:fill="00B0F0"/>
+          </w:tcPr>
+          <w:p>
+            <w:pPr>
+              <w:pStyle w:val="CustomHeading"/>
+              <w:numPr>
+                <w:ilvl w:val="0"/>
+                <w:numId w:val="0"/>
+              </w:numPr>
+              <w:spacing w:line="240" w:lineRule="auto"/>
+              <w:jc w:val="center"/>
+            </w:pPr>
+            <w:r>
+              <w:t>Cooperative Mean Score</w:t>
+            </w:r>
+          </w:p>
+        </w:tc>
+        <w:tc>
+          <w:tcPr>
+            <w:tcW w:w="3006" w:type="dxa"/>
+            <w:shd w:val="clear" w:color="auto" w:fill="FF0000"/>
+          </w:tcPr>
+          <w:p>
+            <w:pPr>
+              <w:pStyle w:val="CustomHeading"/>
+              <w:numPr>
+                <w:ilvl w:val="0"/>
+                <w:numId w:val="0"/>
+              </w:numPr>
+              <w:spacing w:line="240" w:lineRule="auto"/>
+              <w:jc w:val="center"/>
+            </w:pPr>
+            <w:r>
+              <w:t>Competitive Mean Score</w:t>
+            </w:r>
+          </w:p>
+        </w:tc>
+      </w:tr>
+      <w:tr>
+        <w:tc>
+          <w:tcPr>
+            <w:tcW w:w="3005" w:type="dxa"/>
+          </w:tcPr>
+          <w:p>
+            <w:pPr>
+              <w:pStyle w:val="CustomHeading"/>
+              <w:numPr>
+                <w:ilvl w:val="0"/>
+                <w:numId w:val="0"/>
+              </w:numPr>
+              <w:spacing w:line="240" w:lineRule="auto"/>
+            </w:pPr>
+            <w:r>
+              <w:t>5.53</w:t>
+            </w:r>
+          </w:p>
+        </w:tc>
+        <w:tc>
+          <w:tcPr>
+            <w:tcW w:w="3005" w:type="dxa"/>
+          </w:tcPr>
+          <w:p>
+            <w:pPr>
+              <w:pStyle w:val="CustomHeading"/>
+              <w:numPr>
+                <w:ilvl w:val="0"/>
+                <w:numId w:val="0"/>
+              </w:numPr>
+              <w:spacing w:line="240" w:lineRule="auto"/>
+            </w:pPr>
+            <w:r>
+              <w:t>5.75</w:t>
+            </w:r>
+          </w:p>
+        </w:tc>
+        <w:tc>
+          <w:tcPr>
+            <w:tcW w:w="3006" w:type="dxa"/>
+          </w:tcPr>
+          <w:p>
+            <w:pPr>
+              <w:pStyle w:val="CustomHeading"/>
+              <w:numPr>
+                <w:ilvl w:val="0"/>
+                <w:numId w:val="0"/>
+              </w:numPr>
+              <w:spacing w:line="240" w:lineRule="auto"/>
+            </w:pPr>
+            <w:r>
+              <w:t>6.67</w:t>
+            </w:r>
+          </w:p>
+        </w:tc>
+      </w:tr>
+    </w:tbl>
+    <w:p>
+      <w:pPr>
+        <w:pStyle w:val="CustomHeading"/>
+        <w:numPr>
+          <w:ilvl w:val="0"/>
+          <w:numId w:val="11"/>
+        </w:numPr>
+        <w:spacing w:line="240" w:lineRule="auto"/>
+        <w:ind w:firstLine="0"/>
+      </w:pPr>
+      <w:r>
+        <w:t>The VR environment helped distract me from the discomfort of the workout and encouraged me to keep going.</w:t>
+      </w:r>
+    </w:p>
+    <w:tbl>
+      <w:tblPr>
+        <w:tblStyle w:val="TableGrid"/>
+        <w:tblW w:w="0" w:type="auto"/>
+        <w:tblInd w:w="420" w:type="dxa"/>
+        <w:tblLook w:val="04A0" w:firstRow="1" w:lastRow="0" w:firstColumn="1" w:lastColumn="0" w:noHBand="0" w:noVBand="1"/>
+      </w:tblPr>
+      <w:tblGrid>
+        <w:gridCol w:w="3005"/>
+        <w:gridCol w:w="3005"/>
+        <w:gridCol w:w="3006"/>
+      </w:tblGrid>
+      <w:tr>
+        <w:tc>
+          <w:tcPr>
+            <w:tcW w:w="3005" w:type="dxa"/>
+            <w:shd w:val="clear" w:color="auto" w:fill="92D050"/>
+          </w:tcPr>
+          <w:p>
+            <w:pPr>
+              <w:pStyle w:val="CustomHeading"/>
+              <w:numPr>
+                <w:ilvl w:val="0"/>
+                <w:numId w:val="0"/>
+              </w:numPr>
+              <w:spacing w:line="240" w:lineRule="auto"/>
+              <w:jc w:val="center"/>
+            </w:pPr>
+            <w:r>
+              <w:t>Baseline Mean Score</w:t>
+            </w:r>
+          </w:p>
+        </w:tc>
+        <w:tc>
+          <w:tcPr>
+            <w:tcW w:w="3005" w:type="dxa"/>
+            <w:shd w:val="clear" w:color="auto" w:fill="00B0F0"/>
+          </w:tcPr>
+          <w:p>
+            <w:pPr>
+              <w:pStyle w:val="CustomHeading"/>
+              <w:numPr>
+                <w:ilvl w:val="0"/>
+                <w:numId w:val="0"/>
+              </w:numPr>
+              <w:spacing w:line="240" w:lineRule="auto"/>
+              <w:jc w:val="center"/>
+            </w:pPr>
+            <w:r>
+              <w:t>Cooperative Mean Score</w:t>
+            </w:r>
+          </w:p>
+        </w:tc>
+        <w:tc>
+          <w:tcPr>
+            <w:tcW w:w="3006" w:type="dxa"/>
+            <w:shd w:val="clear" w:color="auto" w:fill="FF0000"/>
+          </w:tcPr>
+          <w:p>
+            <w:pPr>
+              <w:pStyle w:val="CustomHeading"/>
+              <w:numPr>
+                <w:ilvl w:val="0"/>
+                <w:numId w:val="0"/>
+              </w:numPr>
+              <w:spacing w:line="240" w:lineRule="auto"/>
+              <w:jc w:val="center"/>
+            </w:pPr>
+            <w:r>
+              <w:t>Competitive Mean Score</w:t>
+            </w:r>
+          </w:p>
+        </w:tc>
+      </w:tr>
+      <w:tr>
+        <w:tc>
+          <w:tcPr>
+            <w:tcW w:w="3005" w:type="dxa"/>
+          </w:tcPr>
+          <w:p>
+            <w:pPr>
+              <w:pStyle w:val="CustomHeading"/>
+              <w:numPr>
+                <w:ilvl w:val="0"/>
+                <w:numId w:val="0"/>
+              </w:numPr>
+              <w:spacing w:line="240" w:lineRule="auto"/>
+            </w:pPr>
+            <w:r>
+              <w:t>4.67</w:t>
+            </w:r>
+          </w:p>
+        </w:tc>
+        <w:tc>
+          <w:tcPr>
+            <w:tcW w:w="3005" w:type="dxa"/>
+          </w:tcPr>
+          <w:p>
+            <w:pPr>
+              <w:pStyle w:val="CustomHeading"/>
+              <w:numPr>
+                <w:ilvl w:val="0"/>
+                <w:numId w:val="0"/>
+              </w:numPr>
+              <w:spacing w:line="240" w:lineRule="auto"/>
+            </w:pPr>
+            <w:r>
+              <w:t>5.17</w:t>
+            </w:r>
+          </w:p>
+        </w:tc>
+        <w:tc>
+          <w:tcPr>
+            <w:tcW w:w="3006" w:type="dxa"/>
+          </w:tcPr>
+          <w:p>
+            <w:pPr>
+              <w:pStyle w:val="CustomHeading"/>
+              <w:numPr>
+                <w:ilvl w:val="0"/>
+                <w:numId w:val="0"/>
+              </w:numPr>
+              <w:spacing w:line="240" w:lineRule="auto"/>
+            </w:pPr>
+            <w:r>
+              <w:t>5.92</w:t>
+            </w:r>
+          </w:p>
+        </w:tc>
+      </w:tr>
+    </w:tbl>
+    <w:p>
+      <w:pPr>
+        <w:pStyle w:val="CustomHeading"/>
+        <w:numPr>
+          <w:ilvl w:val="0"/>
+          <w:numId w:val="11"/>
+        </w:numPr>
+        <w:spacing w:line="240" w:lineRule="auto"/>
+        <w:ind w:firstLine="0"/>
+      </w:pPr>
+      <w:r>
+        <w:t>If you were in the cooperative scenario: The presence of AI teammates made me want to contribute more and work harder for the team effort.</w:t>
+      </w:r>
+    </w:p>
+    <w:tbl>
+      <w:tblPr>
+        <w:tblStyle w:val="TableGrid"/>
+        <w:tblW w:w="0" w:type="auto"/>
+        <w:tblInd w:w="420" w:type="dxa"/>
+        <w:tblLook w:val="04A0" w:firstRow="1" w:lastRow="0" w:firstColumn="1" w:lastColumn="0" w:noHBand="0" w:noVBand="1"/>
+      </w:tblPr>
+      <w:tblGrid>
+        <w:gridCol w:w="3005"/>
+        <w:gridCol w:w="3005"/>
+        <w:gridCol w:w="3006"/>
+      </w:tblGrid>
+      <w:tr>
+        <w:tc>
+          <w:tcPr>
+            <w:tcW w:w="3005" w:type="dxa"/>
+            <w:shd w:val="clear" w:color="auto" w:fill="92D050"/>
+          </w:tcPr>
+          <w:p>
+            <w:pPr>
+              <w:pStyle w:val="CustomHeading"/>
+              <w:numPr>
+                <w:ilvl w:val="0"/>
+                <w:numId w:val="0"/>
+              </w:numPr>
+              <w:spacing w:line="240" w:lineRule="auto"/>
+              <w:jc w:val="center"/>
+            </w:pPr>
+            <w:r>
+              <w:t>Baseline Mean Score</w:t>
+            </w:r>
+          </w:p>
+        </w:tc>
+        <w:tc>
+          <w:tcPr>
+            <w:tcW w:w="3005" w:type="dxa"/>
+            <w:shd w:val="clear" w:color="auto" w:fill="00B0F0"/>
+          </w:tcPr>
+          <w:p>
+            <w:pPr>
+              <w:pStyle w:val="CustomHeading"/>
+              <w:numPr>
+                <w:ilvl w:val="0"/>
+                <w:numId w:val="0"/>
+              </w:numPr>
+              <w:spacing w:line="240" w:lineRule="auto"/>
+              <w:jc w:val="center"/>
+            </w:pPr>
+            <w:r>
+              <w:t>Cooperative Mean Score</w:t>
+            </w:r>
+          </w:p>
+        </w:tc>
+        <w:tc>
+          <w:tcPr>
+            <w:tcW w:w="3006" w:type="dxa"/>
+            <w:shd w:val="clear" w:color="auto" w:fill="FF0000"/>
+          </w:tcPr>
+          <w:p>
+            <w:pPr>
+              <w:pStyle w:val="CustomHeading"/>
+              <w:numPr>
+                <w:ilvl w:val="0"/>
+                <w:numId w:val="0"/>
+              </w:numPr>
+              <w:spacing w:line="240" w:lineRule="auto"/>
+              <w:jc w:val="center"/>
+            </w:pPr>
+            <w:r>
+              <w:t>Competitive Mean Score</w:t>
+            </w:r>
+          </w:p>
+        </w:tc>
+      </w:tr>
+      <w:tr>
+        <w:tc>
+          <w:tcPr>
+            <w:tcW w:w="3005" w:type="dxa"/>
+          </w:tcPr>
+          <w:p>
+            <w:pPr>
+              <w:pStyle w:val="CustomHeading"/>
+              <w:numPr>
+                <w:ilvl w:val="0"/>
+                <w:numId w:val="0"/>
+              </w:numPr>
+              <w:spacing w:line="240" w:lineRule="auto"/>
+            </w:pPr>
+            <w:r>
+              <w:t>N/A</w:t>
+            </w:r>
+          </w:p>
+        </w:tc>
+        <w:tc>
+          <w:tcPr>
+            <w:tcW w:w="3005" w:type="dxa"/>
+          </w:tcPr>
+          <w:p>
+            <w:pPr>
+              <w:pStyle w:val="CustomHeading"/>
+              <w:numPr>
+                <w:ilvl w:val="0"/>
+                <w:numId w:val="0"/>
+              </w:numPr>
+              <w:spacing w:line="240" w:lineRule="auto"/>
+            </w:pPr>
+            <w:r>
+              <w:t>5.17</w:t>
+            </w:r>
+          </w:p>
+        </w:tc>
+        <w:tc>
+          <w:tcPr>
+            <w:tcW w:w="3006" w:type="dxa"/>
+          </w:tcPr>
+          <w:p>
+            <w:pPr>
+              <w:pStyle w:val="CustomHeading"/>
+              <w:numPr>
+                <w:ilvl w:val="0"/>
+                <w:numId w:val="0"/>
+              </w:numPr>
+              <w:spacing w:line="240" w:lineRule="auto"/>
+            </w:pPr>
+            <w:r>
+              <w:t>N/A</w:t>
+            </w:r>
+          </w:p>
+        </w:tc>
+      </w:tr>
+    </w:tbl>
+    <w:p>
+      <w:pPr>
+        <w:pStyle w:val="CustomHeading"/>
+        <w:numPr>
+          <w:ilvl w:val="0"/>
+          <w:numId w:val="11"/>
+        </w:numPr>
+        <w:spacing w:line="240" w:lineRule="auto"/>
+        <w:ind w:firstLine="0"/>
+      </w:pPr>
+      <w:r>
+        <w:t>If you were in the competitive scenario: Racing against AI opponents made me push harder to avoid “losing” to them.</w:t>
+      </w:r>
+    </w:p>
+    <w:tbl>
+      <w:tblPr>
+        <w:tblStyle w:val="TableGrid"/>
+        <w:tblW w:w="0" w:type="auto"/>
+        <w:tblInd w:w="420" w:type="dxa"/>
+        <w:tblLook w:val="04A0" w:firstRow="1" w:lastRow="0" w:firstColumn="1" w:lastColumn="0" w:noHBand="0" w:noVBand="1"/>
+      </w:tblPr>
+      <w:tblGrid>
+        <w:gridCol w:w="3005"/>
+        <w:gridCol w:w="3005"/>
+        <w:gridCol w:w="3006"/>
+      </w:tblGrid>
+      <w:tr>
+        <w:tc>
+          <w:tcPr>
+            <w:tcW w:w="3005" w:type="dxa"/>
+            <w:shd w:val="clear" w:color="auto" w:fill="92D050"/>
+          </w:tcPr>
+          <w:p>
+            <w:pPr>
+              <w:pStyle w:val="CustomHeading"/>
+              <w:numPr>
+                <w:ilvl w:val="0"/>
+                <w:numId w:val="0"/>
+              </w:numPr>
+              <w:spacing w:line="240" w:lineRule="auto"/>
+              <w:jc w:val="center"/>
+            </w:pPr>
+            <w:r>
+              <w:t>Baseline Mean Score</w:t>
+            </w:r>
+          </w:p>
+        </w:tc>
+        <w:tc>
+          <w:tcPr>
+            <w:tcW w:w="3005" w:type="dxa"/>
+            <w:shd w:val="clear" w:color="auto" w:fill="00B0F0"/>
+          </w:tcPr>
+          <w:p>
+            <w:pPr>
+              <w:pStyle w:val="CustomHeading"/>
+              <w:numPr>
+                <w:ilvl w:val="0"/>
+                <w:numId w:val="0"/>
+              </w:numPr>
+              <w:spacing w:line="240" w:lineRule="auto"/>
+              <w:jc w:val="center"/>
+            </w:pPr>
+            <w:r>
+              <w:t>Cooperative Mean Score</w:t>
+            </w:r>
+          </w:p>
+        </w:tc>
+        <w:tc>
+          <w:tcPr>
+            <w:tcW w:w="3006" w:type="dxa"/>
+            <w:shd w:val="clear" w:color="auto" w:fill="FF0000"/>
+          </w:tcPr>
+          <w:p>
+            <w:pPr>
+              <w:pStyle w:val="CustomHeading"/>
+              <w:numPr>
+                <w:ilvl w:val="0"/>
+                <w:numId w:val="0"/>
+              </w:numPr>
+              <w:spacing w:line="240" w:lineRule="auto"/>
+              <w:jc w:val="center"/>
+            </w:pPr>
+            <w:r>
+              <w:t>Competitive Mean Score</w:t>
+            </w:r>
+          </w:p>
+        </w:tc>
+      </w:tr>
+      <w:tr>
+        <w:tc>
+          <w:tcPr>
+            <w:tcW w:w="3005" w:type="dxa"/>
+          </w:tcPr>
+          <w:p>
+            <w:pPr>
+              <w:pStyle w:val="CustomHeading"/>
+              <w:numPr>
+                <w:ilvl w:val="0"/>
+                <w:numId w:val="0"/>
+              </w:numPr>
+              <w:spacing w:line="240" w:lineRule="auto"/>
+            </w:pPr>
+            <w:r>
+              <w:t>N/A</w:t>
+            </w:r>
+          </w:p>
+        </w:tc>
+        <w:tc>
+          <w:tcPr>
+            <w:tcW w:w="3005" w:type="dxa"/>
+          </w:tcPr>
+          <w:p>
+            <w:pPr>
+              <w:pStyle w:val="CustomHeading"/>
+              <w:numPr>
+                <w:ilvl w:val="0"/>
+                <w:numId w:val="0"/>
+              </w:numPr>
+              <w:spacing w:line="240" w:lineRule="auto"/>
+            </w:pPr>
+            <w:r>
+              <w:t>N/A</w:t>
+            </w:r>
+          </w:p>
+        </w:tc>
+        <w:tc>
+          <w:tcPr>
+            <w:tcW w:w="3006" w:type="dxa"/>
+          </w:tcPr>
+          <w:p>
+            <w:pPr>
+              <w:pStyle w:val="CustomHeading"/>
+              <w:numPr>
+                <w:ilvl w:val="0"/>
+                <w:numId w:val="0"/>
+              </w:numPr>
+              <w:spacing w:line="240" w:lineRule="auto"/>
+            </w:pPr>
+            <w:r>
+              <w:t>6.5</w:t>
+            </w:r>
+          </w:p>
+        </w:tc>
+      </w:tr>
+    </w:tbl>
+    <w:p>
+      <w:pPr>
+        <w:pStyle w:val="CustomHeading"/>
+        <w:numPr>
+          <w:ilvl w:val="0"/>
+          <w:numId w:val="11"/>
+        </w:numPr>
+        <w:spacing w:line="240" w:lineRule="auto"/>
+        <w:ind w:firstLine="0"/>
+      </w:pPr>
+      <w:r>
+        <w:t>If you were in the baseline scenario: I felt less motivated to push myself because I was cycling alone.</w:t>
+      </w:r>
+    </w:p>
+    <w:tbl>
+      <w:tblPr>
+        <w:tblStyle w:val="TableGrid"/>
+        <w:tblW w:w="0" w:type="auto"/>
+        <w:tblInd w:w="420" w:type="dxa"/>
+        <w:tblLook w:val="04A0" w:firstRow="1" w:lastRow="0" w:firstColumn="1" w:lastColumn="0" w:noHBand="0" w:noVBand="1"/>
+      </w:tblPr>
+      <w:tblGrid>
+        <w:gridCol w:w="3005"/>
+        <w:gridCol w:w="3005"/>
+        <w:gridCol w:w="3006"/>
+      </w:tblGrid>
+      <w:tr>
+        <w:tc>
+          <w:tcPr>
+            <w:tcW w:w="3005" w:type="dxa"/>
+            <w:shd w:val="clear" w:color="auto" w:fill="92D050"/>
+          </w:tcPr>
+          <w:p>
+            <w:pPr>
+              <w:pStyle w:val="CustomHeading"/>
+              <w:numPr>
+                <w:ilvl w:val="0"/>
+                <w:numId w:val="0"/>
+              </w:numPr>
+              <w:spacing w:line="240" w:lineRule="auto"/>
+              <w:jc w:val="center"/>
+            </w:pPr>
+            <w:r>
+              <w:t>Baseline Mean Score</w:t>
+            </w:r>
+          </w:p>
+        </w:tc>
+        <w:tc>
+          <w:tcPr>
+            <w:tcW w:w="3005" w:type="dxa"/>
+            <w:shd w:val="clear" w:color="auto" w:fill="00B0F0"/>
+          </w:tcPr>
+          <w:p>
+            <w:pPr>
+              <w:pStyle w:val="CustomHeading"/>
+              <w:numPr>
+                <w:ilvl w:val="0"/>
+                <w:numId w:val="0"/>
+              </w:numPr>
+              <w:spacing w:line="240" w:lineRule="auto"/>
+              <w:jc w:val="center"/>
+            </w:pPr>
+            <w:r>
+              <w:t>Cooperative Mean Score</w:t>
+            </w:r>
+          </w:p>
+        </w:tc>
+        <w:tc>
+          <w:tcPr>
+            <w:tcW w:w="3006" w:type="dxa"/>
+            <w:shd w:val="clear" w:color="auto" w:fill="FF0000"/>
+          </w:tcPr>
+          <w:p>
+            <w:pPr>
+              <w:pStyle w:val="CustomHeading"/>
+              <w:numPr>
+                <w:ilvl w:val="0"/>
+                <w:numId w:val="0"/>
+              </w:numPr>
+              <w:spacing w:line="240" w:lineRule="auto"/>
+              <w:jc w:val="center"/>
+            </w:pPr>
+            <w:r>
+              <w:t>Competitive Mean Score</w:t>
+            </w:r>
+          </w:p>
+        </w:tc>
+      </w:tr>
+      <w:tr>
+        <w:tc>
+          <w:tcPr>
+            <w:tcW w:w="3005" w:type="dxa"/>
+          </w:tcPr>
+          <w:p>
+            <w:pPr>
+              <w:pStyle w:val="CustomHeading"/>
+              <w:numPr>
+                <w:ilvl w:val="0"/>
+                <w:numId w:val="0"/>
+              </w:numPr>
+              <w:spacing w:line="240" w:lineRule="auto"/>
+            </w:pPr>
+            <w:r>
+              <w:t>4</w:t>
+            </w:r>
+          </w:p>
+        </w:tc>
+        <w:tc>
+          <w:tcPr>
+            <w:tcW w:w="3005" w:type="dxa"/>
+          </w:tcPr>
+          <w:p>
+            <w:pPr>
+              <w:pStyle w:val="CustomHeading"/>
+              <w:numPr>
+                <w:ilvl w:val="0"/>
+                <w:numId w:val="0"/>
+              </w:numPr>
+              <w:spacing w:line="240" w:lineRule="auto"/>
+            </w:pPr>
+            <w:r>
+              <w:t>N/A</w:t>
+            </w:r>
+          </w:p>
+        </w:tc>
+        <w:tc>
+          <w:tcPr>
+            <w:tcW w:w="3006" w:type="dxa"/>
+          </w:tcPr>
+          <w:p>
+            <w:pPr>
+              <w:pStyle w:val="CustomHeading"/>
+              <w:numPr>
+                <w:ilvl w:val="0"/>
+                <w:numId w:val="0"/>
+              </w:numPr>
+              <w:spacing w:line="240" w:lineRule="auto"/>
+            </w:pPr>
+            <w:r>
+              <w:t>N/A</w:t>
+            </w:r>
+          </w:p>
+        </w:tc>
+      </w:tr>
+    </w:tbl>
+    <w:p>
+      <w:pPr>
+        <w:pStyle w:val="CustomHeading"/>
+        <w:numPr>
+          <w:ilvl w:val="0"/>
+          <w:numId w:val="11"/>
+        </w:numPr>
+        <w:spacing w:line="240" w:lineRule="auto"/>
+        <w:ind w:firstLine="0"/>
+      </w:pPr>
+      <w:r>
+        <w:t>Compared to a standard gym workout; this VR scenario made me work harder.</w:t>
+      </w:r>
+    </w:p>
+    <w:tbl>
+      <w:tblPr>
+        <w:tblStyle w:val="TableGrid"/>
+        <w:tblW w:w="0" w:type="auto"/>
+        <w:tblInd w:w="420" w:type="dxa"/>
+        <w:tblLook w:val="04A0" w:firstRow="1" w:lastRow="0" w:firstColumn="1" w:lastColumn="0" w:noHBand="0" w:noVBand="1"/>
+      </w:tblPr>
+      <w:tblGrid>
+        <w:gridCol w:w="3005"/>
+        <w:gridCol w:w="3005"/>
+        <w:gridCol w:w="3006"/>
+      </w:tblGrid>
+      <w:tr>
+        <w:tc>
+          <w:tcPr>
+            <w:tcW w:w="3005" w:type="dxa"/>
+            <w:shd w:val="clear" w:color="auto" w:fill="92D050"/>
+          </w:tcPr>
+          <w:p>
+            <w:pPr>
+              <w:pStyle w:val="CustomHeading"/>
+              <w:numPr>
+                <w:ilvl w:val="0"/>
+                <w:numId w:val="0"/>
+              </w:numPr>
+              <w:spacing w:line="240" w:lineRule="auto"/>
+              <w:jc w:val="center"/>
+            </w:pPr>
+            <w:r>
+              <w:t>Baseline Mean Score</w:t>
+            </w:r>
+          </w:p>
+        </w:tc>
+        <w:tc>
+          <w:tcPr>
+            <w:tcW w:w="3005" w:type="dxa"/>
+            <w:shd w:val="clear" w:color="auto" w:fill="00B0F0"/>
+          </w:tcPr>
+          <w:p>
+            <w:pPr>
+              <w:pStyle w:val="CustomHeading"/>
+              <w:numPr>
+                <w:ilvl w:val="0"/>
+                <w:numId w:val="0"/>
+              </w:numPr>
+              <w:spacing w:line="240" w:lineRule="auto"/>
+              <w:jc w:val="center"/>
+            </w:pPr>
+            <w:r>
+              <w:t>Cooperative Mean Score</w:t>
+            </w:r>
+          </w:p>
+        </w:tc>
+        <w:tc>
+          <w:tcPr>
+            <w:tcW w:w="3006" w:type="dxa"/>
+            <w:shd w:val="clear" w:color="auto" w:fill="FF0000"/>
+          </w:tcPr>
+          <w:p>
+            <w:pPr>
+              <w:pStyle w:val="CustomHeading"/>
+              <w:numPr>
+                <w:ilvl w:val="0"/>
+                <w:numId w:val="0"/>
+              </w:numPr>
+              <w:spacing w:line="240" w:lineRule="auto"/>
+              <w:jc w:val="center"/>
+            </w:pPr>
+            <w:r>
+              <w:t>Competitive Mean Score</w:t>
+            </w:r>
+          </w:p>
+        </w:tc>
+      </w:tr>
+      <w:tr>
+        <w:tc>
+          <w:tcPr>
+            <w:tcW w:w="3005" w:type="dxa"/>
+          </w:tcPr>
+          <w:p>
+            <w:pPr>
+              <w:pStyle w:val="CustomHeading"/>
+              <w:numPr>
+                <w:ilvl w:val="0"/>
+                <w:numId w:val="0"/>
+              </w:numPr>
+              <w:spacing w:line="240" w:lineRule="auto"/>
+            </w:pPr>
+            <w:r>
+              <w:t>5.27</w:t>
+            </w:r>
+          </w:p>
+        </w:tc>
+        <w:tc>
+          <w:tcPr>
+            <w:tcW w:w="3005" w:type="dxa"/>
+          </w:tcPr>
+          <w:p>
+            <w:pPr>
+              <w:pStyle w:val="CustomHeading"/>
+              <w:numPr>
+                <w:ilvl w:val="0"/>
+                <w:numId w:val="0"/>
+              </w:numPr>
+              <w:spacing w:line="240" w:lineRule="auto"/>
+            </w:pPr>
+            <w:r>
+              <w:t>5.75</w:t>
+            </w:r>
+          </w:p>
+        </w:tc>
+        <w:tc>
+          <w:tcPr>
+            <w:tcW w:w="3006" w:type="dxa"/>
+          </w:tcPr>
+          <w:p>
+            <w:pPr>
+              <w:pStyle w:val="CustomHeading"/>
+              <w:numPr>
+                <w:ilvl w:val="0"/>
+                <w:numId w:val="0"/>
+              </w:numPr>
+              <w:spacing w:line="240" w:lineRule="auto"/>
+            </w:pPr>
+            <w:r>
+              <w:t>6.58</w:t>
+            </w:r>
+          </w:p>
+        </w:tc>
+      </w:tr>
+    </w:tbl>
+    <w:p>
+      <w:pPr>
+        <w:pStyle w:val="CustomHeading"/>
+        <w:numPr>
+          <w:ilvl w:val="0"/>
+          <w:numId w:val="11"/>
+        </w:numPr>
+        <w:spacing w:line="240" w:lineRule="auto"/>
+        <w:ind w:firstLine="0"/>
+      </w:pPr>
+      <w:r>
+        <w:t>The VR experience made the workout feel more purposeful than traditional workouts.</w:t>
+      </w:r>
+    </w:p>
+    <w:tbl>
+      <w:tblPr>
+        <w:tblStyle w:val="TableGrid"/>
+        <w:tblW w:w="0" w:type="auto"/>
+        <w:tblInd w:w="420" w:type="dxa"/>
+        <w:tblLook w:val="04A0" w:firstRow="1" w:lastRow="0" w:firstColumn="1" w:lastColumn="0" w:noHBand="0" w:noVBand="1"/>
+      </w:tblPr>
+      <w:tblGrid>
+        <w:gridCol w:w="3005"/>
+        <w:gridCol w:w="3005"/>
+        <w:gridCol w:w="3006"/>
+      </w:tblGrid>
+      <w:tr>
+        <w:tc>
+          <w:tcPr>
+            <w:tcW w:w="3005" w:type="dxa"/>
+            <w:shd w:val="clear" w:color="auto" w:fill="92D050"/>
+          </w:tcPr>
+          <w:p>
+            <w:pPr>
+              <w:pStyle w:val="CustomHeading"/>
+              <w:numPr>
+                <w:ilvl w:val="0"/>
+                <w:numId w:val="0"/>
+              </w:numPr>
+              <w:spacing w:line="240" w:lineRule="auto"/>
+              <w:jc w:val="center"/>
+            </w:pPr>
+            <w:r>
+              <w:t>Baseline Mean Score</w:t>
+            </w:r>
+          </w:p>
+        </w:tc>
+        <w:tc>
+          <w:tcPr>
+            <w:tcW w:w="3005" w:type="dxa"/>
+            <w:shd w:val="clear" w:color="auto" w:fill="00B0F0"/>
+          </w:tcPr>
+          <w:p>
+            <w:pPr>
+              <w:pStyle w:val="CustomHeading"/>
+              <w:numPr>
+                <w:ilvl w:val="0"/>
+                <w:numId w:val="0"/>
+              </w:numPr>
+              <w:spacing w:line="240" w:lineRule="auto"/>
+              <w:jc w:val="center"/>
+            </w:pPr>
+            <w:r>
+              <w:t>Cooperative Mean Score</w:t>
+            </w:r>
+          </w:p>
+        </w:tc>
+        <w:tc>
+          <w:tcPr>
+            <w:tcW w:w="3006" w:type="dxa"/>
+            <w:shd w:val="clear" w:color="auto" w:fill="FF0000"/>
+          </w:tcPr>
+          <w:p>
+            <w:pPr>
+              <w:pStyle w:val="CustomHeading"/>
+              <w:numPr>
+                <w:ilvl w:val="0"/>
+                <w:numId w:val="0"/>
+              </w:numPr>
+              <w:spacing w:line="240" w:lineRule="auto"/>
+              <w:jc w:val="center"/>
+            </w:pPr>
+            <w:r>
+              <w:t>Competitive Mean Score</w:t>
+            </w:r>
+          </w:p>
+        </w:tc>
+      </w:tr>
+      <w:tr>
+        <w:tc>
+          <w:tcPr>
+            <w:tcW w:w="3005" w:type="dxa"/>
+          </w:tcPr>
+          <w:p>
+            <w:pPr>
+              <w:pStyle w:val="CustomHeading"/>
+              <w:numPr>
+                <w:ilvl w:val="0"/>
+                <w:numId w:val="0"/>
+              </w:numPr>
+              <w:spacing w:line="240" w:lineRule="auto"/>
+            </w:pPr>
+            <w:r>
+              <w:t>4.93</w:t>
+            </w:r>
+          </w:p>
+        </w:tc>
+        <w:tc>
+          <w:tcPr>
+            <w:tcW w:w="3005" w:type="dxa"/>
+          </w:tcPr>
+          <w:p>
+            <w:pPr>
+              <w:pStyle w:val="CustomHeading"/>
+              <w:numPr>
+                <w:ilvl w:val="0"/>
+                <w:numId w:val="0"/>
+              </w:numPr>
+              <w:spacing w:line="240" w:lineRule="auto"/>
+            </w:pPr>
+            <w:r>
+              <w:t>6.08</w:t>
+            </w:r>
+          </w:p>
+        </w:tc>
+        <w:tc>
+          <w:tcPr>
+            <w:tcW w:w="3006" w:type="dxa"/>
+          </w:tcPr>
+          <w:p>
+            <w:pPr>
+              <w:pStyle w:val="CustomHeading"/>
+              <w:numPr>
+                <w:ilvl w:val="0"/>
+                <w:numId w:val="0"/>
+              </w:numPr>
+              <w:spacing w:line="240" w:lineRule="auto"/>
+            </w:pPr>
+            <w:r>
+              <w:t>6.58</w:t>
+            </w:r>
+          </w:p>
+        </w:tc>
+      </w:tr>
+    </w:tbl>
+    <w:p>
+      <w:pPr>
+        <w:pStyle w:val="CustomHeading"/>
+        <w:numPr>
+          <w:ilvl w:val="0"/>
+          <w:numId w:val="11"/>
+        </w:numPr>
+        <w:spacing w:line="240" w:lineRule="auto"/>
+        <w:ind w:firstLine="0"/>
+      </w:pPr>
+      <w:r>
+        <w:t>The VR system was easy to understand and use.</w:t>
+      </w:r>
+    </w:p>
+    <w:tbl>
+      <w:tblPr>
+        <w:tblStyle w:val="TableGrid"/>
+        <w:tblW w:w="0" w:type="auto"/>
+        <w:tblInd w:w="420" w:type="dxa"/>
+        <w:tblLook w:val="04A0" w:firstRow="1" w:lastRow="0" w:firstColumn="1" w:lastColumn="0" w:noHBand="0" w:noVBand="1"/>
+      </w:tblPr>
+      <w:tblGrid>
+        <w:gridCol w:w="3005"/>
+        <w:gridCol w:w="3005"/>
+        <w:gridCol w:w="3006"/>
+      </w:tblGrid>
+      <w:tr>
+        <w:tc>
+          <w:tcPr>
+            <w:tcW w:w="3005" w:type="dxa"/>
+            <w:shd w:val="clear" w:color="auto" w:fill="92D050"/>
+          </w:tcPr>
+          <w:p>
+            <w:pPr>
+              <w:pStyle w:val="CustomHeading"/>
+              <w:numPr>
+                <w:ilvl w:val="0"/>
+                <w:numId w:val="0"/>
+              </w:numPr>
+              <w:spacing w:line="240" w:lineRule="auto"/>
+              <w:jc w:val="center"/>
+            </w:pPr>
+            <w:r>
+              <w:t>Baseline Mean Score</w:t>
+            </w:r>
+          </w:p>
+        </w:tc>
+        <w:tc>
+          <w:tcPr>
+            <w:tcW w:w="3005" w:type="dxa"/>
+            <w:shd w:val="clear" w:color="auto" w:fill="00B0F0"/>
+          </w:tcPr>
+          <w:p>
+            <w:pPr>
+              <w:pStyle w:val="CustomHeading"/>
+              <w:numPr>
+                <w:ilvl w:val="0"/>
+                <w:numId w:val="0"/>
+              </w:numPr>
+              <w:spacing w:line="240" w:lineRule="auto"/>
+              <w:jc w:val="center"/>
+            </w:pPr>
+            <w:r>
+              <w:t>Cooperative Mean Score</w:t>
+            </w:r>
+          </w:p>
+        </w:tc>
+        <w:tc>
+          <w:tcPr>
+            <w:tcW w:w="3006" w:type="dxa"/>
+            <w:shd w:val="clear" w:color="auto" w:fill="FF0000"/>
+          </w:tcPr>
+          <w:p>
+            <w:pPr>
+              <w:pStyle w:val="CustomHeading"/>
+              <w:numPr>
+                <w:ilvl w:val="0"/>
+                <w:numId w:val="0"/>
+              </w:numPr>
+              <w:spacing w:line="240" w:lineRule="auto"/>
+              <w:jc w:val="center"/>
+            </w:pPr>
+            <w:r>
+              <w:t>Competitive Mean Score</w:t>
+            </w:r>
+          </w:p>
+        </w:tc>
+      </w:tr>
+      <w:tr>
+        <w:tc>
+          <w:tcPr>
+            <w:tcW w:w="3005" w:type="dxa"/>
+          </w:tcPr>
+          <w:p>
+            <w:pPr>
+              <w:pStyle w:val="CustomHeading"/>
+              <w:numPr>
+                <w:ilvl w:val="0"/>
+                <w:numId w:val="0"/>
+              </w:numPr>
+              <w:spacing w:line="240" w:lineRule="auto"/>
+            </w:pPr>
+            <w:r>
+              <w:t>6.13</w:t>
+            </w:r>
+          </w:p>
+        </w:tc>
+        <w:tc>
+          <w:tcPr>
+            <w:tcW w:w="3005" w:type="dxa"/>
+          </w:tcPr>
+          <w:p>
+            <w:pPr>
+              <w:pStyle w:val="CustomHeading"/>
+              <w:numPr>
+                <w:ilvl w:val="0"/>
+                <w:numId w:val="0"/>
+              </w:numPr>
+              <w:spacing w:line="240" w:lineRule="auto"/>
+            </w:pPr>
+            <w:r>
+              <w:t>6.33</w:t>
+            </w:r>
+          </w:p>
+        </w:tc>
+        <w:tc>
+          <w:tcPr>
+            <w:tcW w:w="3006" w:type="dxa"/>
+          </w:tcPr>
+          <w:p>
+            <w:pPr>
+              <w:pStyle w:val="CustomHeading"/>
+              <w:numPr>
+                <w:ilvl w:val="0"/>
+                <w:numId w:val="0"/>
+              </w:numPr>
+              <w:spacing w:line="240" w:lineRule="auto"/>
+            </w:pPr>
+            <w:r>
+              <w:t>6.33</w:t>
+            </w:r>
+          </w:p>
+        </w:tc>
+      </w:tr>
+    </w:tbl>
+    <w:p>
+      <w:pPr>
+        <w:pStyle w:val="CustomHeading"/>
+        <w:numPr>
+          <w:ilvl w:val="0"/>
+          <w:numId w:val="11"/>
+        </w:numPr>
+        <w:spacing w:line="240" w:lineRule="auto"/>
+        <w:ind w:firstLine="0"/>
+      </w:pPr>
+      <w:r>
+        <w:t xml:space="preserve">The VR system felt intuitive and did not require much effort to figure out. </w:t>
+      </w:r>
+    </w:p>
+    <w:tbl>
+      <w:tblPr>
+        <w:tblStyle w:val="TableGrid"/>
+        <w:tblW w:w="0" w:type="auto"/>
+        <w:tblInd w:w="420" w:type="dxa"/>
+        <w:tblLook w:val="04A0" w:firstRow="1" w:lastRow="0" w:firstColumn="1" w:lastColumn="0" w:noHBand="0" w:noVBand="1"/>
+      </w:tblPr>
+      <w:tblGrid>
+        <w:gridCol w:w="3005"/>
+        <w:gridCol w:w="3005"/>
+        <w:gridCol w:w="3006"/>
+      </w:tblGrid>
+      <w:tr>
+        <w:tc>
+          <w:tcPr>
+            <w:tcW w:w="3005" w:type="dxa"/>
+            <w:shd w:val="clear" w:color="auto" w:fill="92D050"/>
+          </w:tcPr>
+          <w:p>
+            <w:pPr>
+              <w:pStyle w:val="CustomHeading"/>
+              <w:numPr>
+                <w:ilvl w:val="0"/>
+                <w:numId w:val="0"/>
+              </w:numPr>
+              <w:spacing w:line="240" w:lineRule="auto"/>
+              <w:jc w:val="center"/>
+            </w:pPr>
+            <w:r>
+              <w:t>Baseline Mean Score</w:t>
+            </w:r>
+          </w:p>
+        </w:tc>
+        <w:tc>
+          <w:tcPr>
+            <w:tcW w:w="3005" w:type="dxa"/>
+            <w:shd w:val="clear" w:color="auto" w:fill="00B0F0"/>
+          </w:tcPr>
+          <w:p>
+            <w:pPr>
+              <w:pStyle w:val="CustomHeading"/>
+              <w:numPr>
+                <w:ilvl w:val="0"/>
+                <w:numId w:val="0"/>
+              </w:numPr>
+              <w:spacing w:line="240" w:lineRule="auto"/>
+              <w:jc w:val="center"/>
+            </w:pPr>
+            <w:r>
+              <w:t>Cooperative Mean Score</w:t>
+            </w:r>
+          </w:p>
+        </w:tc>
+        <w:tc>
+          <w:tcPr>
+            <w:tcW w:w="3006" w:type="dxa"/>
+            <w:shd w:val="clear" w:color="auto" w:fill="FF0000"/>
+          </w:tcPr>
+          <w:p>
+            <w:pPr>
+              <w:pStyle w:val="CustomHeading"/>
+              <w:numPr>
+                <w:ilvl w:val="0"/>
+                <w:numId w:val="0"/>
+              </w:numPr>
+              <w:spacing w:line="240" w:lineRule="auto"/>
+              <w:jc w:val="center"/>
+            </w:pPr>
+            <w:r>
+              <w:t>Competitive Mean Score</w:t>
+            </w:r>
+          </w:p>
+        </w:tc>
+      </w:tr>
+      <w:tr>
+        <w:tc>
+          <w:tcPr>
+            <w:tcW w:w="3005" w:type="dxa"/>
+          </w:tcPr>
+          <w:p>
+            <w:pPr>
+              <w:pStyle w:val="CustomHeading"/>
+              <w:numPr>
+                <w:ilvl w:val="0"/>
+                <w:numId w:val="0"/>
+              </w:numPr>
+              <w:spacing w:line="240" w:lineRule="auto"/>
+            </w:pPr>
+            <w:r>
+              <w:t>5.87</w:t>
+            </w:r>
+          </w:p>
+        </w:tc>
+        <w:tc>
+          <w:tcPr>
+            <w:tcW w:w="3005" w:type="dxa"/>
+          </w:tcPr>
+          <w:p>
+            <w:pPr>
+              <w:pStyle w:val="CustomHeading"/>
+              <w:numPr>
+                <w:ilvl w:val="0"/>
+                <w:numId w:val="0"/>
+              </w:numPr>
+              <w:spacing w:line="240" w:lineRule="auto"/>
+            </w:pPr>
+            <w:r>
+              <w:t>6</w:t>
+            </w:r>
+          </w:p>
+        </w:tc>
+        <w:tc>
+          <w:tcPr>
+            <w:tcW w:w="3006" w:type="dxa"/>
+          </w:tcPr>
+          <w:p>
+            <w:pPr>
+              <w:pStyle w:val="CustomHeading"/>
+              <w:numPr>
+                <w:ilvl w:val="0"/>
+                <w:numId w:val="0"/>
+              </w:numPr>
+              <w:spacing w:line="240" w:lineRule="auto"/>
+            </w:pPr>
+            <w:r>
+              <w:t>6</w:t>
+            </w:r>
+          </w:p>
+        </w:tc>
+      </w:tr>
+    </w:tbl>
+    <w:p>
+      <w:pPr>
+        <w:pStyle w:val="CustomHeading"/>
+        <w:numPr>
+          <w:ilvl w:val="0"/>
+          <w:numId w:val="11"/>
+        </w:numPr>
+        <w:spacing w:line="240" w:lineRule="auto"/>
+        <w:ind w:firstLine="0"/>
+      </w:pPr>
+      <w:r>
+        <w:t>I felt fully immersed in the VR environment during the ramp test.</w:t>
+      </w:r>
+    </w:p>
+    <w:tbl>
+      <w:tblPr>
+        <w:tblStyle w:val="TableGrid"/>
+        <w:tblW w:w="0" w:type="auto"/>
+        <w:tblInd w:w="420" w:type="dxa"/>
+        <w:tblLook w:val="04A0" w:firstRow="1" w:lastRow="0" w:firstColumn="1" w:lastColumn="0" w:noHBand="0" w:noVBand="1"/>
+      </w:tblPr>
+      <w:tblGrid>
+        <w:gridCol w:w="3005"/>
+        <w:gridCol w:w="3005"/>
+        <w:gridCol w:w="3006"/>
+      </w:tblGrid>
+      <w:tr>
+        <w:tc>
+          <w:tcPr>
+            <w:tcW w:w="3005" w:type="dxa"/>
+            <w:shd w:val="clear" w:color="auto" w:fill="92D050"/>
+          </w:tcPr>
+          <w:p>
+            <w:pPr>
+              <w:pStyle w:val="CustomHeading"/>
+              <w:numPr>
+                <w:ilvl w:val="0"/>
+                <w:numId w:val="0"/>
+              </w:numPr>
+              <w:spacing w:line="240" w:lineRule="auto"/>
+              <w:jc w:val="center"/>
+            </w:pPr>
+            <w:r>
+              <w:t>Baseline Mean Score</w:t>
+            </w:r>
+          </w:p>
+        </w:tc>
+        <w:tc>
+          <w:tcPr>
+            <w:tcW w:w="3005" w:type="dxa"/>
+            <w:shd w:val="clear" w:color="auto" w:fill="00B0F0"/>
+          </w:tcPr>
+          <w:p>
+            <w:pPr>
+              <w:pStyle w:val="CustomHeading"/>
+              <w:numPr>
+                <w:ilvl w:val="0"/>
+                <w:numId w:val="0"/>
+              </w:numPr>
+              <w:spacing w:line="240" w:lineRule="auto"/>
+              <w:jc w:val="center"/>
+            </w:pPr>
+            <w:r>
+              <w:t>Cooperative Mean Score</w:t>
+            </w:r>
+          </w:p>
+        </w:tc>
+        <w:tc>
+          <w:tcPr>
+            <w:tcW w:w="3006" w:type="dxa"/>
+            <w:shd w:val="clear" w:color="auto" w:fill="FF0000"/>
+          </w:tcPr>
+          <w:p>
+            <w:pPr>
+              <w:pStyle w:val="CustomHeading"/>
+              <w:numPr>
+                <w:ilvl w:val="0"/>
+                <w:numId w:val="0"/>
+              </w:numPr>
+              <w:spacing w:line="240" w:lineRule="auto"/>
+              <w:jc w:val="center"/>
+            </w:pPr>
+            <w:r>
+              <w:t>Competitive Mean Score</w:t>
+            </w:r>
+          </w:p>
+        </w:tc>
+      </w:tr>
+      <w:tr>
+        <w:tc>
+          <w:tcPr>
+            <w:tcW w:w="3005" w:type="dxa"/>
+          </w:tcPr>
+          <w:p>
+            <w:pPr>
+              <w:pStyle w:val="CustomHeading"/>
+              <w:numPr>
+                <w:ilvl w:val="0"/>
+                <w:numId w:val="0"/>
+              </w:numPr>
+              <w:spacing w:line="240" w:lineRule="auto"/>
+            </w:pPr>
+            <w:r>
+              <w:t>5.33</w:t>
+            </w:r>
+          </w:p>
+        </w:tc>
+        <w:tc>
+          <w:tcPr>
+            <w:tcW w:w="3005" w:type="dxa"/>
+          </w:tcPr>
+          <w:p>
+            <w:pPr>
+              <w:pStyle w:val="CustomHeading"/>
+              <w:numPr>
+                <w:ilvl w:val="0"/>
+                <w:numId w:val="0"/>
+              </w:numPr>
+              <w:spacing w:line="240" w:lineRule="auto"/>
+            </w:pPr>
+            <w:r>
+              <w:t>5.92</w:t>
+            </w:r>
+          </w:p>
+        </w:tc>
+        <w:tc>
+          <w:tcPr>
+            <w:tcW w:w="3006" w:type="dxa"/>
+          </w:tcPr>
+          <w:p>
+            <w:pPr>
+              <w:pStyle w:val="CustomHeading"/>
+              <w:numPr>
+                <w:ilvl w:val="0"/>
+                <w:numId w:val="0"/>
+              </w:numPr>
+              <w:spacing w:line="240" w:lineRule="auto"/>
+            </w:pPr>
+            <w:r>
+              <w:t>6.33</w:t>
+            </w:r>
+          </w:p>
+        </w:tc>
+      </w:tr>
+    </w:tbl>
+    <w:p>
+      <w:pPr>
+        <w:pStyle w:val="CustomHeading"/>
+        <w:numPr>
+          <w:ilvl w:val="0"/>
+          <w:numId w:val="11"/>
+        </w:numPr>
+        <w:spacing w:line="240" w:lineRule="auto"/>
+        <w:ind w:firstLine="0"/>
+      </w:pPr>
+      <w:r>
+        <w:t>The graphics and visual elements were clear and helped me understand my progress or position in the scenario.</w:t>
+      </w:r>
+    </w:p>
+    <w:tbl>
+      <w:tblPr>
+        <w:tblStyle w:val="TableGrid"/>
+        <w:tblW w:w="0" w:type="auto"/>
+        <w:tblInd w:w="420" w:type="dxa"/>
+        <w:tblLook w:val="04A0" w:firstRow="1" w:lastRow="0" w:firstColumn="1" w:lastColumn="0" w:noHBand="0" w:noVBand="1"/>
+      </w:tblPr>
+      <w:tblGrid>
+        <w:gridCol w:w="3005"/>
+        <w:gridCol w:w="3005"/>
+        <w:gridCol w:w="3006"/>
+      </w:tblGrid>
+      <w:tr>
+        <w:tc>
+          <w:tcPr>
+            <w:tcW w:w="3005" w:type="dxa"/>
+            <w:shd w:val="clear" w:color="auto" w:fill="92D050"/>
+          </w:tcPr>
+          <w:p>
+            <w:pPr>
+              <w:pStyle w:val="CustomHeading"/>
+              <w:numPr>
+                <w:ilvl w:val="0"/>
+                <w:numId w:val="0"/>
+              </w:numPr>
+              <w:spacing w:line="240" w:lineRule="auto"/>
+              <w:jc w:val="center"/>
+            </w:pPr>
+            <w:r>
+              <w:t>Baseline Mean Score</w:t>
+            </w:r>
+          </w:p>
+        </w:tc>
+        <w:tc>
+          <w:tcPr>
+            <w:tcW w:w="3005" w:type="dxa"/>
+            <w:shd w:val="clear" w:color="auto" w:fill="00B0F0"/>
+          </w:tcPr>
+          <w:p>
+            <w:pPr>
+              <w:pStyle w:val="CustomHeading"/>
+              <w:numPr>
+                <w:ilvl w:val="0"/>
+                <w:numId w:val="0"/>
+              </w:numPr>
+              <w:spacing w:line="240" w:lineRule="auto"/>
+              <w:jc w:val="center"/>
+            </w:pPr>
+            <w:r>
+              <w:t>Cooperative Mean Score</w:t>
+            </w:r>
+          </w:p>
+        </w:tc>
+        <w:tc>
+          <w:tcPr>
+            <w:tcW w:w="3006" w:type="dxa"/>
+            <w:shd w:val="clear" w:color="auto" w:fill="FF0000"/>
+          </w:tcPr>
+          <w:p>
+            <w:pPr>
+              <w:pStyle w:val="CustomHeading"/>
+              <w:numPr>
+                <w:ilvl w:val="0"/>
+                <w:numId w:val="0"/>
+              </w:numPr>
+              <w:spacing w:line="240" w:lineRule="auto"/>
+              <w:jc w:val="center"/>
+            </w:pPr>
+            <w:r>
+              <w:t>Competitive Mean Score</w:t>
+            </w:r>
+          </w:p>
+        </w:tc>
+      </w:tr>
+      <w:tr>
+        <w:tc>
+          <w:tcPr>
+            <w:tcW w:w="3005" w:type="dxa"/>
+          </w:tcPr>
+          <w:p>
+            <w:pPr>
+              <w:pStyle w:val="CustomHeading"/>
+              <w:numPr>
+                <w:ilvl w:val="0"/>
+                <w:numId w:val="0"/>
+              </w:numPr>
+              <w:spacing w:line="240" w:lineRule="auto"/>
+            </w:pPr>
+            <w:r>
+              <w:t>5.4</w:t>
+            </w:r>
+          </w:p>
+        </w:tc>
+        <w:tc>
+          <w:tcPr>
+            <w:tcW w:w="3005" w:type="dxa"/>
+          </w:tcPr>
+          <w:p>
+            <w:pPr>
+              <w:pStyle w:val="CustomHeading"/>
+              <w:numPr>
+                <w:ilvl w:val="0"/>
+                <w:numId w:val="0"/>
+              </w:numPr>
+              <w:spacing w:line="240" w:lineRule="auto"/>
+            </w:pPr>
+            <w:r>
+              <w:t>5.92</w:t>
+            </w:r>
+          </w:p>
+        </w:tc>
+        <w:tc>
+          <w:tcPr>
+            <w:tcW w:w="3006" w:type="dxa"/>
+          </w:tcPr>
+          <w:p>
+            <w:pPr>
+              <w:pStyle w:val="CustomHeading"/>
+              <w:numPr>
+                <w:ilvl w:val="0"/>
+                <w:numId w:val="0"/>
+              </w:numPr>
+              <w:spacing w:line="240" w:lineRule="auto"/>
+            </w:pPr>
+            <w:r>
+              <w:t>6.25</w:t>
+            </w:r>
+          </w:p>
+        </w:tc>
+      </w:tr>
+    </w:tbl>
+    <w:p>
+      <w:pPr>
+        <w:pStyle w:val="CustomHeading"/>
+        <w:numPr>
+          <w:ilvl w:val="0"/>
+          <w:numId w:val="11"/>
+        </w:numPr>
+        <w:spacing w:line="240" w:lineRule="auto"/>
+        <w:ind w:firstLine="0"/>
+      </w:pPr>
+      <w:r>
+        <w:t>I experienced feelings of dizziness, nausea, or motion sickness while using the VR system.</w:t>
+      </w:r>
+    </w:p>
+    <w:tbl>
+      <w:tblPr>
+        <w:tblStyle w:val="TableGrid"/>
+        <w:tblW w:w="0" w:type="auto"/>
+        <w:tblInd w:w="420" w:type="dxa"/>
+        <w:tblLook w:val="04A0" w:firstRow="1" w:lastRow="0" w:firstColumn="1" w:lastColumn="0" w:noHBand="0" w:noVBand="1"/>
+      </w:tblPr>
+      <w:tblGrid>
+        <w:gridCol w:w="3005"/>
+        <w:gridCol w:w="3005"/>
+        <w:gridCol w:w="3006"/>
+      </w:tblGrid>
+      <w:tr>
+        <w:tc>
+          <w:tcPr>
+            <w:tcW w:w="3005" w:type="dxa"/>
+            <w:shd w:val="clear" w:color="auto" w:fill="92D050"/>
+          </w:tcPr>
+          <w:p>
+            <w:pPr>
+              <w:pStyle w:val="CustomHeading"/>
+              <w:numPr>
+                <w:ilvl w:val="0"/>
+                <w:numId w:val="0"/>
+              </w:numPr>
+              <w:spacing w:line="240" w:lineRule="auto"/>
+              <w:jc w:val="center"/>
+            </w:pPr>
+            <w:r>
+              <w:t>Baseline Mean Score</w:t>
+            </w:r>
+          </w:p>
+        </w:tc>
+        <w:tc>
+          <w:tcPr>
+            <w:tcW w:w="3005" w:type="dxa"/>
+            <w:shd w:val="clear" w:color="auto" w:fill="00B0F0"/>
+          </w:tcPr>
+          <w:p>
+            <w:pPr>
+              <w:pStyle w:val="CustomHeading"/>
+              <w:numPr>
+                <w:ilvl w:val="0"/>
+                <w:numId w:val="0"/>
+              </w:numPr>
+              <w:spacing w:line="240" w:lineRule="auto"/>
+              <w:jc w:val="center"/>
+            </w:pPr>
+            <w:r>
+              <w:t>Cooperative Mean Score</w:t>
+            </w:r>
+          </w:p>
+        </w:tc>
+        <w:tc>
+          <w:tcPr>
+            <w:tcW w:w="3006" w:type="dxa"/>
+            <w:shd w:val="clear" w:color="auto" w:fill="FF0000"/>
+          </w:tcPr>
+          <w:p>
+            <w:pPr>
+              <w:pStyle w:val="CustomHeading"/>
+              <w:numPr>
+                <w:ilvl w:val="0"/>
+                <w:numId w:val="0"/>
+              </w:numPr>
+              <w:spacing w:line="240" w:lineRule="auto"/>
+              <w:jc w:val="center"/>
+            </w:pPr>
+            <w:r>
+              <w:t>Competitive Mean Score</w:t>
+            </w:r>
+          </w:p>
+        </w:tc>
+      </w:tr>
+      <w:tr>
+        <w:tc>
+          <w:tcPr>
+            <w:tcW w:w="3005" w:type="dxa"/>
+          </w:tcPr>
+          <w:p>
+            <w:pPr>
+              <w:pStyle w:val="CustomHeading"/>
+              <w:numPr>
+                <w:ilvl w:val="0"/>
+                <w:numId w:val="0"/>
+              </w:numPr>
+              <w:spacing w:line="240" w:lineRule="auto"/>
+            </w:pPr>
+            <w:r>
+              <w:t>3.6</w:t>
+            </w:r>
+          </w:p>
+        </w:tc>
+        <w:tc>
+          <w:tcPr>
+            <w:tcW w:w="3005" w:type="dxa"/>
+          </w:tcPr>
+          <w:p>
+            <w:pPr>
+              <w:pStyle w:val="CustomHeading"/>
+              <w:numPr>
+                <w:ilvl w:val="0"/>
+                <w:numId w:val="0"/>
+              </w:numPr>
+              <w:spacing w:line="240" w:lineRule="auto"/>
+            </w:pPr>
+            <w:r>
+              <w:t>2.58</w:t>
+            </w:r>
+          </w:p>
+        </w:tc>
+        <w:tc>
+          <w:tcPr>
+            <w:tcW w:w="3006" w:type="dxa"/>
+          </w:tcPr>
+          <w:p>
+            <w:pPr>
+              <w:pStyle w:val="CustomHeading"/>
+              <w:numPr>
+                <w:ilvl w:val="0"/>
+                <w:numId w:val="0"/>
+              </w:numPr>
+              <w:spacing w:line="240" w:lineRule="auto"/>
+            </w:pPr>
+            <w:r>
+              <w:t>2.17</w:t>
+            </w:r>
+          </w:p>
+        </w:tc>
+      </w:tr>
+    </w:tbl>
+    <w:p>
+      <w:pPr>
+        <w:rPr>
+          <w:rFonts w:ascii="Times New Roman" w:hAnsi="Times New Roman" w:cs="Times New Roman"/>
+          <w:noProof/>
+        </w:rPr>
+      </w:pPr>
+    </w:p>
+    <w:p>
+      <w:pPr>
+        <w:rPr>
+          <w:rFonts w:ascii="Times New Roman" w:hAnsi="Times New Roman" w:cs="Times New Roman"/>
+          <w:noProof/>
+        </w:rPr>
+      </w:pPr>
+    </w:p>
+    <w:p>
+      <w:pPr>
+        <w:rPr>
+          <w:rFonts w:ascii="Times New Roman" w:hAnsi="Times New Roman" w:cs="Times New Roman"/>
+          <w:noProof/>
+        </w:rPr>
+      </w:pPr>
+    </w:p>
+    <w:p>
+      <w:pPr>
+        <w:rPr>
+          <w:rFonts w:ascii="Times New Roman" w:hAnsi="Times New Roman" w:cs="Times New Roman"/>
+          <w:noProof/>
+        </w:rPr>
+      </w:pPr>
     </w:p>
     <w:p>
       <w:pPr>
@@ -14619,6 +18353,7 @@
         <w:t xml:space="preserve">, 19(6), pp.719–727. </w:t>
       </w:r>
       <w:proofErr w:type="spellStart"/>
+      <w:proofErr w:type="gramStart"/>
       <w:r>
         <w:rPr>
           <w:rFonts w:ascii="Times New Roman" w:hAnsi="Times New Roman" w:cs="Times New Roman"/>
@@ -14630,7 +18365,14 @@
         <w:rPr>
           <w:rFonts w:ascii="Times New Roman" w:hAnsi="Times New Roman" w:cs="Times New Roman"/>
         </w:rPr>
-        <w:t>://doi.org/10.1080/17461391.2018.1542459.</w:t>
+        <w:t>://doi.org/10.1080/17461391.2018.1542459</w:t>
+      </w:r>
+      <w:proofErr w:type="gramEnd"/>
+      <w:r>
+        <w:rPr>
+          <w:rFonts w:ascii="Times New Roman" w:hAnsi="Times New Roman" w:cs="Times New Roman"/>
+        </w:rPr>
+        <w:t>.</w:t>
       </w:r>
     </w:p>
     <w:p>
@@ -14694,6 +18436,7 @@
         <w:t xml:space="preserve">. </w:t>
       </w:r>
       <w:proofErr w:type="spellStart"/>
+      <w:proofErr w:type="gramStart"/>
       <w:r>
         <w:rPr>
           <w:color w:val="000000"/>
@@ -14705,7 +18448,14 @@
         <w:rPr>
           <w:color w:val="000000"/>
         </w:rPr>
-        <w:t>://doi.org/10.1145/3313831.3376256.</w:t>
+        <w:t>://doi.org/10.1145/3313831.3376256</w:t>
+      </w:r>
+      <w:proofErr w:type="gramEnd"/>
+      <w:r>
+        <w:rPr>
+          <w:color w:val="000000"/>
+        </w:rPr>
+        <w:t>.</w:t>
       </w:r>
     </w:p>
     <w:p>
@@ -14741,6 +18491,7 @@
         <w:t xml:space="preserve">. </w:t>
       </w:r>
       <w:proofErr w:type="spellStart"/>
+      <w:proofErr w:type="gramStart"/>
       <w:r>
         <w:rPr>
           <w:color w:val="000000"/>
@@ -14752,7 +18503,14 @@
         <w:rPr>
           <w:color w:val="000000"/>
         </w:rPr>
-        <w:t>://doi.org/10.23736/s1973-9087.22.07643-2.</w:t>
+        <w:t>://doi.org/10.23736/s1973-9087.22.07643-2</w:t>
+      </w:r>
+      <w:proofErr w:type="gramEnd"/>
+      <w:r>
+        <w:rPr>
+          <w:color w:val="000000"/>
+        </w:rPr>
+        <w:t>.</w:t>
       </w:r>
     </w:p>
     <w:p>
@@ -14802,6 +18560,7 @@
         <w:t xml:space="preserve">, 32(4), pp.655–663. </w:t>
       </w:r>
       <w:proofErr w:type="spellStart"/>
+      <w:proofErr w:type="gramStart"/>
       <w:r>
         <w:rPr>
           <w:color w:val="000000"/>
@@ -14813,7 +18572,14 @@
         <w:rPr>
           <w:color w:val="000000"/>
         </w:rPr>
-        <w:t>://doi.org/10.1139/h07-038.</w:t>
+        <w:t>://doi.org/10.1139/h07-038</w:t>
+      </w:r>
+      <w:proofErr w:type="gramEnd"/>
+      <w:r>
+        <w:rPr>
+          <w:color w:val="000000"/>
+        </w:rPr>
+        <w:t>.</w:t>
       </w:r>
     </w:p>
     <w:p>
@@ -14863,6 +18629,7 @@
         <w:t xml:space="preserve">, 20(1), pp.1–14. </w:t>
       </w:r>
       <w:proofErr w:type="spellStart"/>
+      <w:proofErr w:type="gramStart"/>
       <w:r>
         <w:rPr>
           <w:color w:val="000000"/>
@@ -14874,7 +18641,14 @@
         <w:rPr>
           <w:color w:val="000000"/>
         </w:rPr>
-        <w:t>://doi.org/10.1162/pres_a_00031.</w:t>
+        <w:t>://doi.org/10.1162/pres_a_00031</w:t>
+      </w:r>
+      <w:proofErr w:type="gramEnd"/>
+      <w:r>
+        <w:rPr>
+          <w:color w:val="000000"/>
+        </w:rPr>
+        <w:t>.</w:t>
       </w:r>
     </w:p>
     <w:p>
@@ -14928,6 +18702,7 @@
         <w:t xml:space="preserve">, 16(6), pp.423–427. </w:t>
       </w:r>
       <w:proofErr w:type="spellStart"/>
+      <w:proofErr w:type="gramStart"/>
       <w:r>
         <w:rPr>
           <w:color w:val="000000"/>
@@ -14939,7 +18714,14 @@
         <w:rPr>
           <w:color w:val="000000"/>
         </w:rPr>
-        <w:t>://doi.org/10.1089/cyber.2012.0384.</w:t>
+        <w:t>://doi.org/10.1089/cyber.2012.0384</w:t>
+      </w:r>
+      <w:proofErr w:type="gramEnd"/>
+      <w:r>
+        <w:rPr>
+          <w:color w:val="000000"/>
+        </w:rPr>
+        <w:t>.</w:t>
       </w:r>
     </w:p>
     <w:p>
@@ -15020,6 +18802,7 @@
         <w:t xml:space="preserve">, 21(3), pp.598–601. </w:t>
       </w:r>
       <w:proofErr w:type="spellStart"/>
+      <w:proofErr w:type="gramStart"/>
       <w:r>
         <w:rPr>
           <w:color w:val="000000"/>
@@ -15031,7 +18814,14 @@
         <w:rPr>
           <w:color w:val="000000"/>
         </w:rPr>
-        <w:t>://doi.org/10.1002/oby.20282.</w:t>
+        <w:t>://doi.org/10.1002/oby.20282</w:t>
+      </w:r>
+      <w:proofErr w:type="gramEnd"/>
+      <w:r>
+        <w:rPr>
+          <w:color w:val="000000"/>
+        </w:rPr>
+        <w:t>.</w:t>
       </w:r>
     </w:p>
     <w:p>
@@ -15210,14 +19000,7 @@
         <w:rPr>
           <w:color w:val="000000"/>
         </w:rPr>
-        <w:t xml:space="preserve">, C., 2018, </w:t>
-      </w:r>
-      <w:r>
-        <w:rPr>
-          <w:color w:val="000000"/>
-        </w:rPr>
-        <w:lastRenderedPageBreak/>
-        <w:t>April. Interactive feedforward for improving performance and maintaining intrinsic motivation in VR exergaming. In </w:t>
+        <w:t>, C., 2018, April. Interactive feedforward for improving performance and maintaining intrinsic motivation in VR exergaming. In </w:t>
       </w:r>
       <w:r>
         <w:rPr>
@@ -15267,6 +19050,7 @@
         <w:t xml:space="preserve">, 2(2). </w:t>
       </w:r>
       <w:proofErr w:type="spellStart"/>
+      <w:proofErr w:type="gramStart"/>
       <w:r>
         <w:rPr>
           <w:color w:val="000000"/>
@@ -15278,7 +19062,14 @@
         <w:rPr>
           <w:color w:val="000000"/>
         </w:rPr>
-        <w:t>://doi.org/10.1002/cphy.c110025.</w:t>
+        <w:t>://doi.org/10.1002/cphy.c110025</w:t>
+      </w:r>
+      <w:proofErr w:type="gramEnd"/>
+      <w:r>
+        <w:rPr>
+          <w:color w:val="000000"/>
+        </w:rPr>
+        <w:t>.</w:t>
       </w:r>
     </w:p>
     <w:p>
@@ -15313,7 +19104,25 @@
           <w:iCs/>
           <w:color w:val="000000"/>
         </w:rPr>
-        <w:t>Nearly 1.8 Billion Adults at Risk of Disease from Not Doing Enough Physical Activity</w:t>
+        <w:t xml:space="preserve">Nearly 1.8 </w:t>
+      </w:r>
+      <w:proofErr w:type="gramStart"/>
+      <w:r>
+        <w:rPr>
+          <w:i/>
+          <w:iCs/>
+          <w:color w:val="000000"/>
+        </w:rPr>
+        <w:t>Billion</w:t>
+      </w:r>
+      <w:proofErr w:type="gramEnd"/>
+      <w:r>
+        <w:rPr>
+          <w:i/>
+          <w:iCs/>
+          <w:color w:val="000000"/>
+        </w:rPr>
+        <w:t xml:space="preserve"> Adults at Risk of Disease from Not Doing Enough Physical Activity</w:t>
       </w:r>
       <w:r>
         <w:rPr>
@@ -15370,6 +19179,7 @@
         <w:rPr>
           <w:color w:val="000000"/>
         </w:rPr>
+        <w:lastRenderedPageBreak/>
         <w:t>‌ Medline Plus (2019). </w:t>
       </w:r>
       <w:r>
@@ -15462,6 +19272,7 @@
         <w:t xml:space="preserve">, 43(3), pp.177–184. </w:t>
       </w:r>
       <w:proofErr w:type="spellStart"/>
+      <w:proofErr w:type="gramStart"/>
       <w:r>
         <w:rPr>
           <w:color w:val="000000"/>
@@ -15473,7 +19284,14 @@
         <w:rPr>
           <w:color w:val="000000"/>
         </w:rPr>
-        <w:t>://doi.org/10.47626/2237-6089-2021-0237.</w:t>
+        <w:t>://doi.org/10.47626/2237-6089-2021-0237</w:t>
+      </w:r>
+      <w:proofErr w:type="gramEnd"/>
+      <w:r>
+        <w:rPr>
+          <w:color w:val="000000"/>
+        </w:rPr>
+        <w:t>.</w:t>
       </w:r>
     </w:p>
     <w:p>
@@ -15668,7 +19486,21 @@
         <w:rPr>
           <w:color w:val="000000"/>
         </w:rPr>
-        <w:t>‌ Ryan, R.M. and Deci, E.L. (2000). Self-determination Theory and the Facilitation of Intrinsic motivation, Social development, and well-being. </w:t>
+        <w:t xml:space="preserve">‌ Ryan, R.M. and Deci, E.L. (2000). Self-determination Theory and the Facilitation of Intrinsic motivation, </w:t>
+      </w:r>
+      <w:proofErr w:type="gramStart"/>
+      <w:r>
+        <w:rPr>
+          <w:color w:val="000000"/>
+        </w:rPr>
+        <w:t>Social</w:t>
+      </w:r>
+      <w:proofErr w:type="gramEnd"/>
+      <w:r>
+        <w:rPr>
+          <w:color w:val="000000"/>
+        </w:rPr>
+        <w:t xml:space="preserve"> development, and well-being. </w:t>
       </w:r>
       <w:r>
         <w:rPr>
@@ -15700,7 +19532,6 @@
         <w:rPr>
           <w:color w:val="000000"/>
         </w:rPr>
-        <w:lastRenderedPageBreak/>
         <w:t xml:space="preserve">‌ </w:t>
       </w:r>
       <w:proofErr w:type="spellStart"/>
@@ -15746,6 +19577,7 @@
         <w:t xml:space="preserve">, 1(1), p.e3. </w:t>
       </w:r>
       <w:proofErr w:type="spellStart"/>
+      <w:proofErr w:type="gramStart"/>
       <w:r>
         <w:rPr>
           <w:color w:val="000000"/>
@@ -15757,7 +19589,14 @@
         <w:rPr>
           <w:color w:val="000000"/>
         </w:rPr>
-        <w:t>://doi.org/10.2196/games.3139.</w:t>
+        <w:t>://doi.org/10.2196/games.3139</w:t>
+      </w:r>
+      <w:proofErr w:type="gramEnd"/>
+      <w:r>
+        <w:rPr>
+          <w:color w:val="000000"/>
+        </w:rPr>
+        <w:t>.</w:t>
       </w:r>
     </w:p>
     <w:p>
@@ -15803,7 +19642,7 @@
     </w:p>
     <w:sectPr>
       <w:pgSz w:w="11906" w:h="16838"/>
-      <w:pgMar w:top="1440" w:right="1440" w:bottom="1440" w:left="1440" w:header="708" w:footer="708" w:gutter="0"/>
+      <w:pgMar w:top="720" w:right="720" w:bottom="720" w:left="720" w:header="708" w:footer="708" w:gutter="0"/>
       <w:cols w:space="708"/>
       <w:docGrid w:linePitch="360"/>
     </w:sectPr>
@@ -16170,6 +20009,95 @@
     </w:lvl>
   </w:abstractNum>
   <w:abstractNum w:abstractNumId="4" w15:restartNumberingAfterBreak="0">
+    <w:nsid w:val="33CB3F25"/>
+    <w:multiLevelType w:val="hybridMultilevel"/>
+    <w:tmpl w:val="B25031F6"/>
+    <w:lvl w:ilvl="0" w:tplc="0809000F">
+      <w:start w:val="1"/>
+      <w:numFmt w:val="decimal"/>
+      <w:lvlText w:val="%1."/>
+      <w:lvlJc w:val="left"/>
+      <w:pPr>
+        <w:ind w:left="780" w:hanging="360"/>
+      </w:pPr>
+      <w:rPr>
+        <w:rFonts w:hint="default"/>
+      </w:rPr>
+    </w:lvl>
+    <w:lvl w:ilvl="1" w:tplc="08090019" w:tentative="1">
+      <w:start w:val="1"/>
+      <w:numFmt w:val="lowerLetter"/>
+      <w:lvlText w:val="%2."/>
+      <w:lvlJc w:val="left"/>
+      <w:pPr>
+        <w:ind w:left="1500" w:hanging="360"/>
+      </w:pPr>
+    </w:lvl>
+    <w:lvl w:ilvl="2" w:tplc="0809001B" w:tentative="1">
+      <w:start w:val="1"/>
+      <w:numFmt w:val="lowerRoman"/>
+      <w:lvlText w:val="%3."/>
+      <w:lvlJc w:val="right"/>
+      <w:pPr>
+        <w:ind w:left="2220" w:hanging="180"/>
+      </w:pPr>
+    </w:lvl>
+    <w:lvl w:ilvl="3" w:tplc="0809000F" w:tentative="1">
+      <w:start w:val="1"/>
+      <w:numFmt w:val="decimal"/>
+      <w:lvlText w:val="%4."/>
+      <w:lvlJc w:val="left"/>
+      <w:pPr>
+        <w:ind w:left="2940" w:hanging="360"/>
+      </w:pPr>
+    </w:lvl>
+    <w:lvl w:ilvl="4" w:tplc="08090019" w:tentative="1">
+      <w:start w:val="1"/>
+      <w:numFmt w:val="lowerLetter"/>
+      <w:lvlText w:val="%5."/>
+      <w:lvlJc w:val="left"/>
+      <w:pPr>
+        <w:ind w:left="3660" w:hanging="360"/>
+      </w:pPr>
+    </w:lvl>
+    <w:lvl w:ilvl="5" w:tplc="0809001B" w:tentative="1">
+      <w:start w:val="1"/>
+      <w:numFmt w:val="lowerRoman"/>
+      <w:lvlText w:val="%6."/>
+      <w:lvlJc w:val="right"/>
+      <w:pPr>
+        <w:ind w:left="4380" w:hanging="180"/>
+      </w:pPr>
+    </w:lvl>
+    <w:lvl w:ilvl="6" w:tplc="0809000F" w:tentative="1">
+      <w:start w:val="1"/>
+      <w:numFmt w:val="decimal"/>
+      <w:lvlText w:val="%7."/>
+      <w:lvlJc w:val="left"/>
+      <w:pPr>
+        <w:ind w:left="5100" w:hanging="360"/>
+      </w:pPr>
+    </w:lvl>
+    <w:lvl w:ilvl="7" w:tplc="08090019" w:tentative="1">
+      <w:start w:val="1"/>
+      <w:numFmt w:val="lowerLetter"/>
+      <w:lvlText w:val="%8."/>
+      <w:lvlJc w:val="left"/>
+      <w:pPr>
+        <w:ind w:left="5820" w:hanging="360"/>
+      </w:pPr>
+    </w:lvl>
+    <w:lvl w:ilvl="8" w:tplc="0809001B" w:tentative="1">
+      <w:start w:val="1"/>
+      <w:numFmt w:val="lowerRoman"/>
+      <w:lvlText w:val="%9."/>
+      <w:lvlJc w:val="right"/>
+      <w:pPr>
+        <w:ind w:left="6540" w:hanging="180"/>
+      </w:pPr>
+    </w:lvl>
+  </w:abstractNum>
+  <w:abstractNum w:abstractNumId="5" w15:restartNumberingAfterBreak="0">
     <w:nsid w:val="35554339"/>
     <w:multiLevelType w:val="hybridMultilevel"/>
     <w:tmpl w:val="44D2BDDE"/>
@@ -16282,7 +20210,7 @@
       </w:rPr>
     </w:lvl>
   </w:abstractNum>
-  <w:abstractNum w:abstractNumId="5" w15:restartNumberingAfterBreak="0">
+  <w:abstractNum w:abstractNumId="6" w15:restartNumberingAfterBreak="0">
     <w:nsid w:val="38F954C9"/>
     <w:multiLevelType w:val="multilevel"/>
     <w:tmpl w:val="0E0650BC"/>
@@ -16398,7 +20326,7 @@
       </w:rPr>
     </w:lvl>
   </w:abstractNum>
-  <w:abstractNum w:abstractNumId="6" w15:restartNumberingAfterBreak="0">
+  <w:abstractNum w:abstractNumId="7" w15:restartNumberingAfterBreak="0">
     <w:nsid w:val="43973F5F"/>
     <w:multiLevelType w:val="hybridMultilevel"/>
     <w:tmpl w:val="F16E95E2"/>
@@ -16487,7 +20415,7 @@
       </w:pPr>
     </w:lvl>
   </w:abstractNum>
-  <w:abstractNum w:abstractNumId="7" w15:restartNumberingAfterBreak="0">
+  <w:abstractNum w:abstractNumId="8" w15:restartNumberingAfterBreak="0">
     <w:nsid w:val="44373ABD"/>
     <w:multiLevelType w:val="hybridMultilevel"/>
     <w:tmpl w:val="561018C0"/>
@@ -16576,7 +20504,7 @@
       </w:pPr>
     </w:lvl>
   </w:abstractNum>
-  <w:abstractNum w:abstractNumId="8" w15:restartNumberingAfterBreak="0">
+  <w:abstractNum w:abstractNumId="9" w15:restartNumberingAfterBreak="0">
     <w:nsid w:val="4ED208D1"/>
     <w:multiLevelType w:val="hybridMultilevel"/>
     <w:tmpl w:val="363E3156"/>
@@ -16665,7 +20593,7 @@
       </w:pPr>
     </w:lvl>
   </w:abstractNum>
-  <w:abstractNum w:abstractNumId="9" w15:restartNumberingAfterBreak="0">
+  <w:abstractNum w:abstractNumId="10" w15:restartNumberingAfterBreak="0">
     <w:nsid w:val="6DEF3BF7"/>
     <w:multiLevelType w:val="hybridMultilevel"/>
     <w:tmpl w:val="D6007F7C"/>
@@ -16755,19 +20683,19 @@
     </w:lvl>
   </w:abstractNum>
   <w:num w:numId="1" w16cid:durableId="2095978941">
-    <w:abstractNumId w:val="5"/>
+    <w:abstractNumId w:val="6"/>
   </w:num>
   <w:num w:numId="2" w16cid:durableId="2108116123">
     <w:abstractNumId w:val="1"/>
   </w:num>
   <w:num w:numId="3" w16cid:durableId="105320386">
-    <w:abstractNumId w:val="7"/>
+    <w:abstractNumId w:val="8"/>
   </w:num>
   <w:num w:numId="4" w16cid:durableId="2106071494">
     <w:abstractNumId w:val="3"/>
   </w:num>
   <w:num w:numId="5" w16cid:durableId="450904167">
-    <w:abstractNumId w:val="9"/>
+    <w:abstractNumId w:val="10"/>
   </w:num>
   <w:num w:numId="6" w16cid:durableId="1894656174">
     <w:abstractNumId w:val="2"/>
@@ -16776,12 +20704,15 @@
     <w:abstractNumId w:val="0"/>
   </w:num>
   <w:num w:numId="8" w16cid:durableId="1568569935">
-    <w:abstractNumId w:val="6"/>
+    <w:abstractNumId w:val="7"/>
   </w:num>
   <w:num w:numId="9" w16cid:durableId="1292639480">
-    <w:abstractNumId w:val="8"/>
+    <w:abstractNumId w:val="9"/>
   </w:num>
   <w:num w:numId="10" w16cid:durableId="1963418308">
+    <w:abstractNumId w:val="5"/>
+  </w:num>
+  <w:num w:numId="11" w16cid:durableId="1692494129">
     <w:abstractNumId w:val="4"/>
   </w:num>
 </w:numbering>
@@ -17828,6 +21759,25 @@
       <w14:ligatures w14:val="none"/>
     </w:rPr>
   </w:style>
+  <w:style w:type="table" w:styleId="TableGrid">
+    <w:name w:val="Table Grid"/>
+    <w:basedOn w:val="TableNormal"/>
+    <w:uiPriority w:val="39"/>
+    <w:rsid w:val="0030049F"/>
+    <w:pPr>
+      <w:spacing w:after="0" w:line="240" w:lineRule="auto"/>
+    </w:pPr>
+    <w:tblPr>
+      <w:tblBorders>
+        <w:top w:val="single" w:sz="4" w:space="0" w:color="auto"/>
+        <w:left w:val="single" w:sz="4" w:space="0" w:color="auto"/>
+        <w:bottom w:val="single" w:sz="4" w:space="0" w:color="auto"/>
+        <w:right w:val="single" w:sz="4" w:space="0" w:color="auto"/>
+        <w:insideH w:val="single" w:sz="4" w:space="0" w:color="auto"/>
+        <w:insideV w:val="single" w:sz="4" w:space="0" w:color="auto"/>
+      </w:tblBorders>
+    </w:tblPr>
+  </w:style>
 </w:styles>
 </file>
 
